--- a/02-放大电路/03-音频放大电路/音频功率放大电路/音频功率放大电路.docx
+++ b/02-放大电路/03-音频放大电路/音频功率放大电路/音频功率放大电路.docx
@@ -2686,6 +2686,20 @@
     </w:p>
     <w:bookmarkEnd w:id="26"/>
     <w:bookmarkEnd w:id="27"/>
+    <w:p>
+      <w:pPr>
+        <w:spacing w:before="360"/>
+        <w:jc w:val="center"/>
+      </w:pPr>
+      <w:r>
+        <w:rPr>
+          <w:rFonts w:ascii="Times New Roman" w:hAnsi="Times New Roman"/>
+          <w:color w:val="555555"/>
+          <w:sz w:val="21"/>
+        </w:rPr>
+        <w:t>材料收集者：杜文杰</w:t>
+      </w:r>
+    </w:p>
     <w:sectPr>
       <w:headerReference r:id="rId9" w:type="default"/>
       <w:footerReference r:id="rId10" w:type="default"/>

--- a/02-放大电路/03-音频放大电路/音频功率放大电路/音频功率放大电路.docx
+++ b/02-放大电路/03-音频放大电路/音频功率放大电路/音频功率放大电路.docx
@@ -1,6 +1,6 @@
 
 <file path=word/document.xml><?xml version="1.0" encoding="utf-8"?>
-<w:document xmlns:w="http://schemas.openxmlformats.org/wordprocessingml/2006/main" xmlns:m="http://schemas.openxmlformats.org/officeDocument/2006/math" xmlns:r="http://schemas.openxmlformats.org/officeDocument/2006/relationships" xmlns:o="urn:schemas-microsoft-com:office:office" xmlns:v="urn:schemas-microsoft-com:vml" xmlns:w10="urn:schemas-microsoft-com:office:word" xmlns:a="http://schemas.openxmlformats.org/drawingml/2006/main" xmlns:pic="http://schemas.openxmlformats.org/drawingml/2006/picture" xmlns:wp="http://schemas.openxmlformats.org/drawingml/2006/wordprocessingDrawing">
+<w:document xmlns:m="http://schemas.openxmlformats.org/officeDocument/2006/math" xmlns:r="http://schemas.openxmlformats.org/officeDocument/2006/relationships" xmlns:w="http://schemas.openxmlformats.org/wordprocessingml/2006/main" xmlns:o="urn:schemas-microsoft-com:office:office" xmlns:v="urn:schemas-microsoft-com:vml" xmlns:w10="urn:schemas-microsoft-com:office:word" xmlns:a="http://schemas.openxmlformats.org/drawingml/2006/main" xmlns:pic="http://schemas.openxmlformats.org/drawingml/2006/picture" xmlns:wp="http://schemas.openxmlformats.org/drawingml/2006/wordprocessingDrawing">
   <w:body>
     <w:bookmarkStart w:id="27" w:name="音频功率放大电路"/>
     <w:p>
@@ -9,7 +9,7 @@
       </w:pPr>
       <w:r>
         <w:rPr>
-          <w:rFonts w:hint="eastAsia"/>
+          <w:rFonts w:hint="eastAsia" w:eastAsia="黑体"/>
         </w:rPr>
         <w:t xml:space="preserve">音频功率放大电路</w:t>
       </w:r>
@@ -21,7 +21,7 @@
       </w:pPr>
       <w:r>
         <w:rPr>
-          <w:rFonts w:hint="eastAsia"/>
+          <w:rFonts w:hint="eastAsia" w:eastAsia="黑体"/>
         </w:rPr>
         <w:t xml:space="preserve">拓扑描述</w:t>
       </w:r>
@@ -32,16 +32,19 @@
       </w:pPr>
       <w:r>
         <w:rPr>
-          <w:rFonts w:hint="eastAsia"/>
+          <w:rFonts w:hint="eastAsia" w:eastAsia="黑体"/>
         </w:rPr>
         <w:t xml:space="preserve">由</w:t>
       </w:r>
       <w:r>
+        <w:rPr>
+          <w:rFonts w:eastAsia="黑体"/>
+        </w:rPr>
         <w:t xml:space="preserve"> </w:t>
       </w:r>
       <w:r>
         <w:rPr>
-          <w:rFonts w:hint="eastAsia"/>
+          <w:rFonts w:hint="eastAsia" w:eastAsia="黑体"/>
           <w:b/>
           <w:bCs/>
         </w:rPr>
@@ -49,11 +52,14 @@
       </w:r>
       <w:r>
         <w:rPr>
-          <w:rFonts w:hint="eastAsia"/>
+          <w:rFonts w:hint="eastAsia" w:eastAsia="黑体"/>
         </w:rPr>
         <w:t xml:space="preserve">（差分对管</w:t>
       </w:r>
       <w:r>
+        <w:rPr>
+          <w:rFonts w:eastAsia="黑体"/>
+        </w:rPr>
         <w:t xml:space="preserve"> </w:t>
       </w:r>
       <m:oMath>
@@ -71,6 +77,9 @@
         </m:sSub>
       </m:oMath>
       <w:r>
+        <w:rPr>
+          <w:rFonts w:eastAsia="黑体"/>
+        </w:rPr>
         <w:t xml:space="preserve">、</w:t>
       </w:r>
       <m:oMath>
@@ -89,13 +98,13 @@
       </m:oMath>
       <w:r>
         <w:rPr>
-          <w:rFonts w:hint="eastAsia"/>
+          <w:rFonts w:hint="eastAsia" w:eastAsia="黑体"/>
         </w:rPr>
         <w:t xml:space="preserve">，或输入运放）、</w:t>
       </w:r>
       <w:r>
         <w:rPr>
-          <w:rFonts w:hint="eastAsia"/>
+          <w:rFonts w:hint="eastAsia" w:eastAsia="黑体"/>
           <w:b/>
           <w:bCs/>
         </w:rPr>
@@ -103,11 +112,14 @@
       </w:r>
       <w:r>
         <w:rPr>
-          <w:rFonts w:hint="eastAsia"/>
+          <w:rFonts w:hint="eastAsia" w:eastAsia="黑体"/>
         </w:rPr>
         <w:t xml:space="preserve">（激励级</w:t>
       </w:r>
       <w:r>
+        <w:rPr>
+          <w:rFonts w:eastAsia="黑体"/>
+        </w:rPr>
         <w:t xml:space="preserve"> </w:t>
       </w:r>
       <m:oMath>
@@ -126,13 +138,13 @@
       </m:oMath>
       <w:r>
         <w:rPr>
-          <w:rFonts w:hint="eastAsia"/>
+          <w:rFonts w:hint="eastAsia" w:eastAsia="黑体"/>
         </w:rPr>
         <w:t xml:space="preserve">）、</w:t>
       </w:r>
       <w:r>
         <w:rPr>
-          <w:rFonts w:hint="eastAsia"/>
+          <w:rFonts w:hint="eastAsia" w:eastAsia="黑体"/>
           <w:b/>
           <w:bCs/>
         </w:rPr>
@@ -140,11 +152,14 @@
       </w:r>
       <w:r>
         <w:rPr>
-          <w:rFonts w:hint="eastAsia"/>
+          <w:rFonts w:hint="eastAsia" w:eastAsia="黑体"/>
         </w:rPr>
         <w:t xml:space="preserve">（上管</w:t>
       </w:r>
       <w:r>
+        <w:rPr>
+          <w:rFonts w:eastAsia="黑体"/>
+        </w:rPr>
         <w:t xml:space="preserve"> </w:t>
       </w:r>
       <m:oMath>
@@ -162,24 +177,33 @@
         </m:sSub>
       </m:oMath>
       <w:r>
+        <w:rPr>
+          <w:rFonts w:eastAsia="黑体"/>
+        </w:rPr>
         <w:t xml:space="preserve"> </w:t>
       </w:r>
       <w:r>
         <w:rPr>
-          <w:rFonts w:hint="eastAsia"/>
+          <w:rFonts w:hint="eastAsia" w:eastAsia="黑体"/>
         </w:rPr>
         <w:t xml:space="preserve">为</w:t>
       </w:r>
       <w:r>
+        <w:rPr>
+          <w:rFonts w:eastAsia="黑体"/>
+        </w:rPr>
         <w:t xml:space="preserve"> </w:t>
       </w:r>
       <w:r>
         <w:rPr>
-          <w:rFonts w:hint="eastAsia"/>
+          <w:rFonts w:hint="eastAsia" w:eastAsia="黑体"/>
         </w:rPr>
         <w:t xml:space="preserve">NPN、下管</w:t>
       </w:r>
       <w:r>
+        <w:rPr>
+          <w:rFonts w:eastAsia="黑体"/>
+        </w:rPr>
         <w:t xml:space="preserve"> </w:t>
       </w:r>
       <m:oMath>
@@ -197,29 +221,38 @@
         </m:sSub>
       </m:oMath>
       <w:r>
+        <w:rPr>
+          <w:rFonts w:eastAsia="黑体"/>
+        </w:rPr>
         <w:t xml:space="preserve"> </w:t>
       </w:r>
       <w:r>
         <w:rPr>
-          <w:rFonts w:hint="eastAsia"/>
+          <w:rFonts w:hint="eastAsia" w:eastAsia="黑体"/>
         </w:rPr>
         <w:t xml:space="preserve">为</w:t>
       </w:r>
       <w:r>
+        <w:rPr>
+          <w:rFonts w:eastAsia="黑体"/>
+        </w:rPr>
         <w:t xml:space="preserve"> </w:t>
       </w:r>
       <w:r>
         <w:rPr>
-          <w:rFonts w:hint="eastAsia"/>
+          <w:rFonts w:hint="eastAsia" w:eastAsia="黑体"/>
         </w:rPr>
         <w:t xml:space="preserve">PNP）与</w:t>
       </w:r>
       <w:r>
+        <w:rPr>
+          <w:rFonts w:eastAsia="黑体"/>
+        </w:rPr>
         <w:t xml:space="preserve"> </w:t>
       </w:r>
       <w:r>
         <w:rPr>
-          <w:rFonts w:hint="eastAsia"/>
+          <w:rFonts w:hint="eastAsia" w:eastAsia="黑体"/>
           <w:b/>
           <w:bCs/>
         </w:rPr>
@@ -227,6 +260,7 @@
       </w:r>
       <w:r>
         <w:rPr>
+          <w:rFonts w:eastAsia="黑体"/>
           <w:b/>
           <w:bCs/>
         </w:rPr>
@@ -248,49 +282,61 @@
       </m:oMath>
       <w:r>
         <w:rPr>
-          <w:rFonts w:hint="eastAsia"/>
+          <w:rFonts w:hint="eastAsia" w:eastAsia="黑体"/>
         </w:rPr>
         <w:t xml:space="preserve">（扬声器）组成，输出级构成</w:t>
       </w:r>
       <w:r>
+        <w:rPr>
+          <w:rFonts w:eastAsia="黑体"/>
+        </w:rPr>
         <w:t xml:space="preserve"> AB </w:t>
       </w:r>
       <w:r>
         <w:rPr>
-          <w:rFonts w:hint="eastAsia"/>
+          <w:rFonts w:hint="eastAsia" w:eastAsia="黑体"/>
         </w:rPr>
         <w:t xml:space="preserve">类或</w:t>
       </w:r>
       <w:r>
+        <w:rPr>
+          <w:rFonts w:eastAsia="黑体"/>
+        </w:rPr>
         <w:t xml:space="preserve"> B </w:t>
       </w:r>
       <w:r>
         <w:rPr>
-          <w:rFonts w:hint="eastAsia"/>
+          <w:rFonts w:hint="eastAsia" w:eastAsia="黑体"/>
         </w:rPr>
         <w:t xml:space="preserve">类放大，也可用集成功放芯片（如</w:t>
       </w:r>
       <w:r>
+        <w:rPr>
+          <w:rFonts w:eastAsia="黑体"/>
+        </w:rPr>
         <w:t xml:space="preserve"> </w:t>
       </w:r>
       <w:r>
         <w:rPr>
-          <w:rFonts w:hint="eastAsia"/>
+          <w:rFonts w:hint="eastAsia" w:eastAsia="黑体"/>
         </w:rPr>
         <w:t xml:space="preserve">LM3886、TDA7293）。电路共有</w:t>
       </w:r>
       <w:r>
+        <w:rPr>
+          <w:rFonts w:eastAsia="黑体"/>
+        </w:rPr>
         <w:t xml:space="preserve"> 7 </w:t>
       </w:r>
       <w:r>
         <w:rPr>
-          <w:rFonts w:hint="eastAsia"/>
+          <w:rFonts w:hint="eastAsia" w:eastAsia="黑体"/>
         </w:rPr>
         <w:t xml:space="preserve">个关键节点：</w:t>
       </w:r>
       <w:r>
         <w:rPr>
-          <w:rFonts w:hint="eastAsia"/>
+          <w:rFonts w:hint="eastAsia" w:eastAsia="黑体"/>
           <w:b/>
           <w:bCs/>
         </w:rPr>
@@ -298,6 +344,7 @@
       </w:r>
       <w:r>
         <w:rPr>
+          <w:rFonts w:eastAsia="黑体"/>
           <w:b/>
           <w:bCs/>
         </w:rPr>
@@ -305,7 +352,7 @@
       </w:r>
       <w:r>
         <w:rPr>
-          <w:rFonts w:hint="eastAsia"/>
+          <w:rFonts w:hint="eastAsia" w:eastAsia="黑体"/>
           <w:b/>
           <w:bCs/>
         </w:rPr>
@@ -313,11 +360,14 @@
       </w:r>
       <w:r>
         <w:rPr>
-          <w:rFonts w:hint="eastAsia"/>
+          <w:rFonts w:hint="eastAsia" w:eastAsia="黑体"/>
         </w:rPr>
         <w:t xml:space="preserve">（输入信号</w:t>
       </w:r>
       <w:r>
+        <w:rPr>
+          <w:rFonts w:eastAsia="黑体"/>
+        </w:rPr>
         <w:t xml:space="preserve"> </w:t>
       </w:r>
       <m:oMath>
@@ -338,17 +388,20 @@
         </m:sSub>
       </m:oMath>
       <w:r>
+        <w:rPr>
+          <w:rFonts w:eastAsia="黑体"/>
+        </w:rPr>
         <w:t xml:space="preserve"> </w:t>
       </w:r>
       <w:r>
         <w:rPr>
-          <w:rFonts w:hint="eastAsia"/>
+          <w:rFonts w:hint="eastAsia" w:eastAsia="黑体"/>
         </w:rPr>
         <w:t xml:space="preserve">接差分输入级的同相/反相输入端）；</w:t>
       </w:r>
       <w:r>
         <w:rPr>
-          <w:rFonts w:hint="eastAsia"/>
+          <w:rFonts w:hint="eastAsia" w:eastAsia="黑体"/>
           <w:b/>
           <w:bCs/>
         </w:rPr>
@@ -356,6 +409,7 @@
       </w:r>
       <w:r>
         <w:rPr>
+          <w:rFonts w:eastAsia="黑体"/>
           <w:b/>
           <w:bCs/>
         </w:rPr>
@@ -363,7 +417,7 @@
       </w:r>
       <w:r>
         <w:rPr>
-          <w:rFonts w:hint="eastAsia"/>
+          <w:rFonts w:hint="eastAsia" w:eastAsia="黑体"/>
           <w:b/>
           <w:bCs/>
         </w:rPr>
@@ -371,7 +425,7 @@
       </w:r>
       <w:r>
         <w:rPr>
-          <w:rFonts w:hint="eastAsia"/>
+          <w:rFonts w:hint="eastAsia" w:eastAsia="黑体"/>
         </w:rPr>
         <w:t xml:space="preserve">（</w:t>
       </w:r>
@@ -390,6 +444,9 @@
         </m:sSub>
       </m:oMath>
       <w:r>
+        <w:rPr>
+          <w:rFonts w:eastAsia="黑体"/>
+        </w:rPr>
         <w:t xml:space="preserve">、</w:t>
       </w:r>
       <m:oMath>
@@ -407,15 +464,21 @@
         </m:sSub>
       </m:oMath>
       <w:r>
+        <w:rPr>
+          <w:rFonts w:eastAsia="黑体"/>
+        </w:rPr>
         <w:t xml:space="preserve"> </w:t>
       </w:r>
       <w:r>
         <w:rPr>
-          <w:rFonts w:hint="eastAsia"/>
+          <w:rFonts w:hint="eastAsia" w:eastAsia="黑体"/>
         </w:rPr>
         <w:t xml:space="preserve">的集电极与</w:t>
       </w:r>
       <w:r>
+        <w:rPr>
+          <w:rFonts w:eastAsia="黑体"/>
+        </w:rPr>
         <w:t xml:space="preserve"> </w:t>
       </w:r>
       <m:oMath>
@@ -433,26 +496,32 @@
         </m:sSub>
       </m:oMath>
       <w:r>
+        <w:rPr>
+          <w:rFonts w:eastAsia="黑体"/>
+        </w:rPr>
         <w:t xml:space="preserve"> </w:t>
       </w:r>
       <w:r>
         <w:rPr>
-          <w:rFonts w:hint="eastAsia"/>
+          <w:rFonts w:hint="eastAsia" w:eastAsia="黑体"/>
         </w:rPr>
         <w:t xml:space="preserve">的基极</w:t>
       </w:r>
       <w:r>
+        <w:rPr>
+          <w:rFonts w:eastAsia="黑体"/>
+        </w:rPr>
         <w:t xml:space="preserve"> B </w:t>
       </w:r>
       <w:r>
         <w:rPr>
-          <w:rFonts w:hint="eastAsia"/>
+          <w:rFonts w:hint="eastAsia" w:eastAsia="黑体"/>
         </w:rPr>
         <w:t xml:space="preserve">相连）；</w:t>
       </w:r>
       <w:r>
         <w:rPr>
-          <w:rFonts w:hint="eastAsia"/>
+          <w:rFonts w:hint="eastAsia" w:eastAsia="黑体"/>
           <w:b/>
           <w:bCs/>
         </w:rPr>
@@ -460,6 +529,7 @@
       </w:r>
       <w:r>
         <w:rPr>
+          <w:rFonts w:eastAsia="黑体"/>
           <w:b/>
           <w:bCs/>
         </w:rPr>
@@ -467,7 +537,7 @@
       </w:r>
       <w:r>
         <w:rPr>
-          <w:rFonts w:hint="eastAsia"/>
+          <w:rFonts w:hint="eastAsia" w:eastAsia="黑体"/>
           <w:b/>
           <w:bCs/>
         </w:rPr>
@@ -475,7 +545,7 @@
       </w:r>
       <w:r>
         <w:rPr>
-          <w:rFonts w:hint="eastAsia"/>
+          <w:rFonts w:hint="eastAsia" w:eastAsia="黑体"/>
         </w:rPr>
         <w:t xml:space="preserve">（</w:t>
       </w:r>
@@ -494,15 +564,21 @@
         </m:sSub>
       </m:oMath>
       <w:r>
+        <w:rPr>
+          <w:rFonts w:eastAsia="黑体"/>
+        </w:rPr>
         <w:t xml:space="preserve"> </w:t>
       </w:r>
       <w:r>
         <w:rPr>
-          <w:rFonts w:hint="eastAsia"/>
+          <w:rFonts w:hint="eastAsia" w:eastAsia="黑体"/>
         </w:rPr>
         <w:t xml:space="preserve">的集电极与</w:t>
       </w:r>
       <w:r>
+        <w:rPr>
+          <w:rFonts w:eastAsia="黑体"/>
+        </w:rPr>
         <w:t xml:space="preserve"> </w:t>
       </w:r>
       <m:oMath>
@@ -520,6 +596,9 @@
         </m:sSub>
       </m:oMath>
       <w:r>
+        <w:rPr>
+          <w:rFonts w:eastAsia="黑体"/>
+        </w:rPr>
         <w:t xml:space="preserve">、</w:t>
       </w:r>
       <m:oMath>
@@ -537,26 +616,32 @@
         </m:sSub>
       </m:oMath>
       <w:r>
+        <w:rPr>
+          <w:rFonts w:eastAsia="黑体"/>
+        </w:rPr>
         <w:t xml:space="preserve"> </w:t>
       </w:r>
       <w:r>
         <w:rPr>
-          <w:rFonts w:hint="eastAsia"/>
+          <w:rFonts w:hint="eastAsia" w:eastAsia="黑体"/>
         </w:rPr>
         <w:t xml:space="preserve">的基极</w:t>
       </w:r>
       <w:r>
+        <w:rPr>
+          <w:rFonts w:eastAsia="黑体"/>
+        </w:rPr>
         <w:t xml:space="preserve"> B </w:t>
       </w:r>
       <w:r>
         <w:rPr>
-          <w:rFonts w:hint="eastAsia"/>
+          <w:rFonts w:hint="eastAsia" w:eastAsia="黑体"/>
         </w:rPr>
         <w:t xml:space="preserve">相连）；</w:t>
       </w:r>
       <w:r>
         <w:rPr>
-          <w:rFonts w:hint="eastAsia"/>
+          <w:rFonts w:hint="eastAsia" w:eastAsia="黑体"/>
           <w:b/>
           <w:bCs/>
         </w:rPr>
@@ -564,6 +649,7 @@
       </w:r>
       <w:r>
         <w:rPr>
+          <w:rFonts w:eastAsia="黑体"/>
           <w:b/>
           <w:bCs/>
         </w:rPr>
@@ -571,7 +657,7 @@
       </w:r>
       <w:r>
         <w:rPr>
-          <w:rFonts w:hint="eastAsia"/>
+          <w:rFonts w:hint="eastAsia" w:eastAsia="黑体"/>
           <w:b/>
           <w:bCs/>
         </w:rPr>
@@ -579,7 +665,7 @@
       </w:r>
       <w:r>
         <w:rPr>
-          <w:rFonts w:hint="eastAsia"/>
+          <w:rFonts w:hint="eastAsia" w:eastAsia="黑体"/>
         </w:rPr>
         <w:t xml:space="preserve">（</w:t>
       </w:r>
@@ -598,15 +684,21 @@
         </m:sSub>
       </m:oMath>
       <w:r>
+        <w:rPr>
+          <w:rFonts w:eastAsia="黑体"/>
+        </w:rPr>
         <w:t xml:space="preserve"> </w:t>
       </w:r>
       <w:r>
         <w:rPr>
-          <w:rFonts w:hint="eastAsia"/>
+          <w:rFonts w:hint="eastAsia" w:eastAsia="黑体"/>
         </w:rPr>
         <w:t xml:space="preserve">的发射极</w:t>
       </w:r>
       <w:r>
+        <w:rPr>
+          <w:rFonts w:eastAsia="黑体"/>
+        </w:rPr>
         <w:t xml:space="preserve"> E、</w:t>
       </w:r>
       <m:oMath>
@@ -624,24 +716,33 @@
         </m:sSub>
       </m:oMath>
       <w:r>
+        <w:rPr>
+          <w:rFonts w:eastAsia="黑体"/>
+        </w:rPr>
         <w:t xml:space="preserve"> </w:t>
       </w:r>
       <w:r>
         <w:rPr>
-          <w:rFonts w:hint="eastAsia"/>
+          <w:rFonts w:hint="eastAsia" w:eastAsia="黑体"/>
         </w:rPr>
         <w:t xml:space="preserve">的发射极</w:t>
       </w:r>
       <w:r>
+        <w:rPr>
+          <w:rFonts w:eastAsia="黑体"/>
+        </w:rPr>
         <w:t xml:space="preserve"> E </w:t>
       </w:r>
       <w:r>
         <w:rPr>
-          <w:rFonts w:hint="eastAsia"/>
+          <w:rFonts w:hint="eastAsia" w:eastAsia="黑体"/>
         </w:rPr>
         <w:t xml:space="preserve">与</w:t>
       </w:r>
       <w:r>
+        <w:rPr>
+          <w:rFonts w:eastAsia="黑体"/>
+        </w:rPr>
         <w:t xml:space="preserve"> </w:t>
       </w:r>
       <m:oMath>
@@ -659,17 +760,20 @@
         </m:sSub>
       </m:oMath>
       <w:r>
+        <w:rPr>
+          <w:rFonts w:eastAsia="黑体"/>
+        </w:rPr>
         <w:t xml:space="preserve"> </w:t>
       </w:r>
       <w:r>
         <w:rPr>
-          <w:rFonts w:hint="eastAsia"/>
+          <w:rFonts w:hint="eastAsia" w:eastAsia="黑体"/>
         </w:rPr>
         <w:t xml:space="preserve">的上端相连，经输出耦合电容或直接接扬声器）；</w:t>
       </w:r>
       <w:r>
         <w:rPr>
-          <w:rFonts w:hint="eastAsia"/>
+          <w:rFonts w:hint="eastAsia" w:eastAsia="黑体"/>
           <w:b/>
           <w:bCs/>
         </w:rPr>
@@ -677,6 +781,7 @@
       </w:r>
       <w:r>
         <w:rPr>
+          <w:rFonts w:eastAsia="黑体"/>
           <w:b/>
           <w:bCs/>
         </w:rPr>
@@ -684,7 +789,7 @@
       </w:r>
       <w:r>
         <w:rPr>
-          <w:rFonts w:hint="eastAsia"/>
+          <w:rFonts w:hint="eastAsia" w:eastAsia="黑体"/>
           <w:b/>
           <w:bCs/>
         </w:rPr>
@@ -692,13 +797,13 @@
       </w:r>
       <w:r>
         <w:rPr>
-          <w:rFonts w:hint="eastAsia"/>
+          <w:rFonts w:hint="eastAsia" w:eastAsia="黑体"/>
         </w:rPr>
         <w:t xml:space="preserve">（+VCC，接各级集电极/漏极）；</w:t>
       </w:r>
       <w:r>
         <w:rPr>
-          <w:rFonts w:hint="eastAsia"/>
+          <w:rFonts w:hint="eastAsia" w:eastAsia="黑体"/>
           <w:b/>
           <w:bCs/>
         </w:rPr>
@@ -706,6 +811,7 @@
       </w:r>
       <w:r>
         <w:rPr>
+          <w:rFonts w:eastAsia="黑体"/>
           <w:b/>
           <w:bCs/>
         </w:rPr>
@@ -713,7 +819,7 @@
       </w:r>
       <w:r>
         <w:rPr>
-          <w:rFonts w:hint="eastAsia"/>
+          <w:rFonts w:hint="eastAsia" w:eastAsia="黑体"/>
           <w:b/>
           <w:bCs/>
         </w:rPr>
@@ -721,13 +827,13 @@
       </w:r>
       <w:r>
         <w:rPr>
-          <w:rFonts w:hint="eastAsia"/>
+          <w:rFonts w:hint="eastAsia" w:eastAsia="黑体"/>
         </w:rPr>
         <w:t xml:space="preserve">（−VCC）；</w:t>
       </w:r>
       <w:r>
         <w:rPr>
-          <w:rFonts w:hint="eastAsia"/>
+          <w:rFonts w:hint="eastAsia" w:eastAsia="黑体"/>
           <w:b/>
           <w:bCs/>
         </w:rPr>
@@ -735,6 +841,7 @@
       </w:r>
       <w:r>
         <w:rPr>
+          <w:rFonts w:eastAsia="黑体"/>
           <w:b/>
           <w:bCs/>
         </w:rPr>
@@ -742,7 +849,7 @@
       </w:r>
       <w:r>
         <w:rPr>
-          <w:rFonts w:hint="eastAsia"/>
+          <w:rFonts w:hint="eastAsia" w:eastAsia="黑体"/>
           <w:b/>
           <w:bCs/>
         </w:rPr>
@@ -750,7 +857,7 @@
       </w:r>
       <w:r>
         <w:rPr>
-          <w:rFonts w:hint="eastAsia"/>
+          <w:rFonts w:hint="eastAsia" w:eastAsia="黑体"/>
         </w:rPr>
         <w:t xml:space="preserve">（</w:t>
       </w:r>
@@ -769,20 +876,26 @@
         </m:sSub>
       </m:oMath>
       <w:r>
+        <w:rPr>
+          <w:rFonts w:eastAsia="黑体"/>
+        </w:rPr>
         <w:t xml:space="preserve"> </w:t>
       </w:r>
       <w:r>
         <w:rPr>
-          <w:rFonts w:hint="eastAsia"/>
+          <w:rFonts w:hint="eastAsia" w:eastAsia="黑体"/>
         </w:rPr>
         <w:t xml:space="preserve">的下端、差分级发射极接</w:t>
       </w:r>
       <w:r>
+        <w:rPr>
+          <w:rFonts w:eastAsia="黑体"/>
+        </w:rPr>
         <w:t xml:space="preserve"> </w:t>
       </w:r>
       <w:r>
         <w:rPr>
-          <w:rFonts w:hint="eastAsia"/>
+          <w:rFonts w:hint="eastAsia" w:eastAsia="黑体"/>
         </w:rPr>
         <w:t xml:space="preserve">GND）。</w:t>
       </w:r>
@@ -791,7 +904,7 @@
       <w:pPr/>
       <w:r>
         <w:rPr>
-          <w:rFonts w:hint="eastAsia"/>
+          <w:rFonts w:hint="eastAsia" w:eastAsia="黑体"/>
         </w:rPr>
         <w:t xml:space="preserve">各元件管脚连接：</w:t>
       </w:r>
@@ -810,6 +923,9 @@
         </m:sSub>
       </m:oMath>
       <w:r>
+        <w:rPr>
+          <w:rFonts w:eastAsia="黑体"/>
+        </w:rPr>
         <w:t xml:space="preserve">、</w:t>
       </w:r>
       <m:oMath>
@@ -828,25 +944,31 @@
       </m:oMath>
       <w:r>
         <w:rPr>
-          <w:rFonts w:hint="eastAsia"/>
+          <w:rFonts w:hint="eastAsia" w:eastAsia="黑体"/>
         </w:rPr>
         <w:t xml:space="preserve">（差分输入对）的</w:t>
       </w:r>
       <w:r>
+        <w:rPr>
+          <w:rFonts w:eastAsia="黑体"/>
+        </w:rPr>
         <w:t xml:space="preserve"> E </w:t>
       </w:r>
       <w:r>
         <w:rPr>
-          <w:rFonts w:hint="eastAsia"/>
+          <w:rFonts w:hint="eastAsia" w:eastAsia="黑体"/>
         </w:rPr>
         <w:t xml:space="preserve">相连并经恒流源接地、C</w:t>
       </w:r>
       <w:r>
+        <w:rPr>
+          <w:rFonts w:eastAsia="黑体"/>
+        </w:rPr>
         <w:t xml:space="preserve"> </w:t>
       </w:r>
       <w:r>
         <w:rPr>
-          <w:rFonts w:hint="eastAsia"/>
+          <w:rFonts w:hint="eastAsia" w:eastAsia="黑体"/>
         </w:rPr>
         <w:t xml:space="preserve">分别接节点②与电源；</w:t>
       </w:r>
@@ -866,34 +988,43 @@
       </m:oMath>
       <w:r>
         <w:rPr>
-          <w:rFonts w:hint="eastAsia"/>
+          <w:rFonts w:hint="eastAsia" w:eastAsia="黑体"/>
         </w:rPr>
         <w:t xml:space="preserve">（电压放大/激励级）的</w:t>
       </w:r>
       <w:r>
+        <w:rPr>
+          <w:rFonts w:eastAsia="黑体"/>
+        </w:rPr>
         <w:t xml:space="preserve"> B </w:t>
       </w:r>
       <w:r>
         <w:rPr>
-          <w:rFonts w:hint="eastAsia"/>
+          <w:rFonts w:hint="eastAsia" w:eastAsia="黑体"/>
         </w:rPr>
         <w:t xml:space="preserve">接节点②、C</w:t>
       </w:r>
       <w:r>
+        <w:rPr>
+          <w:rFonts w:eastAsia="黑体"/>
+        </w:rPr>
         <w:t xml:space="preserve"> </w:t>
       </w:r>
       <w:r>
         <w:rPr>
-          <w:rFonts w:hint="eastAsia"/>
+          <w:rFonts w:hint="eastAsia" w:eastAsia="黑体"/>
         </w:rPr>
         <w:t xml:space="preserve">接节点③、E</w:t>
       </w:r>
       <w:r>
+        <w:rPr>
+          <w:rFonts w:eastAsia="黑体"/>
+        </w:rPr>
         <w:t xml:space="preserve"> </w:t>
       </w:r>
       <w:r>
         <w:rPr>
-          <w:rFonts w:hint="eastAsia"/>
+          <w:rFonts w:hint="eastAsia" w:eastAsia="黑体"/>
         </w:rPr>
         <w:t xml:space="preserve">经电阻接负电源；</w:t>
       </w:r>
@@ -913,45 +1044,57 @@
       </m:oMath>
       <w:r>
         <w:rPr>
-          <w:rFonts w:hint="eastAsia"/>
+          <w:rFonts w:hint="eastAsia" w:eastAsia="黑体"/>
           <w:b/>
           <w:bCs/>
         </w:rPr>
         <w:t xml:space="preserve">（NPN）</w:t>
       </w:r>
       <w:r>
+        <w:rPr>
+          <w:rFonts w:eastAsia="黑体"/>
+        </w:rPr>
         <w:t xml:space="preserve"> </w:t>
       </w:r>
       <w:r>
         <w:rPr>
-          <w:rFonts w:hint="eastAsia"/>
+          <w:rFonts w:hint="eastAsia" w:eastAsia="黑体"/>
         </w:rPr>
         <w:t xml:space="preserve">的</w:t>
       </w:r>
       <w:r>
+        <w:rPr>
+          <w:rFonts w:eastAsia="黑体"/>
+        </w:rPr>
         <w:t xml:space="preserve"> B </w:t>
       </w:r>
       <w:r>
         <w:rPr>
-          <w:rFonts w:hint="eastAsia"/>
+          <w:rFonts w:hint="eastAsia" w:eastAsia="黑体"/>
         </w:rPr>
         <w:t xml:space="preserve">接输出级输入驱动节点、C</w:t>
       </w:r>
       <w:r>
+        <w:rPr>
+          <w:rFonts w:eastAsia="黑体"/>
+        </w:rPr>
         <w:t xml:space="preserve"> </w:t>
       </w:r>
       <w:r>
         <w:rPr>
-          <w:rFonts w:hint="eastAsia"/>
+          <w:rFonts w:hint="eastAsia" w:eastAsia="黑体"/>
         </w:rPr>
         <w:t xml:space="preserve">接正电源节点、E</w:t>
       </w:r>
       <w:r>
+        <w:rPr>
+          <w:rFonts w:eastAsia="黑体"/>
+        </w:rPr>
         <w:t xml:space="preserve"> </w:t>
       </w:r>
       <w:r>
         <w:rPr>
-          <w:rFonts w:hint="eastAsia"/>
+          <w:rFonts w:hint="eastAsia" w:eastAsia="黑体"/>
         </w:rPr>
         <w:t xml:space="preserve">接输出节点；</w:t>
       </w:r>
@@ -971,45 +1114,57 @@
       </m:oMath>
       <w:r>
         <w:rPr>
-          <w:rFonts w:hint="eastAsia"/>
+          <w:rFonts w:hint="eastAsia" w:eastAsia="黑体"/>
           <w:b/>
           <w:bCs/>
         </w:rPr>
         <w:t xml:space="preserve">（PNP）</w:t>
       </w:r>
       <w:r>
+        <w:rPr>
+          <w:rFonts w:eastAsia="黑体"/>
+        </w:rPr>
         <w:t xml:space="preserve"> </w:t>
       </w:r>
       <w:r>
         <w:rPr>
-          <w:rFonts w:hint="eastAsia"/>
+          <w:rFonts w:hint="eastAsia" w:eastAsia="黑体"/>
         </w:rPr>
         <w:t xml:space="preserve">的</w:t>
       </w:r>
       <w:r>
+        <w:rPr>
+          <w:rFonts w:eastAsia="黑体"/>
+        </w:rPr>
         <w:t xml:space="preserve"> B </w:t>
       </w:r>
       <w:r>
         <w:rPr>
-          <w:rFonts w:hint="eastAsia"/>
+          <w:rFonts w:hint="eastAsia" w:eastAsia="黑体"/>
         </w:rPr>
         <w:t xml:space="preserve">接输出级输入驱动节点、C</w:t>
       </w:r>
       <w:r>
+        <w:rPr>
+          <w:rFonts w:eastAsia="黑体"/>
+        </w:rPr>
         <w:t xml:space="preserve"> </w:t>
       </w:r>
       <w:r>
         <w:rPr>
-          <w:rFonts w:hint="eastAsia"/>
+          <w:rFonts w:hint="eastAsia" w:eastAsia="黑体"/>
         </w:rPr>
         <w:t xml:space="preserve">接负电源节点、E</w:t>
       </w:r>
       <w:r>
+        <w:rPr>
+          <w:rFonts w:eastAsia="黑体"/>
+        </w:rPr>
         <w:t xml:space="preserve"> </w:t>
       </w:r>
       <w:r>
         <w:rPr>
-          <w:rFonts w:hint="eastAsia"/>
+          <w:rFonts w:hint="eastAsia" w:eastAsia="黑体"/>
         </w:rPr>
         <w:t xml:space="preserve">接输出节点；</w:t>
       </w:r>
@@ -1028,11 +1183,14 @@
         </m:sSub>
       </m:oMath>
       <w:r>
+        <w:rPr>
+          <w:rFonts w:eastAsia="黑体"/>
+        </w:rPr>
         <w:t xml:space="preserve"> </w:t>
       </w:r>
       <w:r>
         <w:rPr>
-          <w:rFonts w:hint="eastAsia"/>
+          <w:rFonts w:hint="eastAsia" w:eastAsia="黑体"/>
         </w:rPr>
         <w:t xml:space="preserve">一端接输出节点、另一端接地节点。</w:t>
       </w:r>
@@ -1041,34 +1199,43 @@
       <w:pPr/>
       <w:r>
         <w:rPr>
-          <w:rFonts w:hint="eastAsia"/>
+          <w:rFonts w:hint="eastAsia" w:eastAsia="黑体"/>
         </w:rPr>
         <w:t xml:space="preserve">由此构成”差分输入级决定线性、电压放大级提升幅度、互补对管以射极跟随推挽输出大电流”的多级音频功率放大组态，正半周由</w:t>
       </w:r>
       <w:r>
+        <w:rPr>
+          <w:rFonts w:eastAsia="黑体"/>
+        </w:rPr>
         <w:t xml:space="preserve"> NPN </w:t>
       </w:r>
       <w:r>
         <w:rPr>
-          <w:rFonts w:hint="eastAsia"/>
+          <w:rFonts w:hint="eastAsia" w:eastAsia="黑体"/>
         </w:rPr>
         <w:t xml:space="preserve">管导通、负半周由</w:t>
       </w:r>
       <w:r>
+        <w:rPr>
+          <w:rFonts w:eastAsia="黑体"/>
+        </w:rPr>
         <w:t xml:space="preserve"> PNP </w:t>
       </w:r>
       <w:r>
         <w:rPr>
-          <w:rFonts w:hint="eastAsia"/>
+          <w:rFonts w:hint="eastAsia" w:eastAsia="黑体"/>
         </w:rPr>
         <w:t xml:space="preserve">管导通，输出可经耦合电容（OTL）或直接连接（OCL）驱动扬声器，AB</w:t>
       </w:r>
       <w:r>
+        <w:rPr>
+          <w:rFonts w:eastAsia="黑体"/>
+        </w:rPr>
         <w:t xml:space="preserve"> </w:t>
       </w:r>
       <w:r>
         <w:rPr>
-          <w:rFonts w:hint="eastAsia"/>
+          <w:rFonts w:hint="eastAsia" w:eastAsia="黑体"/>
         </w:rPr>
         <w:t xml:space="preserve">类以微小静态偏置消除交越失真。</w:t>
       </w:r>
@@ -1081,7 +1248,7 @@
       </w:pPr>
       <w:r>
         <w:rPr>
-          <w:rFonts w:hint="eastAsia"/>
+          <w:rFonts w:hint="eastAsia" w:eastAsia="黑体"/>
         </w:rPr>
         <w:t xml:space="preserve">工作原理</w:t>
       </w:r>
@@ -1092,34 +1259,43 @@
       </w:pPr>
       <w:r>
         <w:rPr>
-          <w:rFonts w:hint="eastAsia"/>
+          <w:rFonts w:hint="eastAsia" w:eastAsia="黑体"/>
         </w:rPr>
         <w:t xml:space="preserve">输入小信号经电压放大级提升幅度，再由互补输出管以射极跟随方式提供大电流。正半周由</w:t>
       </w:r>
       <w:r>
+        <w:rPr>
+          <w:rFonts w:eastAsia="黑体"/>
+        </w:rPr>
         <w:t xml:space="preserve"> NPN </w:t>
       </w:r>
       <w:r>
         <w:rPr>
-          <w:rFonts w:hint="eastAsia"/>
+          <w:rFonts w:hint="eastAsia" w:eastAsia="黑体"/>
         </w:rPr>
         <w:t xml:space="preserve">管导通、负半周由</w:t>
       </w:r>
       <w:r>
+        <w:rPr>
+          <w:rFonts w:eastAsia="黑体"/>
+        </w:rPr>
         <w:t xml:space="preserve"> PNP </w:t>
       </w:r>
       <w:r>
         <w:rPr>
-          <w:rFonts w:hint="eastAsia"/>
+          <w:rFonts w:hint="eastAsia" w:eastAsia="黑体"/>
         </w:rPr>
         <w:t xml:space="preserve">管导通，推挽工作，使负载上获得与输入同相的大功率信号；AB</w:t>
       </w:r>
       <w:r>
+        <w:rPr>
+          <w:rFonts w:eastAsia="黑体"/>
+        </w:rPr>
         <w:t xml:space="preserve"> </w:t>
       </w:r>
       <w:r>
         <w:rPr>
-          <w:rFonts w:hint="eastAsia"/>
+          <w:rFonts w:hint="eastAsia" w:eastAsia="黑体"/>
         </w:rPr>
         <w:t xml:space="preserve">类通过小静态偏置消除交越失真。</w:t>
       </w:r>
@@ -1132,7 +1308,7 @@
       </w:pPr>
       <w:r>
         <w:rPr>
-          <w:rFonts w:hint="eastAsia"/>
+          <w:rFonts w:hint="eastAsia" w:eastAsia="黑体"/>
         </w:rPr>
         <w:t xml:space="preserve">关键计算公式</w:t>
       </w:r>
@@ -1146,7 +1322,7 @@
       </w:pPr>
       <w:r>
         <w:rPr>
-          <w:rFonts w:hint="eastAsia"/>
+          <w:rFonts w:hint="eastAsia" w:eastAsia="黑体"/>
         </w:rPr>
         <w:t xml:space="preserve">输出电压峰值（OCL）：</w:t>
       </w:r>
@@ -1239,7 +1415,7 @@
       </w:pPr>
       <w:r>
         <w:rPr>
-          <w:rFonts w:hint="eastAsia"/>
+          <w:rFonts w:hint="eastAsia" w:eastAsia="黑体"/>
         </w:rPr>
         <w:t xml:space="preserve">负载获得的最大平均功率（正弦）：</w:t>
       </w:r>
@@ -1340,7 +1516,7 @@
       </w:pPr>
       <w:r>
         <w:rPr>
-          <w:rFonts w:hint="eastAsia"/>
+          <w:rFonts w:hint="eastAsia" w:eastAsia="黑体"/>
         </w:rPr>
         <w:t xml:space="preserve">电源供给功率：</w:t>
       </w:r>
@@ -1451,16 +1627,19 @@
       </w:pPr>
       <w:r>
         <w:rPr>
-          <w:rFonts w:hint="eastAsia"/>
+          <w:rFonts w:hint="eastAsia" w:eastAsia="黑体"/>
         </w:rPr>
         <w:t xml:space="preserve">最高理论效率（B</w:t>
       </w:r>
       <w:r>
+        <w:rPr>
+          <w:rFonts w:eastAsia="黑体"/>
+        </w:rPr>
         <w:t xml:space="preserve"> </w:t>
       </w:r>
       <w:r>
         <w:rPr>
-          <w:rFonts w:hint="eastAsia"/>
+          <w:rFonts w:hint="eastAsia" w:eastAsia="黑体"/>
         </w:rPr>
         <w:t xml:space="preserve">类）：</w:t>
       </w:r>
@@ -1617,7 +1796,7 @@
             </w:pPr>
             <w:r>
               <w:rPr>
-                <w:rFonts w:hint="eastAsia"/>
+                <w:rFonts w:hint="eastAsia" w:eastAsia="黑体"/>
               </w:rPr>
               <w:t xml:space="preserve">符号</w:t>
             </w:r>
@@ -1631,7 +1810,7 @@
             </w:pPr>
             <w:r>
               <w:rPr>
-                <w:rFonts w:hint="eastAsia"/>
+                <w:rFonts w:hint="eastAsia" w:eastAsia="黑体"/>
               </w:rPr>
               <w:t xml:space="preserve">含义</w:t>
             </w:r>
@@ -1645,7 +1824,7 @@
             </w:pPr>
             <w:r>
               <w:rPr>
-                <w:rFonts w:hint="eastAsia"/>
+                <w:rFonts w:hint="eastAsia" w:eastAsia="黑体"/>
               </w:rPr>
               <w:t xml:space="preserve">单位</w:t>
             </w:r>
@@ -1677,6 +1856,9 @@
               </m:sSub>
             </m:oMath>
             <w:r>
+              <w:rPr>
+                <w:rFonts w:eastAsia="黑体"/>
+              </w:rPr>
               <w:t xml:space="preserve">​</w:t>
             </w:r>
           </w:p>
@@ -1689,7 +1871,7 @@
             </w:pPr>
             <w:r>
               <w:rPr>
-                <w:rFonts w:hint="eastAsia"/>
+                <w:rFonts w:hint="eastAsia" w:eastAsia="黑体"/>
               </w:rPr>
               <w:t xml:space="preserve">单电源电压</w:t>
             </w:r>
@@ -1702,6 +1884,9 @@
               <w:pStyle w:val="Compact"/>
             </w:pPr>
             <w:r>
+              <w:rPr>
+                <w:rFonts w:eastAsia="黑体"/>
+              </w:rPr>
               <w:t xml:space="preserve">V</w:t>
             </w:r>
           </w:p>
@@ -1735,6 +1920,9 @@
               </m:sSub>
             </m:oMath>
             <w:r>
+              <w:rPr>
+                <w:rFonts w:eastAsia="黑体"/>
+              </w:rPr>
               <w:t xml:space="preserve">​</w:t>
             </w:r>
           </w:p>
@@ -1747,7 +1935,7 @@
             </w:pPr>
             <w:r>
               <w:rPr>
-                <w:rFonts w:hint="eastAsia"/>
+                <w:rFonts w:hint="eastAsia" w:eastAsia="黑体"/>
               </w:rPr>
               <w:t xml:space="preserve">输出管饱和压降</w:t>
             </w:r>
@@ -1760,6 +1948,9 @@
               <w:pStyle w:val="Compact"/>
             </w:pPr>
             <w:r>
+              <w:rPr>
+                <w:rFonts w:eastAsia="黑体"/>
+              </w:rPr>
               <w:t xml:space="preserve">V</w:t>
             </w:r>
           </w:p>
@@ -1787,6 +1978,9 @@
               </m:sSub>
             </m:oMath>
             <w:r>
+              <w:rPr>
+                <w:rFonts w:eastAsia="黑体"/>
+              </w:rPr>
               <w:t xml:space="preserve">​</w:t>
             </w:r>
           </w:p>
@@ -1799,7 +1993,7 @@
             </w:pPr>
             <w:r>
               <w:rPr>
-                <w:rFonts w:hint="eastAsia"/>
+                <w:rFonts w:hint="eastAsia" w:eastAsia="黑体"/>
               </w:rPr>
               <w:t xml:space="preserve">扬声器阻抗</w:t>
             </w:r>
@@ -1812,6 +2006,9 @@
               <w:pStyle w:val="Compact"/>
             </w:pPr>
             <w:r>
+              <w:rPr>
+                <w:rFonts w:eastAsia="黑体"/>
+              </w:rPr>
               <w:t xml:space="preserve">Ω</w:t>
             </w:r>
           </w:p>
@@ -1845,6 +2042,9 @@
               </m:sSub>
             </m:oMath>
             <w:r>
+              <w:rPr>
+                <w:rFonts w:eastAsia="黑体"/>
+              </w:rPr>
               <w:t xml:space="preserve">​</w:t>
             </w:r>
           </w:p>
@@ -1857,7 +2057,7 @@
             </w:pPr>
             <w:r>
               <w:rPr>
-                <w:rFonts w:hint="eastAsia"/>
+                <w:rFonts w:hint="eastAsia" w:eastAsia="黑体"/>
               </w:rPr>
               <w:t xml:space="preserve">输出功率</w:t>
             </w:r>
@@ -1870,6 +2070,9 @@
               <w:pStyle w:val="Compact"/>
             </w:pPr>
             <w:r>
+              <w:rPr>
+                <w:rFonts w:eastAsia="黑体"/>
+              </w:rPr>
               <w:t xml:space="preserve">W</w:t>
             </w:r>
           </w:p>
@@ -1900,6 +2103,9 @@
               </m:sSub>
             </m:oMath>
             <w:r>
+              <w:rPr>
+                <w:rFonts w:eastAsia="黑体"/>
+              </w:rPr>
               <w:t xml:space="preserve">​</w:t>
             </w:r>
           </w:p>
@@ -1912,7 +2118,7 @@
             </w:pPr>
             <w:r>
               <w:rPr>
-                <w:rFonts w:hint="eastAsia"/>
+                <w:rFonts w:hint="eastAsia" w:eastAsia="黑体"/>
               </w:rPr>
               <w:t xml:space="preserve">电源功率</w:t>
             </w:r>
@@ -1925,6 +2131,9 @@
               <w:pStyle w:val="Compact"/>
             </w:pPr>
             <w:r>
+              <w:rPr>
+                <w:rFonts w:eastAsia="黑体"/>
+              </w:rPr>
               <w:t xml:space="preserve">W</w:t>
             </w:r>
           </w:p>
@@ -1943,6 +2152,9 @@
               </m:r>
             </m:oMath>
             <w:r>
+              <w:rPr>
+                <w:rFonts w:eastAsia="黑体"/>
+              </w:rPr>
               <w:t xml:space="preserve">​</w:t>
             </w:r>
           </w:p>
@@ -1955,7 +2167,7 @@
             </w:pPr>
             <w:r>
               <w:rPr>
-                <w:rFonts w:hint="eastAsia"/>
+                <w:rFonts w:hint="eastAsia" w:eastAsia="黑体"/>
               </w:rPr>
               <w:t xml:space="preserve">效率</w:t>
             </w:r>
@@ -1969,7 +2181,7 @@
             </w:pPr>
             <w:r>
               <w:rPr>
-                <w:rFonts w:hint="eastAsia"/>
+                <w:rFonts w:hint="eastAsia" w:eastAsia="黑体"/>
               </w:rPr>
               <w:t xml:space="preserve">（无量纲）</w:t>
             </w:r>
@@ -1985,7 +2197,7 @@
       </w:pPr>
       <w:r>
         <w:rPr>
-          <w:rFonts w:hint="eastAsia"/>
+          <w:rFonts w:hint="eastAsia" w:eastAsia="黑体"/>
         </w:rPr>
         <w:t xml:space="preserve">元件调整影响</w:t>
       </w:r>
@@ -2017,6 +2229,7 @@
       </m:oMath>
       <w:r>
         <w:rPr>
+          <w:rFonts w:eastAsia="黑体"/>
           <w:b/>
           <w:bCs/>
         </w:rPr>
@@ -2024,21 +2237,27 @@
       </w:r>
       <w:r>
         <w:rPr>
-          <w:rFonts w:hint="eastAsia"/>
+          <w:rFonts w:hint="eastAsia" w:eastAsia="黑体"/>
           <w:b/>
           <w:bCs/>
         </w:rPr>
         <w:t xml:space="preserve">增大</w:t>
       </w:r>
       <w:r>
+        <w:rPr>
+          <w:rFonts w:eastAsia="黑体"/>
+        </w:rPr>
         <w:t xml:space="preserve"> </w:t>
       </w:r>
       <w:r>
+        <w:rPr>
+          <w:rFonts w:eastAsia="黑体"/>
+        </w:rPr>
         <w:t xml:space="preserve">→ </w:t>
       </w:r>
       <w:r>
         <w:rPr>
-          <w:rFonts w:hint="eastAsia"/>
+          <w:rFonts w:hint="eastAsia" w:eastAsia="黑体"/>
         </w:rPr>
         <w:t xml:space="preserve">最大输出功率增大，但需注意功耗与散热。</w:t>
       </w:r>
@@ -2067,6 +2286,7 @@
       </m:oMath>
       <w:r>
         <w:rPr>
+          <w:rFonts w:eastAsia="黑体"/>
           <w:b/>
           <w:bCs/>
         </w:rPr>
@@ -2074,21 +2294,27 @@
       </w:r>
       <w:r>
         <w:rPr>
-          <w:rFonts w:hint="eastAsia"/>
+          <w:rFonts w:hint="eastAsia" w:eastAsia="黑体"/>
           <w:b/>
           <w:bCs/>
         </w:rPr>
         <w:t xml:space="preserve">减小</w:t>
       </w:r>
       <w:r>
+        <w:rPr>
+          <w:rFonts w:eastAsia="黑体"/>
+        </w:rPr>
         <w:t xml:space="preserve"> </w:t>
       </w:r>
       <w:r>
+        <w:rPr>
+          <w:rFonts w:eastAsia="黑体"/>
+        </w:rPr>
         <w:t xml:space="preserve">→ </w:t>
       </w:r>
       <w:r>
         <w:rPr>
-          <w:rFonts w:hint="eastAsia"/>
+          <w:rFonts w:hint="eastAsia" w:eastAsia="黑体"/>
         </w:rPr>
         <w:t xml:space="preserve">输出功率增大、输出电流增大，对电源与散热要求升高。</w:t>
       </w:r>
@@ -2103,21 +2329,27 @@
       </w:pPr>
       <w:r>
         <w:rPr>
-          <w:rFonts w:hint="eastAsia"/>
+          <w:rFonts w:hint="eastAsia" w:eastAsia="黑体"/>
           <w:b/>
           <w:bCs/>
         </w:rPr>
         <w:t xml:space="preserve">静态偏置电流增大</w:t>
       </w:r>
       <w:r>
+        <w:rPr>
+          <w:rFonts w:eastAsia="黑体"/>
+        </w:rPr>
         <w:t xml:space="preserve"> </w:t>
       </w:r>
       <w:r>
+        <w:rPr>
+          <w:rFonts w:eastAsia="黑体"/>
+        </w:rPr>
         <w:t xml:space="preserve">→ </w:t>
       </w:r>
       <w:r>
         <w:rPr>
-          <w:rFonts w:hint="eastAsia"/>
+          <w:rFonts w:hint="eastAsia" w:eastAsia="黑体"/>
         </w:rPr>
         <w:t xml:space="preserve">交越失真减小，但发热与静态功耗上升。</w:t>
       </w:r>
@@ -2132,21 +2364,27 @@
       </w:pPr>
       <w:r>
         <w:rPr>
-          <w:rFonts w:hint="eastAsia"/>
+          <w:rFonts w:hint="eastAsia" w:eastAsia="黑体"/>
           <w:b/>
           <w:bCs/>
         </w:rPr>
         <w:t xml:space="preserve">散热器热阻增大</w:t>
       </w:r>
       <w:r>
+        <w:rPr>
+          <w:rFonts w:eastAsia="黑体"/>
+        </w:rPr>
         <w:t xml:space="preserve"> </w:t>
       </w:r>
       <w:r>
+        <w:rPr>
+          <w:rFonts w:eastAsia="黑体"/>
+        </w:rPr>
         <w:t xml:space="preserve">→ </w:t>
       </w:r>
       <w:r>
         <w:rPr>
-          <w:rFonts w:hint="eastAsia"/>
+          <w:rFonts w:hint="eastAsia" w:eastAsia="黑体"/>
         </w:rPr>
         <w:t xml:space="preserve">允许持续功率下降，热保护易触发。</w:t>
       </w:r>
@@ -2159,7 +2397,7 @@
       </w:pPr>
       <w:r>
         <w:rPr>
-          <w:rFonts w:hint="eastAsia"/>
+          <w:rFonts w:hint="eastAsia" w:eastAsia="黑体"/>
         </w:rPr>
         <w:t xml:space="preserve">典型参数示例</w:t>
       </w:r>
@@ -2174,11 +2412,14 @@
       </w:pPr>
       <w:r>
         <w:rPr>
-          <w:rFonts w:hint="eastAsia"/>
+          <w:rFonts w:hint="eastAsia" w:eastAsia="黑体"/>
         </w:rPr>
         <w:t xml:space="preserve">取</w:t>
       </w:r>
       <w:r>
+        <w:rPr>
+          <w:rFonts w:eastAsia="黑体"/>
+        </w:rPr>
         <w:t xml:space="preserve"> </w:t>
       </w:r>
       <m:oMath>
@@ -2218,6 +2459,9 @@
         </m:r>
       </m:oMath>
       <w:r>
+        <w:rPr>
+          <w:rFonts w:eastAsia="黑体"/>
+        </w:rPr>
         <w:t xml:space="preserve">、</w:t>
       </w:r>
       <m:oMath>
@@ -2260,6 +2504,9 @@
         </m:r>
       </m:oMath>
       <w:r>
+        <w:rPr>
+          <w:rFonts w:eastAsia="黑体"/>
+        </w:rPr>
         <w:t xml:space="preserve">、</w:t>
       </w:r>
       <m:oMath>
@@ -2296,7 +2543,7 @@
       </m:oMath>
       <w:r>
         <w:rPr>
-          <w:rFonts w:hint="eastAsia"/>
+          <w:rFonts w:hint="eastAsia" w:eastAsia="黑体"/>
         </w:rPr>
         <w:t xml:space="preserve">：</w:t>
       </w:r>
@@ -2344,7 +2591,7 @@
       </m:oMath>
       <w:r>
         <w:rPr>
-          <w:rFonts w:hint="eastAsia"/>
+          <w:rFonts w:hint="eastAsia" w:eastAsia="黑体"/>
         </w:rPr>
         <w:t xml:space="preserve">，</w:t>
       </w:r>
@@ -2427,6 +2674,9 @@
         </m:r>
       </m:oMath>
       <w:r>
+        <w:rPr>
+          <w:rFonts w:eastAsia="黑体"/>
+        </w:rPr>
         <w:t xml:space="preserve">。</w:t>
       </w:r>
     </w:p>
@@ -2439,15 +2689,21 @@
         </w:numPr>
       </w:pPr>
       <w:r>
+        <w:rPr>
+          <w:rFonts w:eastAsia="黑体"/>
+        </w:rPr>
         <w:t xml:space="preserve">B </w:t>
       </w:r>
       <w:r>
         <w:rPr>
-          <w:rFonts w:hint="eastAsia"/>
+          <w:rFonts w:hint="eastAsia" w:eastAsia="黑体"/>
         </w:rPr>
         <w:t xml:space="preserve">类满载时</w:t>
       </w:r>
       <w:r>
+        <w:rPr>
+          <w:rFonts w:eastAsia="黑体"/>
+        </w:rPr>
         <w:t xml:space="preserve"> </w:t>
       </w:r>
       <m:oMath>
@@ -2505,7 +2761,7 @@
       </m:oMath>
       <w:r>
         <w:rPr>
-          <w:rFonts w:hint="eastAsia"/>
+          <w:rFonts w:hint="eastAsia" w:eastAsia="黑体"/>
         </w:rPr>
         <w:t xml:space="preserve">（72%）。</w:t>
       </w:r>
@@ -2518,7 +2774,7 @@
       </w:pPr>
       <w:r>
         <w:rPr>
-          <w:rFonts w:hint="eastAsia"/>
+          <w:rFonts w:hint="eastAsia" w:eastAsia="黑体"/>
         </w:rPr>
         <w:t xml:space="preserve">常见器件型号</w:t>
       </w:r>
@@ -2533,7 +2789,7 @@
       </w:pPr>
       <w:r>
         <w:rPr>
-          <w:rFonts w:hint="eastAsia"/>
+          <w:rFonts w:hint="eastAsia" w:eastAsia="黑体"/>
         </w:rPr>
         <w:t xml:space="preserve">集成功放：LM3886、TDA7293、TDA2050、LM1875。</w:t>
       </w:r>
@@ -2548,11 +2804,14 @@
       </w:pPr>
       <w:r>
         <w:rPr>
-          <w:rFonts w:hint="eastAsia"/>
+          <w:rFonts w:hint="eastAsia" w:eastAsia="黑体"/>
         </w:rPr>
         <w:t xml:space="preserve">功率对管：2SC5200</w:t>
       </w:r>
       <w:r>
+        <w:rPr>
+          <w:rFonts w:eastAsia="黑体"/>
+        </w:rPr>
         <w:t xml:space="preserve"> / 2SA1943、TIP41 / TIP42、2N3055 / MJ2955。</w:t>
       </w:r>
     </w:p>
@@ -2564,7 +2823,7 @@
       </w:pPr>
       <w:r>
         <w:rPr>
-          <w:rFonts w:hint="eastAsia"/>
+          <w:rFonts w:hint="eastAsia" w:eastAsia="黑体"/>
         </w:rPr>
         <w:t xml:space="preserve">注意事项</w:t>
       </w:r>
@@ -2579,7 +2838,7 @@
       </w:pPr>
       <w:r>
         <w:rPr>
-          <w:rFonts w:hint="eastAsia"/>
+          <w:rFonts w:hint="eastAsia" w:eastAsia="黑体"/>
         </w:rPr>
         <w:t xml:space="preserve">大功率输出需足够散热器与热保护，结温不得超规格。</w:t>
       </w:r>
@@ -2593,11 +2852,14 @@
         </w:numPr>
       </w:pPr>
       <w:r>
+        <w:rPr>
+          <w:rFonts w:eastAsia="黑体"/>
+        </w:rPr>
         <w:t xml:space="preserve">OCL </w:t>
       </w:r>
       <w:r>
         <w:rPr>
-          <w:rFonts w:hint="eastAsia"/>
+          <w:rFonts w:hint="eastAsia" w:eastAsia="黑体"/>
         </w:rPr>
         <w:t xml:space="preserve">直耦时输出电压直流偏移必须接近零，否则扬声器产生直流偏置发热。</w:t>
       </w:r>
@@ -2612,16 +2874,19 @@
       </w:pPr>
       <w:r>
         <w:rPr>
-          <w:rFonts w:hint="eastAsia"/>
+          <w:rFonts w:hint="eastAsia" w:eastAsia="黑体"/>
         </w:rPr>
         <w:t xml:space="preserve">输出需加</w:t>
       </w:r>
       <w:r>
+        <w:rPr>
+          <w:rFonts w:eastAsia="黑体"/>
+        </w:rPr>
         <w:t xml:space="preserve"> RC </w:t>
       </w:r>
       <w:r>
         <w:rPr>
-          <w:rFonts w:hint="eastAsia"/>
+          <w:rFonts w:hint="eastAsia" w:eastAsia="黑体"/>
         </w:rPr>
         <w:t xml:space="preserve">稳定性网络（Zobel）与限流保护，防止感性负载引起高频振荡。</w:t>
       </w:r>
@@ -2634,7 +2899,7 @@
       </w:pPr>
       <w:r>
         <w:rPr>
-          <w:rFonts w:hint="eastAsia"/>
+          <w:rFonts w:hint="eastAsia" w:eastAsia="黑体"/>
         </w:rPr>
         <w:t xml:space="preserve">参考资料</w:t>
       </w:r>
@@ -2649,7 +2914,7 @@
       </w:pPr>
       <w:r>
         <w:rPr>
-          <w:rFonts w:hint="eastAsia"/>
+          <w:rFonts w:hint="eastAsia" w:eastAsia="黑体"/>
         </w:rPr>
         <w:t xml:space="preserve">《模拟电子技术基础》（童诗白、华成英）。</w:t>
       </w:r>
@@ -2663,11 +2928,14 @@
         </w:numPr>
       </w:pPr>
       <w:r>
+        <w:rPr>
+          <w:rFonts w:eastAsia="黑体"/>
+        </w:rPr>
         <w:t xml:space="preserve">TI: LM3886 </w:t>
       </w:r>
       <w:r>
         <w:rPr>
-          <w:rFonts w:hint="eastAsia"/>
+          <w:rFonts w:hint="eastAsia" w:eastAsia="黑体"/>
         </w:rPr>
         <w:t xml:space="preserve">数据手册。</w:t>
       </w:r>
@@ -2681,6 +2949,9 @@
         </w:numPr>
       </w:pPr>
       <w:r>
+        <w:rPr>
+          <w:rFonts w:eastAsia="黑体"/>
+        </w:rPr>
         <w:t xml:space="preserve">Wikipedia: Class-B amplifier。</w:t>
       </w:r>
     </w:p>
@@ -2693,11 +2964,11 @@
       </w:pPr>
       <w:r>
         <w:rPr>
-          <w:rFonts w:ascii="Times New Roman" w:hAnsi="Times New Roman"/>
+          <w:rFonts w:ascii="Times New Roman" w:hAnsi="Times New Roman" w:eastAsia="黑体"/>
           <w:color w:val="555555"/>
           <w:sz w:val="21"/>
         </w:rPr>
-        <w:t>材料收集者：杜文杰</w:t>
+        <w:t>材料收集者：杜文杰，WX手机：19519196569，QQ:3478827729</w:t>
       </w:r>
     </w:p>
     <w:sectPr>
@@ -2717,7 +2988,7 @@
 </file>
 
 <file path=word/footer1.xml><?xml version="1.0" encoding="utf-8"?>
-<w:ftr xmlns:m="http://schemas.openxmlformats.org/officeDocument/2006/math" xmlns:mc="http://schemas.openxmlformats.org/markup-compatibility/2006" xmlns:mo="http://schemas.microsoft.com/office/mac/office/2008/main" xmlns:mv="urn:schemas-microsoft-com:mac:vml" xmlns:o="urn:schemas-microsoft-com:office:office" xmlns:r="http://schemas.openxmlformats.org/officeDocument/2006/relationships" xmlns:v="urn:schemas-microsoft-com:vml" xmlns:w10="urn:schemas-microsoft-com:office:word" xmlns:w14="http://schemas.microsoft.com/office/word/2010/wordml" xmlns:w="http://schemas.openxmlformats.org/wordprocessingml/2006/main" xmlns:wne="http://schemas.microsoft.com/office/word/2006/wordml" xmlns:wp14="http://schemas.microsoft.com/office/word/2010/wordprocessingDrawing" xmlns:wp="http://schemas.openxmlformats.org/drawingml/2006/wordprocessingDrawing" xmlns:wpc="http://schemas.microsoft.com/office/word/2010/wordprocessingCanvas" xmlns:wpg="http://schemas.microsoft.com/office/word/2010/wordprocessingGroup" xmlns:wpi="http://schemas.microsoft.com/office/word/2010/wordprocessingInk" xmlns:wps="http://schemas.microsoft.com/office/word/2010/wordprocessingShape" mc:Ignorable="w14 wp14">
+<w:ftr xmlns:mc="http://schemas.openxmlformats.org/markup-compatibility/2006" xmlns:w="http://schemas.openxmlformats.org/wordprocessingml/2006/main" xmlns:m="http://schemas.openxmlformats.org/officeDocument/2006/math" xmlns:mo="http://schemas.microsoft.com/office/mac/office/2008/main" xmlns:mv="urn:schemas-microsoft-com:mac:vml" xmlns:o="urn:schemas-microsoft-com:office:office" xmlns:r="http://schemas.openxmlformats.org/officeDocument/2006/relationships" xmlns:v="urn:schemas-microsoft-com:vml" xmlns:w10="urn:schemas-microsoft-com:office:word" xmlns:w14="http://schemas.microsoft.com/office/word/2010/wordml" xmlns:wne="http://schemas.microsoft.com/office/word/2006/wordml" xmlns:wp14="http://schemas.microsoft.com/office/word/2010/wordprocessingDrawing" xmlns:wp="http://schemas.openxmlformats.org/drawingml/2006/wordprocessingDrawing" xmlns:wpc="http://schemas.microsoft.com/office/word/2010/wordprocessingCanvas" xmlns:wpg="http://schemas.microsoft.com/office/word/2010/wordprocessingGroup" xmlns:wpi="http://schemas.microsoft.com/office/word/2010/wordprocessingInk" xmlns:wps="http://schemas.microsoft.com/office/word/2010/wordprocessingShape" mc:Ignorable="w14 wp14">
   <w:p>
     <w:pPr>
       <w:pStyle w:val="Footer"/>
@@ -2725,12 +2996,14 @@
     </w:pPr>
     <w:r>
       <w:rPr>
+        <w:rFonts w:eastAsia="黑体"/>
         <w:sz w:val="18"/>
       </w:rPr>
       <w:t xml:space="preserve">第 </w:t>
     </w:r>
     <w:r>
       <w:rPr>
+        <w:rFonts w:eastAsia="黑体"/>
         <w:sz w:val="18"/>
       </w:rPr>
       <w:fldChar w:fldCharType="begin"/>
@@ -2739,6 +3012,7 @@
     </w:r>
     <w:r>
       <w:rPr>
+        <w:rFonts w:eastAsia="黑体"/>
         <w:sz w:val="18"/>
       </w:rPr>
       <w:t xml:space="preserve"> 页</w:t>
@@ -2752,6 +3026,9 @@
   <w:footnote w:type="continuationSeparator" w:id="0">
     <w:p>
       <w:r>
+        <w:rPr>
+          <w:rFonts w:eastAsia="黑体"/>
+        </w:rPr>
         <w:continuationSeparator/>
       </w:r>
     </w:p>
@@ -2759,6 +3036,9 @@
   <w:footnote w:type="separator" w:id="-1">
     <w:p>
       <w:r>
+        <w:rPr>
+          <w:rFonts w:eastAsia="黑体"/>
+        </w:rPr>
         <w:separator/>
       </w:r>
     </w:p>
@@ -2767,7 +3047,7 @@
 </file>
 
 <file path=word/header1.xml><?xml version="1.0" encoding="utf-8"?>
-<w:hdr xmlns:m="http://schemas.openxmlformats.org/officeDocument/2006/math" xmlns:mc="http://schemas.openxmlformats.org/markup-compatibility/2006" xmlns:mo="http://schemas.microsoft.com/office/mac/office/2008/main" xmlns:mv="urn:schemas-microsoft-com:mac:vml" xmlns:o="urn:schemas-microsoft-com:office:office" xmlns:r="http://schemas.openxmlformats.org/officeDocument/2006/relationships" xmlns:v="urn:schemas-microsoft-com:vml" xmlns:w10="urn:schemas-microsoft-com:office:word" xmlns:w14="http://schemas.microsoft.com/office/word/2010/wordml" xmlns:w="http://schemas.openxmlformats.org/wordprocessingml/2006/main" xmlns:wne="http://schemas.microsoft.com/office/word/2006/wordml" xmlns:wp14="http://schemas.microsoft.com/office/word/2010/wordprocessingDrawing" xmlns:wp="http://schemas.openxmlformats.org/drawingml/2006/wordprocessingDrawing" xmlns:wpc="http://schemas.microsoft.com/office/word/2010/wordprocessingCanvas" xmlns:wpg="http://schemas.microsoft.com/office/word/2010/wordprocessingGroup" xmlns:wpi="http://schemas.microsoft.com/office/word/2010/wordprocessingInk" xmlns:wps="http://schemas.microsoft.com/office/word/2010/wordprocessingShape" mc:Ignorable="w14 wp14">
+<w:hdr xmlns:mc="http://schemas.openxmlformats.org/markup-compatibility/2006" xmlns:w="http://schemas.openxmlformats.org/wordprocessingml/2006/main" xmlns:m="http://schemas.openxmlformats.org/officeDocument/2006/math" xmlns:mo="http://schemas.microsoft.com/office/mac/office/2008/main" xmlns:mv="urn:schemas-microsoft-com:mac:vml" xmlns:o="urn:schemas-microsoft-com:office:office" xmlns:r="http://schemas.openxmlformats.org/officeDocument/2006/relationships" xmlns:v="urn:schemas-microsoft-com:vml" xmlns:w10="urn:schemas-microsoft-com:office:word" xmlns:w14="http://schemas.microsoft.com/office/word/2010/wordml" xmlns:wne="http://schemas.microsoft.com/office/word/2006/wordml" xmlns:wp14="http://schemas.microsoft.com/office/word/2010/wordprocessingDrawing" xmlns:wp="http://schemas.openxmlformats.org/drawingml/2006/wordprocessingDrawing" xmlns:wpc="http://schemas.microsoft.com/office/word/2010/wordprocessingCanvas" xmlns:wpg="http://schemas.microsoft.com/office/word/2010/wordprocessingGroup" xmlns:wpi="http://schemas.microsoft.com/office/word/2010/wordprocessingInk" xmlns:wps="http://schemas.microsoft.com/office/word/2010/wordprocessingShape" mc:Ignorable="w14 wp14">
   <w:p>
     <w:pPr>
       <w:pStyle w:val="Header"/>
@@ -2775,7 +3055,7 @@
     </w:pPr>
     <w:r>
       <w:rPr>
-        <w:rFonts w:ascii="Times New Roman" w:hAnsi="Times New Roman"/>
+        <w:rFonts w:ascii="Times New Roman" w:hAnsi="Times New Roman" w:eastAsia="黑体"/>
         <w:sz w:val="18"/>
         <w:rFonts w:eastAsia="黑体"/>
         <w:rFonts w:eastAsia="黑体"/>
@@ -2787,7 +3067,7 @@
 </file>
 
 <file path=word/numbering.xml><?xml version="1.0" encoding="utf-8"?>
-<w:numbering xmlns:m="http://schemas.openxmlformats.org/officeDocument/2006/math" xmlns:mc="http://schemas.openxmlformats.org/markup-compatibility/2006" xmlns:mo="http://schemas.microsoft.com/office/mac/office/2008/main" xmlns:mv="urn:schemas-microsoft-com:mac:vml" xmlns:o="urn:schemas-microsoft-com:office:office" xmlns:r="http://schemas.openxmlformats.org/officeDocument/2006/relationships" xmlns:v="urn:schemas-microsoft-com:vml" xmlns:w="http://schemas.openxmlformats.org/wordprocessingml/2006/main" xmlns:w10="urn:schemas-microsoft-com:office:word" xmlns:w14="http://schemas.microsoft.com/office/word/2010/wordml" xmlns:wne="http://schemas.microsoft.com/office/word/2006/wordml" xmlns:wp="http://schemas.openxmlformats.org/drawingml/2006/wordprocessingDrawing" xmlns:wp14="http://schemas.microsoft.com/office/word/2010/wordprocessingDrawing" xmlns:wpc="http://schemas.microsoft.com/office/word/2010/wordprocessingCanvas" xmlns:wpg="http://schemas.microsoft.com/office/word/2010/wordprocessingGroup" xmlns:wpi="http://schemas.microsoft.com/office/word/2010/wordprocessingInk" xmlns:wps="http://schemas.microsoft.com/office/word/2010/wordprocessingShape" mc:Ignorable="w14 wp14">
+<w:numbering xmlns:mc="http://schemas.openxmlformats.org/markup-compatibility/2006" xmlns:w="http://schemas.openxmlformats.org/wordprocessingml/2006/main" xmlns:m="http://schemas.openxmlformats.org/officeDocument/2006/math" xmlns:mo="http://schemas.microsoft.com/office/mac/office/2008/main" xmlns:mv="urn:schemas-microsoft-com:mac:vml" xmlns:o="urn:schemas-microsoft-com:office:office" xmlns:r="http://schemas.openxmlformats.org/officeDocument/2006/relationships" xmlns:v="urn:schemas-microsoft-com:vml" xmlns:w10="urn:schemas-microsoft-com:office:word" xmlns:w14="http://schemas.microsoft.com/office/word/2010/wordml" xmlns:wne="http://schemas.microsoft.com/office/word/2006/wordml" xmlns:wp="http://schemas.openxmlformats.org/drawingml/2006/wordprocessingDrawing" xmlns:wp14="http://schemas.microsoft.com/office/word/2010/wordprocessingDrawing" xmlns:wpc="http://schemas.microsoft.com/office/word/2010/wordprocessingCanvas" xmlns:wpg="http://schemas.microsoft.com/office/word/2010/wordprocessingGroup" xmlns:wpi="http://schemas.microsoft.com/office/word/2010/wordprocessingInk" xmlns:wps="http://schemas.microsoft.com/office/word/2010/wordprocessingShape" mc:Ignorable="w14 wp14">
   <w:abstractNum w:abstractNumId="0">
     <w:nsid w:val="FFFFFF7C"/>
     <w:multiLevelType w:val="singleLevel"/>
@@ -2874,7 +3154,7 @@
         <w:ind w:hanging="360" w:left="1440"/>
       </w:pPr>
       <w:rPr>
-        <w:rFonts w:ascii="Symbol" w:hAnsi="Symbol" w:hint="default"/>
+        <w:rFonts w:ascii="Symbol" w:hAnsi="Symbol" w:hint="default" w:eastAsia="黑体"/>
       </w:rPr>
     </w:lvl>
   </w:abstractNum>
@@ -2895,7 +3175,7 @@
         <w:ind w:hanging="360" w:left="1080"/>
       </w:pPr>
       <w:rPr>
-        <w:rFonts w:ascii="Symbol" w:hAnsi="Symbol" w:hint="default"/>
+        <w:rFonts w:ascii="Symbol" w:hAnsi="Symbol" w:hint="default" w:eastAsia="黑体"/>
       </w:rPr>
     </w:lvl>
   </w:abstractNum>
@@ -2916,7 +3196,7 @@
         <w:ind w:hanging="360" w:left="720"/>
       </w:pPr>
       <w:rPr>
-        <w:rFonts w:ascii="Symbol" w:hAnsi="Symbol" w:hint="default"/>
+        <w:rFonts w:ascii="Symbol" w:hAnsi="Symbol" w:hint="default" w:eastAsia="黑体"/>
       </w:rPr>
     </w:lvl>
   </w:abstractNum>
@@ -2955,7 +3235,7 @@
         <w:ind w:hanging="360" w:left="360"/>
       </w:pPr>
       <w:rPr>
-        <w:rFonts w:ascii="Symbol" w:hAnsi="Symbol" w:hint="default"/>
+        <w:rFonts w:ascii="Symbol" w:hAnsi="Symbol" w:hint="default" w:eastAsia="黑体"/>
       </w:rPr>
     </w:lvl>
   </w:abstractNum>
@@ -3046,7 +3326,7 @@
         <w:ind w:left="720" w:hanging="360"/>
       </w:pPr>
       <w:rPr>
-        <w:rFonts w:ascii="Symbol" w:hAnsi="Symbol" w:cs="Symbol" w:hint="default"/>
+        <w:rFonts w:ascii="Symbol" w:hAnsi="Symbol" w:cs="Symbol" w:hint="default" w:eastAsia="黑体"/>
       </w:rPr>
     </w:lvl>
     <w:lvl w:ilvl="1">
@@ -3057,7 +3337,7 @@
         <w:ind w:left="1440" w:hanging="360"/>
       </w:pPr>
       <w:rPr>
-        <w:rFonts w:ascii="Courier New" w:hAnsi="Courier New" w:cs="Courier New" w:hint="default"/>
+        <w:rFonts w:ascii="Courier New" w:hAnsi="Courier New" w:cs="Courier New" w:hint="default" w:eastAsia="黑体"/>
       </w:rPr>
     </w:lvl>
     <w:lvl w:ilvl="2">
@@ -3068,7 +3348,7 @@
         <w:ind w:left="2160" w:hanging="360"/>
       </w:pPr>
       <w:rPr>
-        <w:rFonts w:ascii="Wingdings" w:hAnsi="Wingdings" w:cs="Wingdings" w:hint="default"/>
+        <w:rFonts w:ascii="Wingdings" w:hAnsi="Wingdings" w:cs="Wingdings" w:hint="default" w:eastAsia="黑体"/>
       </w:rPr>
     </w:lvl>
     <w:lvl w:ilvl="3">
@@ -3079,7 +3359,7 @@
         <w:ind w:left="2880" w:hanging="360"/>
       </w:pPr>
       <w:rPr>
-        <w:rFonts w:ascii="Symbol" w:hAnsi="Symbol" w:cs="Symbol" w:hint="default"/>
+        <w:rFonts w:ascii="Symbol" w:hAnsi="Symbol" w:cs="Symbol" w:hint="default" w:eastAsia="黑体"/>
       </w:rPr>
     </w:lvl>
     <w:lvl w:ilvl="4">
@@ -3090,7 +3370,7 @@
         <w:ind w:left="3600" w:hanging="360"/>
       </w:pPr>
       <w:rPr>
-        <w:rFonts w:ascii="Courier New" w:hAnsi="Courier New" w:cs="Courier New" w:hint="default"/>
+        <w:rFonts w:ascii="Courier New" w:hAnsi="Courier New" w:cs="Courier New" w:hint="default" w:eastAsia="黑体"/>
       </w:rPr>
     </w:lvl>
     <w:lvl w:ilvl="5">
@@ -3101,7 +3381,7 @@
         <w:ind w:left="4320" w:hanging="360"/>
       </w:pPr>
       <w:rPr>
-        <w:rFonts w:ascii="Wingdings" w:hAnsi="Wingdings" w:cs="Wingdings" w:hint="default"/>
+        <w:rFonts w:ascii="Wingdings" w:hAnsi="Wingdings" w:cs="Wingdings" w:hint="default" w:eastAsia="黑体"/>
       </w:rPr>
     </w:lvl>
     <w:lvl w:ilvl="6">
@@ -3112,7 +3392,7 @@
         <w:ind w:left="5040" w:hanging="360"/>
       </w:pPr>
       <w:rPr>
-        <w:rFonts w:ascii="Symbol" w:hAnsi="Symbol" w:cs="Symbol" w:hint="default"/>
+        <w:rFonts w:ascii="Symbol" w:hAnsi="Symbol" w:cs="Symbol" w:hint="default" w:eastAsia="黑体"/>
       </w:rPr>
     </w:lvl>
     <w:lvl w:ilvl="7">
@@ -3123,7 +3403,7 @@
         <w:ind w:left="5760" w:hanging="360"/>
       </w:pPr>
       <w:rPr>
-        <w:rFonts w:ascii="Courier New" w:hAnsi="Courier New" w:cs="Courier New" w:hint="default"/>
+        <w:rFonts w:ascii="Courier New" w:hAnsi="Courier New" w:cs="Courier New" w:hint="default" w:eastAsia="黑体"/>
       </w:rPr>
     </w:lvl>
     <w:lvl w:ilvl="8">
@@ -3134,7 +3414,7 @@
         <w:ind w:left="6480" w:hanging="360"/>
       </w:pPr>
       <w:rPr>
-        <w:rFonts w:ascii="Wingdings" w:hAnsi="Wingdings" w:cs="Wingdings" w:hint="default"/>
+        <w:rFonts w:ascii="Wingdings" w:hAnsi="Wingdings" w:cs="Wingdings" w:hint="default" w:eastAsia="黑体"/>
       </w:rPr>
     </w:lvl>
   </w:abstractNum>
@@ -3190,11 +3470,11 @@
 </file>
 
 <file path=word/styles.xml><?xml version="1.0" encoding="utf-8"?>
-<w:styles xmlns:mc="http://schemas.openxmlformats.org/markup-compatibility/2006" xmlns:r="http://schemas.openxmlformats.org/officeDocument/2006/relationships" xmlns:w="http://schemas.openxmlformats.org/wordprocessingml/2006/main" xmlns:w14="http://schemas.microsoft.com/office/word/2010/wordml" mc:Ignorable="w14">
+<w:styles xmlns:mc="http://schemas.openxmlformats.org/markup-compatibility/2006" xmlns:w="http://schemas.openxmlformats.org/wordprocessingml/2006/main" xmlns:r="http://schemas.openxmlformats.org/officeDocument/2006/relationships" xmlns:w14="http://schemas.microsoft.com/office/word/2010/wordml" mc:Ignorable="w14">
   <w:docDefaults>
     <w:rPrDefault>
       <w:rPr>
-        <w:rFonts w:asciiTheme="minorHAnsi" w:cstheme="minorBidi" w:eastAsiaTheme="minorEastAsia" w:hAnsiTheme="minorHAnsi"/>
+        <w:rFonts w:asciiTheme="minorHAnsi" w:cstheme="minorBidi" w:hAnsiTheme="minorHAnsi" w:eastAsia="黑体"/>
         <w:sz w:val="22"/>
         <w:szCs w:val="22"/>
         <w:lang w:bidi="ar-SA" w:eastAsia="en-US" w:val="en-US"/>
@@ -3416,7 +3696,7 @@
       <w:outlineLvl w:val="0"/>
     </w:pPr>
     <w:rPr>
-      <w:rFonts w:ascii="Times New Roman" w:asciiTheme="majorHAnsi" w:cstheme="majorBidi" w:eastAsia="黑体" w:eastAsiaTheme="majorEastAsia" w:hAnsi="Times New Roman" w:hAnsiTheme="majorHAnsi"/>
+      <w:rFonts w:ascii="Times New Roman" w:asciiTheme="majorHAnsi" w:cstheme="majorBidi" w:eastAsia="黑体" w:hAnsi="Times New Roman" w:hAnsiTheme="majorHAnsi"/>
       <w:b/>
       <w:bCs/>
       <w:color w:val="1F3864"/>
@@ -3440,7 +3720,7 @@
       <w:outlineLvl w:val="1"/>
     </w:pPr>
     <w:rPr>
-      <w:rFonts w:ascii="Times New Roman" w:asciiTheme="majorHAnsi" w:cstheme="majorBidi" w:eastAsia="黑体" w:eastAsiaTheme="majorEastAsia" w:hAnsi="Times New Roman" w:hAnsiTheme="majorHAnsi"/>
+      <w:rFonts w:ascii="Times New Roman" w:asciiTheme="majorHAnsi" w:cstheme="majorBidi" w:eastAsia="黑体" w:hAnsi="Times New Roman" w:hAnsiTheme="majorHAnsi"/>
       <w:b/>
       <w:bCs/>
       <w:color w:val="2E4E7E"/>
@@ -3464,7 +3744,7 @@
       <w:outlineLvl w:val="2"/>
     </w:pPr>
     <w:rPr>
-      <w:rFonts w:ascii="Times New Roman" w:asciiTheme="majorHAnsi" w:cstheme="majorBidi" w:eastAsia="黑体" w:eastAsiaTheme="majorEastAsia" w:hAnsi="Times New Roman" w:hAnsiTheme="majorHAnsi"/>
+      <w:rFonts w:ascii="Times New Roman" w:asciiTheme="majorHAnsi" w:cstheme="majorBidi" w:eastAsia="黑体" w:hAnsi="Times New Roman" w:hAnsiTheme="majorHAnsi"/>
       <w:b/>
       <w:bCs/>
       <w:color w:val="2E4E7E"/>
@@ -3488,7 +3768,7 @@
       <w:outlineLvl w:val="3"/>
     </w:pPr>
     <w:rPr>
-      <w:rFonts w:ascii="Times New Roman" w:asciiTheme="majorHAnsi" w:cstheme="majorBidi" w:eastAsia="黑体" w:eastAsiaTheme="majorEastAsia" w:hAnsi="Times New Roman" w:hAnsiTheme="majorHAnsi"/>
+      <w:rFonts w:ascii="Times New Roman" w:asciiTheme="majorHAnsi" w:cstheme="majorBidi" w:eastAsia="黑体" w:hAnsi="Times New Roman" w:hAnsiTheme="majorHAnsi"/>
       <w:b/>
       <w:bCs/>
       <w:i/>
@@ -3514,7 +3794,7 @@
       <w:outlineLvl w:val="4"/>
     </w:pPr>
     <w:rPr>
-      <w:rFonts w:ascii="Times New Roman" w:asciiTheme="majorHAnsi" w:cstheme="majorBidi" w:eastAsia="黑体" w:eastAsiaTheme="majorEastAsia" w:hAnsi="Times New Roman" w:hAnsiTheme="majorHAnsi"/>
+      <w:rFonts w:ascii="Times New Roman" w:asciiTheme="majorHAnsi" w:cstheme="majorBidi" w:eastAsia="黑体" w:hAnsi="Times New Roman" w:hAnsiTheme="majorHAnsi"/>
       <w:b/>
       <w:color w:val="333333"/>
       <w:sz w:val="22"/>
@@ -3537,7 +3817,7 @@
       <w:outlineLvl w:val="5"/>
     </w:pPr>
     <w:rPr>
-      <w:rFonts w:asciiTheme="majorHAnsi" w:cstheme="majorBidi" w:eastAsiaTheme="majorEastAsia" w:hAnsiTheme="majorHAnsi"/>
+      <w:rFonts w:asciiTheme="majorHAnsi" w:cstheme="majorBidi" w:hAnsiTheme="majorHAnsi" w:eastAsia="黑体"/>
       <w:i/>
       <w:iCs/>
       <w:color w:themeColor="accent1" w:themeShade="7F" w:val="243F60"/>
@@ -3560,7 +3840,7 @@
       <w:outlineLvl w:val="6"/>
     </w:pPr>
     <w:rPr>
-      <w:rFonts w:asciiTheme="majorHAnsi" w:cstheme="majorBidi" w:eastAsiaTheme="majorEastAsia" w:hAnsiTheme="majorHAnsi"/>
+      <w:rFonts w:asciiTheme="majorHAnsi" w:cstheme="majorBidi" w:hAnsiTheme="majorHAnsi" w:eastAsia="黑体"/>
       <w:i/>
       <w:iCs/>
       <w:color w:themeColor="text1" w:themeTint="BF" w:val="404040"/>
@@ -3583,7 +3863,7 @@
       <w:outlineLvl w:val="7"/>
     </w:pPr>
     <w:rPr>
-      <w:rFonts w:asciiTheme="majorHAnsi" w:cstheme="majorBidi" w:eastAsiaTheme="majorEastAsia" w:hAnsiTheme="majorHAnsi"/>
+      <w:rFonts w:asciiTheme="majorHAnsi" w:cstheme="majorBidi" w:hAnsiTheme="majorHAnsi" w:eastAsia="黑体"/>
       <w:color w:themeColor="accent1" w:val="4F81BD"/>
       <w:sz w:val="20"/>
       <w:szCs w:val="20"/>
@@ -3606,7 +3886,7 @@
       <w:outlineLvl w:val="8"/>
     </w:pPr>
     <w:rPr>
-      <w:rFonts w:asciiTheme="majorHAnsi" w:cstheme="majorBidi" w:eastAsiaTheme="majorEastAsia" w:hAnsiTheme="majorHAnsi"/>
+      <w:rFonts w:asciiTheme="majorHAnsi" w:cstheme="majorBidi" w:hAnsiTheme="majorHAnsi" w:eastAsia="黑体"/>
       <w:i/>
       <w:iCs/>
       <w:color w:themeColor="text1" w:themeTint="BF" w:val="404040"/>
@@ -3657,7 +3937,7 @@
     <w:uiPriority w:val="9"/>
     <w:rsid w:val="00FC693F"/>
     <w:rPr>
-      <w:rFonts w:asciiTheme="majorHAnsi" w:cstheme="majorBidi" w:eastAsiaTheme="majorEastAsia" w:hAnsiTheme="majorHAnsi"/>
+      <w:rFonts w:asciiTheme="majorHAnsi" w:cstheme="majorBidi" w:hAnsiTheme="majorHAnsi" w:eastAsia="黑体"/>
       <w:b/>
       <w:bCs/>
       <w:color w:themeColor="accent1" w:themeShade="BF" w:val="365F91"/>
@@ -3672,7 +3952,7 @@
     <w:uiPriority w:val="9"/>
     <w:rsid w:val="00FC693F"/>
     <w:rPr>
-      <w:rFonts w:asciiTheme="majorHAnsi" w:cstheme="majorBidi" w:eastAsiaTheme="majorEastAsia" w:hAnsiTheme="majorHAnsi"/>
+      <w:rFonts w:asciiTheme="majorHAnsi" w:cstheme="majorBidi" w:hAnsiTheme="majorHAnsi" w:eastAsia="黑体"/>
       <w:b/>
       <w:bCs/>
       <w:color w:themeColor="accent1" w:val="4F81BD"/>
@@ -3687,7 +3967,7 @@
     <w:uiPriority w:val="9"/>
     <w:rsid w:val="00FC693F"/>
     <w:rPr>
-      <w:rFonts w:asciiTheme="majorHAnsi" w:cstheme="majorBidi" w:eastAsiaTheme="majorEastAsia" w:hAnsiTheme="majorHAnsi"/>
+      <w:rFonts w:asciiTheme="majorHAnsi" w:cstheme="majorBidi" w:hAnsiTheme="majorHAnsi" w:eastAsia="黑体"/>
       <w:b/>
       <w:bCs/>
       <w:color w:themeColor="accent1" w:val="4F81BD"/>
@@ -3710,7 +3990,7 @@
       <w:contextualSpacing/>
     </w:pPr>
     <w:rPr>
-      <w:rFonts w:ascii="Times New Roman" w:asciiTheme="majorHAnsi" w:cstheme="majorBidi" w:eastAsia="黑体" w:eastAsiaTheme="majorEastAsia" w:hAnsi="Times New Roman" w:hAnsiTheme="majorHAnsi"/>
+      <w:rFonts w:ascii="Times New Roman" w:asciiTheme="majorHAnsi" w:cstheme="majorBidi" w:eastAsia="黑体" w:hAnsi="Times New Roman" w:hAnsiTheme="majorHAnsi"/>
       <w:b/>
       <w:color w:val="1F3864"/>
       <w:spacing w:val="5"/>
@@ -3726,7 +4006,7 @@
     <w:uiPriority w:val="10"/>
     <w:rsid w:val="00FC693F"/>
     <w:rPr>
-      <w:rFonts w:asciiTheme="majorHAnsi" w:cstheme="majorBidi" w:eastAsiaTheme="majorEastAsia" w:hAnsiTheme="majorHAnsi"/>
+      <w:rFonts w:asciiTheme="majorHAnsi" w:cstheme="majorBidi" w:hAnsiTheme="majorHAnsi" w:eastAsia="黑体"/>
       <w:color w:themeColor="text2" w:themeShade="BF" w:val="17365D"/>
       <w:spacing w:val="5"/>
       <w:kern w:val="28"/>
@@ -3748,7 +4028,7 @@
       </w:numPr>
     </w:pPr>
     <w:rPr>
-      <w:rFonts w:asciiTheme="majorHAnsi" w:cstheme="majorBidi" w:eastAsiaTheme="majorEastAsia" w:hAnsiTheme="majorHAnsi"/>
+      <w:rFonts w:asciiTheme="majorHAnsi" w:cstheme="majorBidi" w:hAnsiTheme="majorHAnsi" w:eastAsia="黑体"/>
       <w:i/>
       <w:iCs/>
       <w:color w:themeColor="accent1" w:val="4F81BD"/>
@@ -3764,7 +4044,7 @@
     <w:uiPriority w:val="11"/>
     <w:rsid w:val="00FC693F"/>
     <w:rPr>
-      <w:rFonts w:asciiTheme="majorHAnsi" w:cstheme="majorBidi" w:eastAsiaTheme="majorEastAsia" w:hAnsiTheme="majorHAnsi"/>
+      <w:rFonts w:asciiTheme="majorHAnsi" w:cstheme="majorBidi" w:hAnsiTheme="majorHAnsi" w:eastAsia="黑体"/>
       <w:i/>
       <w:iCs/>
       <w:color w:themeColor="accent1" w:val="4F81BD"/>
@@ -3831,6 +4111,7 @@
       <w:spacing w:after="120"/>
     </w:pPr>
     <w:rPr>
+      <w:rFonts w:eastAsia="黑体"/>
       <w:sz w:val="16"/>
       <w:szCs w:val="16"/>
     </w:rPr>
@@ -3842,6 +4123,7 @@
     <w:uiPriority w:val="99"/>
     <w:rsid w:val="00AA1D8D"/>
     <w:rPr>
+      <w:rFonts w:eastAsia="黑体"/>
       <w:sz w:val="16"/>
       <w:szCs w:val="16"/>
     </w:rPr>
@@ -4011,7 +4293,7 @@
       </w:tabs>
     </w:pPr>
     <w:rPr>
-      <w:rFonts w:ascii="Courier" w:hAnsi="Courier"/>
+      <w:rFonts w:ascii="Courier" w:hAnsi="Courier" w:eastAsia="黑体"/>
       <w:sz w:val="20"/>
       <w:szCs w:val="20"/>
     </w:rPr>
@@ -4023,7 +4305,7 @@
     <w:uiPriority w:val="99"/>
     <w:rsid w:val="0029639D"/>
     <w:rPr>
-      <w:rFonts w:ascii="Courier" w:hAnsi="Courier"/>
+      <w:rFonts w:ascii="Courier" w:hAnsi="Courier" w:eastAsia="黑体"/>
       <w:sz w:val="20"/>
       <w:szCs w:val="20"/>
     </w:rPr>
@@ -4059,6 +4341,7 @@
     <w:uiPriority w:val="29"/>
     <w:rsid w:val="00FC693F"/>
     <w:rPr>
+      <w:rFonts w:eastAsia="黑体"/>
       <w:i/>
       <w:iCs/>
       <w:color w:themeColor="text1" w:val="000000"/>
@@ -4072,7 +4355,7 @@
     <w:semiHidden/>
     <w:rsid w:val="00FC693F"/>
     <w:rPr>
-      <w:rFonts w:asciiTheme="majorHAnsi" w:cstheme="majorBidi" w:eastAsiaTheme="majorEastAsia" w:hAnsiTheme="majorHAnsi"/>
+      <w:rFonts w:asciiTheme="majorHAnsi" w:cstheme="majorBidi" w:hAnsiTheme="majorHAnsi" w:eastAsia="黑体"/>
       <w:b/>
       <w:bCs/>
       <w:i/>
@@ -4088,7 +4371,7 @@
     <w:semiHidden/>
     <w:rsid w:val="00FC693F"/>
     <w:rPr>
-      <w:rFonts w:asciiTheme="majorHAnsi" w:cstheme="majorBidi" w:eastAsiaTheme="majorEastAsia" w:hAnsiTheme="majorHAnsi"/>
+      <w:rFonts w:asciiTheme="majorHAnsi" w:cstheme="majorBidi" w:hAnsiTheme="majorHAnsi" w:eastAsia="黑体"/>
       <w:color w:themeColor="accent1" w:themeShade="7F" w:val="243F60"/>
     </w:rPr>
   </w:style>
@@ -4100,7 +4383,7 @@
     <w:semiHidden/>
     <w:rsid w:val="00FC693F"/>
     <w:rPr>
-      <w:rFonts w:asciiTheme="majorHAnsi" w:cstheme="majorBidi" w:eastAsiaTheme="majorEastAsia" w:hAnsiTheme="majorHAnsi"/>
+      <w:rFonts w:asciiTheme="majorHAnsi" w:cstheme="majorBidi" w:hAnsiTheme="majorHAnsi" w:eastAsia="黑体"/>
       <w:i/>
       <w:iCs/>
       <w:color w:themeColor="accent1" w:themeShade="7F" w:val="243F60"/>
@@ -4114,7 +4397,7 @@
     <w:semiHidden/>
     <w:rsid w:val="00FC693F"/>
     <w:rPr>
-      <w:rFonts w:asciiTheme="majorHAnsi" w:cstheme="majorBidi" w:eastAsiaTheme="majorEastAsia" w:hAnsiTheme="majorHAnsi"/>
+      <w:rFonts w:asciiTheme="majorHAnsi" w:cstheme="majorBidi" w:hAnsiTheme="majorHAnsi" w:eastAsia="黑体"/>
       <w:i/>
       <w:iCs/>
       <w:color w:themeColor="text1" w:themeTint="BF" w:val="404040"/>
@@ -4128,7 +4411,7 @@
     <w:semiHidden/>
     <w:rsid w:val="00FC693F"/>
     <w:rPr>
-      <w:rFonts w:asciiTheme="majorHAnsi" w:cstheme="majorBidi" w:eastAsiaTheme="majorEastAsia" w:hAnsiTheme="majorHAnsi"/>
+      <w:rFonts w:asciiTheme="majorHAnsi" w:cstheme="majorBidi" w:hAnsiTheme="majorHAnsi" w:eastAsia="黑体"/>
       <w:color w:themeColor="accent1" w:val="4F81BD"/>
       <w:sz w:val="20"/>
       <w:szCs w:val="20"/>
@@ -4142,7 +4425,7 @@
     <w:semiHidden/>
     <w:rsid w:val="00FC693F"/>
     <w:rPr>
-      <w:rFonts w:asciiTheme="majorHAnsi" w:cstheme="majorBidi" w:eastAsiaTheme="majorEastAsia" w:hAnsiTheme="majorHAnsi"/>
+      <w:rFonts w:asciiTheme="majorHAnsi" w:cstheme="majorBidi" w:hAnsiTheme="majorHAnsi" w:eastAsia="黑体"/>
       <w:i/>
       <w:iCs/>
       <w:color w:themeColor="text1" w:themeTint="BF" w:val="404040"/>
@@ -4163,6 +4446,7 @@
       <w:spacing w:line="240" w:lineRule="auto"/>
     </w:pPr>
     <w:rPr>
+      <w:rFonts w:eastAsia="黑体"/>
       <w:b/>
       <w:bCs/>
       <w:color w:themeColor="accent1" w:val="4F81BD"/>
@@ -4177,6 +4461,7 @@
     <w:qFormat/>
     <w:rsid w:val="00FC693F"/>
     <w:rPr>
+      <w:rFonts w:eastAsia="黑体"/>
       <w:b/>
       <w:bCs/>
     </w:rPr>
@@ -4188,6 +4473,7 @@
     <w:qFormat/>
     <w:rsid w:val="00FC693F"/>
     <w:rPr>
+      <w:rFonts w:eastAsia="黑体"/>
       <w:i/>
       <w:iCs/>
     </w:rPr>
@@ -4208,6 +4494,7 @@
       <w:ind w:left="936" w:right="936"/>
     </w:pPr>
     <w:rPr>
+      <w:rFonts w:eastAsia="黑体"/>
       <w:b/>
       <w:bCs/>
       <w:i/>
@@ -4222,6 +4509,7 @@
     <w:uiPriority w:val="30"/>
     <w:rsid w:val="00FC693F"/>
     <w:rPr>
+      <w:rFonts w:eastAsia="黑体"/>
       <w:b/>
       <w:bCs/>
       <w:i/>
@@ -4236,6 +4524,7 @@
     <w:qFormat/>
     <w:rsid w:val="00FC693F"/>
     <w:rPr>
+      <w:rFonts w:eastAsia="黑体"/>
       <w:i/>
       <w:iCs/>
       <w:color w:themeColor="text1" w:themeTint="7F" w:val="808080"/>
@@ -4248,6 +4537,7 @@
     <w:qFormat/>
     <w:rsid w:val="00FC693F"/>
     <w:rPr>
+      <w:rFonts w:eastAsia="黑体"/>
       <w:b/>
       <w:bCs/>
       <w:i/>
@@ -4262,6 +4552,7 @@
     <w:qFormat/>
     <w:rsid w:val="00FC693F"/>
     <w:rPr>
+      <w:rFonts w:eastAsia="黑体"/>
       <w:smallCaps/>
       <w:color w:themeColor="accent2" w:val="C0504D"/>
       <w:u w:val="single"/>
@@ -4274,6 +4565,7 @@
     <w:qFormat/>
     <w:rsid w:val="00FC693F"/>
     <w:rPr>
+      <w:rFonts w:eastAsia="黑体"/>
       <w:b/>
       <w:bCs/>
       <w:smallCaps/>
@@ -4289,6 +4581,7 @@
     <w:qFormat/>
     <w:rsid w:val="00FC693F"/>
     <w:rPr>
+      <w:rFonts w:eastAsia="黑体"/>
       <w:b/>
       <w:bCs/>
       <w:smallCaps/>
@@ -4343,6 +4636,7 @@
       <w:spacing w:after="0" w:line="240" w:lineRule="auto"/>
     </w:pPr>
     <w:rPr>
+      <w:rFonts w:eastAsia="黑体"/>
       <w:color w:themeColor="text1" w:themeShade="BF" w:val="000000"/>
     </w:rPr>
     <w:tblPr>
@@ -4365,6 +4659,7 @@
         <w:spacing w:after="0" w:before="0" w:line="240" w:lineRule="auto"/>
       </w:pPr>
       <w:rPr>
+        <w:rFonts w:eastAsia="黑体"/>
         <w:b/>
         <w:bCs/>
       </w:rPr>
@@ -4385,6 +4680,7 @@
         <w:spacing w:after="0" w:before="0" w:line="240" w:lineRule="auto"/>
       </w:pPr>
       <w:rPr>
+        <w:rFonts w:eastAsia="黑体"/>
         <w:b/>
         <w:bCs/>
       </w:rPr>
@@ -4402,12 +4698,14 @@
     </w:tblStylePr>
     <w:tblStylePr w:type="firstCol">
       <w:rPr>
+        <w:rFonts w:eastAsia="黑体"/>
         <w:b/>
         <w:bCs/>
       </w:rPr>
     </w:tblStylePr>
     <w:tblStylePr w:type="lastCol">
       <w:rPr>
+        <w:rFonts w:eastAsia="黑体"/>
         <w:b/>
         <w:bCs/>
       </w:rPr>
@@ -4446,6 +4744,7 @@
       <w:spacing w:after="0" w:line="240" w:lineRule="auto"/>
     </w:pPr>
     <w:rPr>
+      <w:rFonts w:eastAsia="黑体"/>
       <w:color w:themeColor="accent1" w:themeShade="BF" w:val="365F91"/>
     </w:rPr>
     <w:tblPr>
@@ -4468,6 +4767,7 @@
         <w:spacing w:after="0" w:before="0" w:line="240" w:lineRule="auto"/>
       </w:pPr>
       <w:rPr>
+        <w:rFonts w:eastAsia="黑体"/>
         <w:b/>
         <w:bCs/>
       </w:rPr>
@@ -4488,6 +4788,7 @@
         <w:spacing w:after="0" w:before="0" w:line="240" w:lineRule="auto"/>
       </w:pPr>
       <w:rPr>
+        <w:rFonts w:eastAsia="黑体"/>
         <w:b/>
         <w:bCs/>
       </w:rPr>
@@ -4505,12 +4806,14 @@
     </w:tblStylePr>
     <w:tblStylePr w:type="firstCol">
       <w:rPr>
+        <w:rFonts w:eastAsia="黑体"/>
         <w:b/>
         <w:bCs/>
       </w:rPr>
     </w:tblStylePr>
     <w:tblStylePr w:type="lastCol">
       <w:rPr>
+        <w:rFonts w:eastAsia="黑体"/>
         <w:b/>
         <w:bCs/>
       </w:rPr>
@@ -4549,6 +4852,7 @@
       <w:spacing w:after="0" w:line="240" w:lineRule="auto"/>
     </w:pPr>
     <w:rPr>
+      <w:rFonts w:eastAsia="黑体"/>
       <w:color w:themeColor="accent2" w:themeShade="BF" w:val="943634"/>
     </w:rPr>
     <w:tblPr>
@@ -4571,6 +4875,7 @@
         <w:spacing w:after="0" w:before="0" w:line="240" w:lineRule="auto"/>
       </w:pPr>
       <w:rPr>
+        <w:rFonts w:eastAsia="黑体"/>
         <w:b/>
         <w:bCs/>
       </w:rPr>
@@ -4591,6 +4896,7 @@
         <w:spacing w:after="0" w:before="0" w:line="240" w:lineRule="auto"/>
       </w:pPr>
       <w:rPr>
+        <w:rFonts w:eastAsia="黑体"/>
         <w:b/>
         <w:bCs/>
       </w:rPr>
@@ -4608,12 +4914,14 @@
     </w:tblStylePr>
     <w:tblStylePr w:type="firstCol">
       <w:rPr>
+        <w:rFonts w:eastAsia="黑体"/>
         <w:b/>
         <w:bCs/>
       </w:rPr>
     </w:tblStylePr>
     <w:tblStylePr w:type="lastCol">
       <w:rPr>
+        <w:rFonts w:eastAsia="黑体"/>
         <w:b/>
         <w:bCs/>
       </w:rPr>
@@ -4652,6 +4960,7 @@
       <w:spacing w:after="0" w:line="240" w:lineRule="auto"/>
     </w:pPr>
     <w:rPr>
+      <w:rFonts w:eastAsia="黑体"/>
       <w:color w:themeColor="accent3" w:themeShade="BF" w:val="76923C"/>
     </w:rPr>
     <w:tblPr>
@@ -4674,6 +4983,7 @@
         <w:spacing w:after="0" w:before="0" w:line="240" w:lineRule="auto"/>
       </w:pPr>
       <w:rPr>
+        <w:rFonts w:eastAsia="黑体"/>
         <w:b/>
         <w:bCs/>
       </w:rPr>
@@ -4694,6 +5004,7 @@
         <w:spacing w:after="0" w:before="0" w:line="240" w:lineRule="auto"/>
       </w:pPr>
       <w:rPr>
+        <w:rFonts w:eastAsia="黑体"/>
         <w:b/>
         <w:bCs/>
       </w:rPr>
@@ -4711,12 +5022,14 @@
     </w:tblStylePr>
     <w:tblStylePr w:type="firstCol">
       <w:rPr>
+        <w:rFonts w:eastAsia="黑体"/>
         <w:b/>
         <w:bCs/>
       </w:rPr>
     </w:tblStylePr>
     <w:tblStylePr w:type="lastCol">
       <w:rPr>
+        <w:rFonts w:eastAsia="黑体"/>
         <w:b/>
         <w:bCs/>
       </w:rPr>
@@ -4755,6 +5068,7 @@
       <w:spacing w:after="0" w:line="240" w:lineRule="auto"/>
     </w:pPr>
     <w:rPr>
+      <w:rFonts w:eastAsia="黑体"/>
       <w:color w:themeColor="accent4" w:themeShade="BF" w:val="5F497A"/>
     </w:rPr>
     <w:tblPr>
@@ -4777,6 +5091,7 @@
         <w:spacing w:after="0" w:before="0" w:line="240" w:lineRule="auto"/>
       </w:pPr>
       <w:rPr>
+        <w:rFonts w:eastAsia="黑体"/>
         <w:b/>
         <w:bCs/>
       </w:rPr>
@@ -4797,6 +5112,7 @@
         <w:spacing w:after="0" w:before="0" w:line="240" w:lineRule="auto"/>
       </w:pPr>
       <w:rPr>
+        <w:rFonts w:eastAsia="黑体"/>
         <w:b/>
         <w:bCs/>
       </w:rPr>
@@ -4814,12 +5130,14 @@
     </w:tblStylePr>
     <w:tblStylePr w:type="firstCol">
       <w:rPr>
+        <w:rFonts w:eastAsia="黑体"/>
         <w:b/>
         <w:bCs/>
       </w:rPr>
     </w:tblStylePr>
     <w:tblStylePr w:type="lastCol">
       <w:rPr>
+        <w:rFonts w:eastAsia="黑体"/>
         <w:b/>
         <w:bCs/>
       </w:rPr>
@@ -4858,6 +5176,7 @@
       <w:spacing w:after="0" w:line="240" w:lineRule="auto"/>
     </w:pPr>
     <w:rPr>
+      <w:rFonts w:eastAsia="黑体"/>
       <w:color w:themeColor="accent5" w:themeShade="BF" w:val="31849B"/>
     </w:rPr>
     <w:tblPr>
@@ -4880,6 +5199,7 @@
         <w:spacing w:after="0" w:before="0" w:line="240" w:lineRule="auto"/>
       </w:pPr>
       <w:rPr>
+        <w:rFonts w:eastAsia="黑体"/>
         <w:b/>
         <w:bCs/>
       </w:rPr>
@@ -4900,6 +5220,7 @@
         <w:spacing w:after="0" w:before="0" w:line="240" w:lineRule="auto"/>
       </w:pPr>
       <w:rPr>
+        <w:rFonts w:eastAsia="黑体"/>
         <w:b/>
         <w:bCs/>
       </w:rPr>
@@ -4917,12 +5238,14 @@
     </w:tblStylePr>
     <w:tblStylePr w:type="firstCol">
       <w:rPr>
+        <w:rFonts w:eastAsia="黑体"/>
         <w:b/>
         <w:bCs/>
       </w:rPr>
     </w:tblStylePr>
     <w:tblStylePr w:type="lastCol">
       <w:rPr>
+        <w:rFonts w:eastAsia="黑体"/>
         <w:b/>
         <w:bCs/>
       </w:rPr>
@@ -4961,6 +5284,7 @@
       <w:spacing w:after="0" w:line="240" w:lineRule="auto"/>
     </w:pPr>
     <w:rPr>
+      <w:rFonts w:eastAsia="黑体"/>
       <w:color w:themeColor="accent6" w:themeShade="BF" w:val="E36C0A"/>
     </w:rPr>
     <w:tblPr>
@@ -4983,6 +5307,7 @@
         <w:spacing w:after="0" w:before="0" w:line="240" w:lineRule="auto"/>
       </w:pPr>
       <w:rPr>
+        <w:rFonts w:eastAsia="黑体"/>
         <w:b/>
         <w:bCs/>
       </w:rPr>
@@ -5003,6 +5328,7 @@
         <w:spacing w:after="0" w:before="0" w:line="240" w:lineRule="auto"/>
       </w:pPr>
       <w:rPr>
+        <w:rFonts w:eastAsia="黑体"/>
         <w:b/>
         <w:bCs/>
       </w:rPr>
@@ -5020,12 +5346,14 @@
     </w:tblStylePr>
     <w:tblStylePr w:type="firstCol">
       <w:rPr>
+        <w:rFonts w:eastAsia="黑体"/>
         <w:b/>
         <w:bCs/>
       </w:rPr>
     </w:tblStylePr>
     <w:tblStylePr w:type="lastCol">
       <w:rPr>
+        <w:rFonts w:eastAsia="黑体"/>
         <w:b/>
         <w:bCs/>
       </w:rPr>
@@ -5085,6 +5413,7 @@
         <w:spacing w:after="0" w:before="0" w:line="240" w:lineRule="auto"/>
       </w:pPr>
       <w:rPr>
+        <w:rFonts w:eastAsia="黑体"/>
         <w:b/>
         <w:bCs/>
         <w:color w:themeColor="background1" w:val="FFFFFF"/>
@@ -5099,6 +5428,7 @@
         <w:spacing w:after="0" w:before="0" w:line="240" w:lineRule="auto"/>
       </w:pPr>
       <w:rPr>
+        <w:rFonts w:eastAsia="黑体"/>
         <w:b/>
         <w:bCs/>
       </w:rPr>
@@ -5114,12 +5444,14 @@
     </w:tblStylePr>
     <w:tblStylePr w:type="firstCol">
       <w:rPr>
+        <w:rFonts w:eastAsia="黑体"/>
         <w:b/>
         <w:bCs/>
       </w:rPr>
     </w:tblStylePr>
     <w:tblStylePr w:type="lastCol">
       <w:rPr>
+        <w:rFonts w:eastAsia="黑体"/>
         <w:b/>
         <w:bCs/>
       </w:rPr>
@@ -5177,6 +5509,7 @@
         <w:spacing w:after="0" w:before="0" w:line="240" w:lineRule="auto"/>
       </w:pPr>
       <w:rPr>
+        <w:rFonts w:eastAsia="黑体"/>
         <w:b/>
         <w:bCs/>
         <w:color w:themeColor="background1" w:val="FFFFFF"/>
@@ -5191,6 +5524,7 @@
         <w:spacing w:after="0" w:before="0" w:line="240" w:lineRule="auto"/>
       </w:pPr>
       <w:rPr>
+        <w:rFonts w:eastAsia="黑体"/>
         <w:b/>
         <w:bCs/>
       </w:rPr>
@@ -5206,12 +5540,14 @@
     </w:tblStylePr>
     <w:tblStylePr w:type="firstCol">
       <w:rPr>
+        <w:rFonts w:eastAsia="黑体"/>
         <w:b/>
         <w:bCs/>
       </w:rPr>
     </w:tblStylePr>
     <w:tblStylePr w:type="lastCol">
       <w:rPr>
+        <w:rFonts w:eastAsia="黑体"/>
         <w:b/>
         <w:bCs/>
       </w:rPr>
@@ -5269,6 +5605,7 @@
         <w:spacing w:after="0" w:before="0" w:line="240" w:lineRule="auto"/>
       </w:pPr>
       <w:rPr>
+        <w:rFonts w:eastAsia="黑体"/>
         <w:b/>
         <w:bCs/>
         <w:color w:themeColor="background1" w:val="FFFFFF"/>
@@ -5283,6 +5620,7 @@
         <w:spacing w:after="0" w:before="0" w:line="240" w:lineRule="auto"/>
       </w:pPr>
       <w:rPr>
+        <w:rFonts w:eastAsia="黑体"/>
         <w:b/>
         <w:bCs/>
       </w:rPr>
@@ -5298,12 +5636,14 @@
     </w:tblStylePr>
     <w:tblStylePr w:type="firstCol">
       <w:rPr>
+        <w:rFonts w:eastAsia="黑体"/>
         <w:b/>
         <w:bCs/>
       </w:rPr>
     </w:tblStylePr>
     <w:tblStylePr w:type="lastCol">
       <w:rPr>
+        <w:rFonts w:eastAsia="黑体"/>
         <w:b/>
         <w:bCs/>
       </w:rPr>
@@ -5361,6 +5701,7 @@
         <w:spacing w:after="0" w:before="0" w:line="240" w:lineRule="auto"/>
       </w:pPr>
       <w:rPr>
+        <w:rFonts w:eastAsia="黑体"/>
         <w:b/>
         <w:bCs/>
         <w:color w:themeColor="background1" w:val="FFFFFF"/>
@@ -5375,6 +5716,7 @@
         <w:spacing w:after="0" w:before="0" w:line="240" w:lineRule="auto"/>
       </w:pPr>
       <w:rPr>
+        <w:rFonts w:eastAsia="黑体"/>
         <w:b/>
         <w:bCs/>
       </w:rPr>
@@ -5390,12 +5732,14 @@
     </w:tblStylePr>
     <w:tblStylePr w:type="firstCol">
       <w:rPr>
+        <w:rFonts w:eastAsia="黑体"/>
         <w:b/>
         <w:bCs/>
       </w:rPr>
     </w:tblStylePr>
     <w:tblStylePr w:type="lastCol">
       <w:rPr>
+        <w:rFonts w:eastAsia="黑体"/>
         <w:b/>
         <w:bCs/>
       </w:rPr>
@@ -5453,6 +5797,7 @@
         <w:spacing w:after="0" w:before="0" w:line="240" w:lineRule="auto"/>
       </w:pPr>
       <w:rPr>
+        <w:rFonts w:eastAsia="黑体"/>
         <w:b/>
         <w:bCs/>
         <w:color w:themeColor="background1" w:val="FFFFFF"/>
@@ -5467,6 +5812,7 @@
         <w:spacing w:after="0" w:before="0" w:line="240" w:lineRule="auto"/>
       </w:pPr>
       <w:rPr>
+        <w:rFonts w:eastAsia="黑体"/>
         <w:b/>
         <w:bCs/>
       </w:rPr>
@@ -5482,12 +5828,14 @@
     </w:tblStylePr>
     <w:tblStylePr w:type="firstCol">
       <w:rPr>
+        <w:rFonts w:eastAsia="黑体"/>
         <w:b/>
         <w:bCs/>
       </w:rPr>
     </w:tblStylePr>
     <w:tblStylePr w:type="lastCol">
       <w:rPr>
+        <w:rFonts w:eastAsia="黑体"/>
         <w:b/>
         <w:bCs/>
       </w:rPr>
@@ -5545,6 +5893,7 @@
         <w:spacing w:after="0" w:before="0" w:line="240" w:lineRule="auto"/>
       </w:pPr>
       <w:rPr>
+        <w:rFonts w:eastAsia="黑体"/>
         <w:b/>
         <w:bCs/>
         <w:color w:themeColor="background1" w:val="FFFFFF"/>
@@ -5559,6 +5908,7 @@
         <w:spacing w:after="0" w:before="0" w:line="240" w:lineRule="auto"/>
       </w:pPr>
       <w:rPr>
+        <w:rFonts w:eastAsia="黑体"/>
         <w:b/>
         <w:bCs/>
       </w:rPr>
@@ -5574,12 +5924,14 @@
     </w:tblStylePr>
     <w:tblStylePr w:type="firstCol">
       <w:rPr>
+        <w:rFonts w:eastAsia="黑体"/>
         <w:b/>
         <w:bCs/>
       </w:rPr>
     </w:tblStylePr>
     <w:tblStylePr w:type="lastCol">
       <w:rPr>
+        <w:rFonts w:eastAsia="黑体"/>
         <w:b/>
         <w:bCs/>
       </w:rPr>
@@ -5637,6 +5989,7 @@
         <w:spacing w:after="0" w:before="0" w:line="240" w:lineRule="auto"/>
       </w:pPr>
       <w:rPr>
+        <w:rFonts w:eastAsia="黑体"/>
         <w:b/>
         <w:bCs/>
         <w:color w:themeColor="background1" w:val="FFFFFF"/>
@@ -5651,6 +6004,7 @@
         <w:spacing w:after="0" w:before="0" w:line="240" w:lineRule="auto"/>
       </w:pPr>
       <w:rPr>
+        <w:rFonts w:eastAsia="黑体"/>
         <w:b/>
         <w:bCs/>
       </w:rPr>
@@ -5666,12 +6020,14 @@
     </w:tblStylePr>
     <w:tblStylePr w:type="firstCol">
       <w:rPr>
+        <w:rFonts w:eastAsia="黑体"/>
         <w:b/>
         <w:bCs/>
       </w:rPr>
     </w:tblStylePr>
     <w:tblStylePr w:type="lastCol">
       <w:rPr>
+        <w:rFonts w:eastAsia="黑体"/>
         <w:b/>
         <w:bCs/>
       </w:rPr>
@@ -5731,7 +6087,7 @@
         <w:spacing w:after="0" w:before="0" w:line="240" w:lineRule="auto"/>
       </w:pPr>
       <w:rPr>
-        <w:rFonts w:asciiTheme="majorHAnsi" w:cstheme="majorBidi" w:eastAsiaTheme="majorEastAsia" w:hAnsiTheme="majorHAnsi"/>
+        <w:rFonts w:asciiTheme="majorHAnsi" w:cstheme="majorBidi" w:hAnsiTheme="majorHAnsi" w:eastAsia="黑体"/>
         <w:b/>
         <w:bCs/>
       </w:rPr>
@@ -5752,7 +6108,7 @@
         <w:spacing w:after="0" w:before="0" w:line="240" w:lineRule="auto"/>
       </w:pPr>
       <w:rPr>
-        <w:rFonts w:asciiTheme="majorHAnsi" w:cstheme="majorBidi" w:eastAsiaTheme="majorEastAsia" w:hAnsiTheme="majorHAnsi"/>
+        <w:rFonts w:asciiTheme="majorHAnsi" w:cstheme="majorBidi" w:hAnsiTheme="majorHAnsi" w:eastAsia="黑体"/>
         <w:b/>
         <w:bCs/>
       </w:rPr>
@@ -5770,14 +6126,14 @@
     </w:tblStylePr>
     <w:tblStylePr w:type="firstCol">
       <w:rPr>
-        <w:rFonts w:asciiTheme="majorHAnsi" w:cstheme="majorBidi" w:eastAsiaTheme="majorEastAsia" w:hAnsiTheme="majorHAnsi"/>
+        <w:rFonts w:asciiTheme="majorHAnsi" w:cstheme="majorBidi" w:hAnsiTheme="majorHAnsi" w:eastAsia="黑体"/>
         <w:b/>
         <w:bCs/>
       </w:rPr>
     </w:tblStylePr>
     <w:tblStylePr w:type="lastCol">
       <w:rPr>
-        <w:rFonts w:asciiTheme="majorHAnsi" w:cstheme="majorBidi" w:eastAsiaTheme="majorEastAsia" w:hAnsiTheme="majorHAnsi"/>
+        <w:rFonts w:asciiTheme="majorHAnsi" w:cstheme="majorBidi" w:hAnsiTheme="majorHAnsi" w:eastAsia="黑体"/>
         <w:b/>
         <w:bCs/>
       </w:rPr>
@@ -5861,7 +6217,7 @@
         <w:spacing w:after="0" w:before="0" w:line="240" w:lineRule="auto"/>
       </w:pPr>
       <w:rPr>
-        <w:rFonts w:asciiTheme="majorHAnsi" w:cstheme="majorBidi" w:eastAsiaTheme="majorEastAsia" w:hAnsiTheme="majorHAnsi"/>
+        <w:rFonts w:asciiTheme="majorHAnsi" w:cstheme="majorBidi" w:hAnsiTheme="majorHAnsi" w:eastAsia="黑体"/>
         <w:b/>
         <w:bCs/>
       </w:rPr>
@@ -5882,7 +6238,7 @@
         <w:spacing w:after="0" w:before="0" w:line="240" w:lineRule="auto"/>
       </w:pPr>
       <w:rPr>
-        <w:rFonts w:asciiTheme="majorHAnsi" w:cstheme="majorBidi" w:eastAsiaTheme="majorEastAsia" w:hAnsiTheme="majorHAnsi"/>
+        <w:rFonts w:asciiTheme="majorHAnsi" w:cstheme="majorBidi" w:hAnsiTheme="majorHAnsi" w:eastAsia="黑体"/>
         <w:b/>
         <w:bCs/>
       </w:rPr>
@@ -5900,14 +6256,14 @@
     </w:tblStylePr>
     <w:tblStylePr w:type="firstCol">
       <w:rPr>
-        <w:rFonts w:asciiTheme="majorHAnsi" w:cstheme="majorBidi" w:eastAsiaTheme="majorEastAsia" w:hAnsiTheme="majorHAnsi"/>
+        <w:rFonts w:asciiTheme="majorHAnsi" w:cstheme="majorBidi" w:hAnsiTheme="majorHAnsi" w:eastAsia="黑体"/>
         <w:b/>
         <w:bCs/>
       </w:rPr>
     </w:tblStylePr>
     <w:tblStylePr w:type="lastCol">
       <w:rPr>
-        <w:rFonts w:asciiTheme="majorHAnsi" w:cstheme="majorBidi" w:eastAsiaTheme="majorEastAsia" w:hAnsiTheme="majorHAnsi"/>
+        <w:rFonts w:asciiTheme="majorHAnsi" w:cstheme="majorBidi" w:hAnsiTheme="majorHAnsi" w:eastAsia="黑体"/>
         <w:b/>
         <w:bCs/>
       </w:rPr>
@@ -5991,7 +6347,7 @@
         <w:spacing w:after="0" w:before="0" w:line="240" w:lineRule="auto"/>
       </w:pPr>
       <w:rPr>
-        <w:rFonts w:asciiTheme="majorHAnsi" w:cstheme="majorBidi" w:eastAsiaTheme="majorEastAsia" w:hAnsiTheme="majorHAnsi"/>
+        <w:rFonts w:asciiTheme="majorHAnsi" w:cstheme="majorBidi" w:hAnsiTheme="majorHAnsi" w:eastAsia="黑体"/>
         <w:b/>
         <w:bCs/>
       </w:rPr>
@@ -6012,7 +6368,7 @@
         <w:spacing w:after="0" w:before="0" w:line="240" w:lineRule="auto"/>
       </w:pPr>
       <w:rPr>
-        <w:rFonts w:asciiTheme="majorHAnsi" w:cstheme="majorBidi" w:eastAsiaTheme="majorEastAsia" w:hAnsiTheme="majorHAnsi"/>
+        <w:rFonts w:asciiTheme="majorHAnsi" w:cstheme="majorBidi" w:hAnsiTheme="majorHAnsi" w:eastAsia="黑体"/>
         <w:b/>
         <w:bCs/>
       </w:rPr>
@@ -6030,14 +6386,14 @@
     </w:tblStylePr>
     <w:tblStylePr w:type="firstCol">
       <w:rPr>
-        <w:rFonts w:asciiTheme="majorHAnsi" w:cstheme="majorBidi" w:eastAsiaTheme="majorEastAsia" w:hAnsiTheme="majorHAnsi"/>
+        <w:rFonts w:asciiTheme="majorHAnsi" w:cstheme="majorBidi" w:hAnsiTheme="majorHAnsi" w:eastAsia="黑体"/>
         <w:b/>
         <w:bCs/>
       </w:rPr>
     </w:tblStylePr>
     <w:tblStylePr w:type="lastCol">
       <w:rPr>
-        <w:rFonts w:asciiTheme="majorHAnsi" w:cstheme="majorBidi" w:eastAsiaTheme="majorEastAsia" w:hAnsiTheme="majorHAnsi"/>
+        <w:rFonts w:asciiTheme="majorHAnsi" w:cstheme="majorBidi" w:hAnsiTheme="majorHAnsi" w:eastAsia="黑体"/>
         <w:b/>
         <w:bCs/>
       </w:rPr>
@@ -6121,7 +6477,7 @@
         <w:spacing w:after="0" w:before="0" w:line="240" w:lineRule="auto"/>
       </w:pPr>
       <w:rPr>
-        <w:rFonts w:asciiTheme="majorHAnsi" w:cstheme="majorBidi" w:eastAsiaTheme="majorEastAsia" w:hAnsiTheme="majorHAnsi"/>
+        <w:rFonts w:asciiTheme="majorHAnsi" w:cstheme="majorBidi" w:hAnsiTheme="majorHAnsi" w:eastAsia="黑体"/>
         <w:b/>
         <w:bCs/>
       </w:rPr>
@@ -6142,7 +6498,7 @@
         <w:spacing w:after="0" w:before="0" w:line="240" w:lineRule="auto"/>
       </w:pPr>
       <w:rPr>
-        <w:rFonts w:asciiTheme="majorHAnsi" w:cstheme="majorBidi" w:eastAsiaTheme="majorEastAsia" w:hAnsiTheme="majorHAnsi"/>
+        <w:rFonts w:asciiTheme="majorHAnsi" w:cstheme="majorBidi" w:hAnsiTheme="majorHAnsi" w:eastAsia="黑体"/>
         <w:b/>
         <w:bCs/>
       </w:rPr>
@@ -6160,14 +6516,14 @@
     </w:tblStylePr>
     <w:tblStylePr w:type="firstCol">
       <w:rPr>
-        <w:rFonts w:asciiTheme="majorHAnsi" w:cstheme="majorBidi" w:eastAsiaTheme="majorEastAsia" w:hAnsiTheme="majorHAnsi"/>
+        <w:rFonts w:asciiTheme="majorHAnsi" w:cstheme="majorBidi" w:hAnsiTheme="majorHAnsi" w:eastAsia="黑体"/>
         <w:b/>
         <w:bCs/>
       </w:rPr>
     </w:tblStylePr>
     <w:tblStylePr w:type="lastCol">
       <w:rPr>
-        <w:rFonts w:asciiTheme="majorHAnsi" w:cstheme="majorBidi" w:eastAsiaTheme="majorEastAsia" w:hAnsiTheme="majorHAnsi"/>
+        <w:rFonts w:asciiTheme="majorHAnsi" w:cstheme="majorBidi" w:hAnsiTheme="majorHAnsi" w:eastAsia="黑体"/>
         <w:b/>
         <w:bCs/>
       </w:rPr>
@@ -6251,7 +6607,7 @@
         <w:spacing w:after="0" w:before="0" w:line="240" w:lineRule="auto"/>
       </w:pPr>
       <w:rPr>
-        <w:rFonts w:asciiTheme="majorHAnsi" w:cstheme="majorBidi" w:eastAsiaTheme="majorEastAsia" w:hAnsiTheme="majorHAnsi"/>
+        <w:rFonts w:asciiTheme="majorHAnsi" w:cstheme="majorBidi" w:hAnsiTheme="majorHAnsi" w:eastAsia="黑体"/>
         <w:b/>
         <w:bCs/>
       </w:rPr>
@@ -6272,7 +6628,7 @@
         <w:spacing w:after="0" w:before="0" w:line="240" w:lineRule="auto"/>
       </w:pPr>
       <w:rPr>
-        <w:rFonts w:asciiTheme="majorHAnsi" w:cstheme="majorBidi" w:eastAsiaTheme="majorEastAsia" w:hAnsiTheme="majorHAnsi"/>
+        <w:rFonts w:asciiTheme="majorHAnsi" w:cstheme="majorBidi" w:hAnsiTheme="majorHAnsi" w:eastAsia="黑体"/>
         <w:b/>
         <w:bCs/>
       </w:rPr>
@@ -6290,14 +6646,14 @@
     </w:tblStylePr>
     <w:tblStylePr w:type="firstCol">
       <w:rPr>
-        <w:rFonts w:asciiTheme="majorHAnsi" w:cstheme="majorBidi" w:eastAsiaTheme="majorEastAsia" w:hAnsiTheme="majorHAnsi"/>
+        <w:rFonts w:asciiTheme="majorHAnsi" w:cstheme="majorBidi" w:hAnsiTheme="majorHAnsi" w:eastAsia="黑体"/>
         <w:b/>
         <w:bCs/>
       </w:rPr>
     </w:tblStylePr>
     <w:tblStylePr w:type="lastCol">
       <w:rPr>
-        <w:rFonts w:asciiTheme="majorHAnsi" w:cstheme="majorBidi" w:eastAsiaTheme="majorEastAsia" w:hAnsiTheme="majorHAnsi"/>
+        <w:rFonts w:asciiTheme="majorHAnsi" w:cstheme="majorBidi" w:hAnsiTheme="majorHAnsi" w:eastAsia="黑体"/>
         <w:b/>
         <w:bCs/>
       </w:rPr>
@@ -6381,7 +6737,7 @@
         <w:spacing w:after="0" w:before="0" w:line="240" w:lineRule="auto"/>
       </w:pPr>
       <w:rPr>
-        <w:rFonts w:asciiTheme="majorHAnsi" w:cstheme="majorBidi" w:eastAsiaTheme="majorEastAsia" w:hAnsiTheme="majorHAnsi"/>
+        <w:rFonts w:asciiTheme="majorHAnsi" w:cstheme="majorBidi" w:hAnsiTheme="majorHAnsi" w:eastAsia="黑体"/>
         <w:b/>
         <w:bCs/>
       </w:rPr>
@@ -6402,7 +6758,7 @@
         <w:spacing w:after="0" w:before="0" w:line="240" w:lineRule="auto"/>
       </w:pPr>
       <w:rPr>
-        <w:rFonts w:asciiTheme="majorHAnsi" w:cstheme="majorBidi" w:eastAsiaTheme="majorEastAsia" w:hAnsiTheme="majorHAnsi"/>
+        <w:rFonts w:asciiTheme="majorHAnsi" w:cstheme="majorBidi" w:hAnsiTheme="majorHAnsi" w:eastAsia="黑体"/>
         <w:b/>
         <w:bCs/>
       </w:rPr>
@@ -6420,14 +6776,14 @@
     </w:tblStylePr>
     <w:tblStylePr w:type="firstCol">
       <w:rPr>
-        <w:rFonts w:asciiTheme="majorHAnsi" w:cstheme="majorBidi" w:eastAsiaTheme="majorEastAsia" w:hAnsiTheme="majorHAnsi"/>
+        <w:rFonts w:asciiTheme="majorHAnsi" w:cstheme="majorBidi" w:hAnsiTheme="majorHAnsi" w:eastAsia="黑体"/>
         <w:b/>
         <w:bCs/>
       </w:rPr>
     </w:tblStylePr>
     <w:tblStylePr w:type="lastCol">
       <w:rPr>
-        <w:rFonts w:asciiTheme="majorHAnsi" w:cstheme="majorBidi" w:eastAsiaTheme="majorEastAsia" w:hAnsiTheme="majorHAnsi"/>
+        <w:rFonts w:asciiTheme="majorHAnsi" w:cstheme="majorBidi" w:hAnsiTheme="majorHAnsi" w:eastAsia="黑体"/>
         <w:b/>
         <w:bCs/>
       </w:rPr>
@@ -6511,7 +6867,7 @@
         <w:spacing w:after="0" w:before="0" w:line="240" w:lineRule="auto"/>
       </w:pPr>
       <w:rPr>
-        <w:rFonts w:asciiTheme="majorHAnsi" w:cstheme="majorBidi" w:eastAsiaTheme="majorEastAsia" w:hAnsiTheme="majorHAnsi"/>
+        <w:rFonts w:asciiTheme="majorHAnsi" w:cstheme="majorBidi" w:hAnsiTheme="majorHAnsi" w:eastAsia="黑体"/>
         <w:b/>
         <w:bCs/>
       </w:rPr>
@@ -6532,7 +6888,7 @@
         <w:spacing w:after="0" w:before="0" w:line="240" w:lineRule="auto"/>
       </w:pPr>
       <w:rPr>
-        <w:rFonts w:asciiTheme="majorHAnsi" w:cstheme="majorBidi" w:eastAsiaTheme="majorEastAsia" w:hAnsiTheme="majorHAnsi"/>
+        <w:rFonts w:asciiTheme="majorHAnsi" w:cstheme="majorBidi" w:hAnsiTheme="majorHAnsi" w:eastAsia="黑体"/>
         <w:b/>
         <w:bCs/>
       </w:rPr>
@@ -6550,14 +6906,14 @@
     </w:tblStylePr>
     <w:tblStylePr w:type="firstCol">
       <w:rPr>
-        <w:rFonts w:asciiTheme="majorHAnsi" w:cstheme="majorBidi" w:eastAsiaTheme="majorEastAsia" w:hAnsiTheme="majorHAnsi"/>
+        <w:rFonts w:asciiTheme="majorHAnsi" w:cstheme="majorBidi" w:hAnsiTheme="majorHAnsi" w:eastAsia="黑体"/>
         <w:b/>
         <w:bCs/>
       </w:rPr>
     </w:tblStylePr>
     <w:tblStylePr w:type="lastCol">
       <w:rPr>
-        <w:rFonts w:asciiTheme="majorHAnsi" w:cstheme="majorBidi" w:eastAsiaTheme="majorEastAsia" w:hAnsiTheme="majorHAnsi"/>
+        <w:rFonts w:asciiTheme="majorHAnsi" w:cstheme="majorBidi" w:hAnsiTheme="majorHAnsi" w:eastAsia="黑体"/>
         <w:b/>
         <w:bCs/>
       </w:rPr>
@@ -6640,6 +6996,7 @@
         <w:spacing w:after="0" w:before="0" w:line="240" w:lineRule="auto"/>
       </w:pPr>
       <w:rPr>
+        <w:rFonts w:eastAsia="黑体"/>
         <w:b/>
         <w:bCs/>
         <w:color w:themeColor="background1" w:val="FFFFFF"/>
@@ -6662,6 +7019,7 @@
         <w:spacing w:after="0" w:before="0" w:line="240" w:lineRule="auto"/>
       </w:pPr>
       <w:rPr>
+        <w:rFonts w:eastAsia="黑体"/>
         <w:b/>
         <w:bCs/>
       </w:rPr>
@@ -6679,12 +7037,14 @@
     </w:tblStylePr>
     <w:tblStylePr w:type="firstCol">
       <w:rPr>
+        <w:rFonts w:eastAsia="黑体"/>
         <w:b/>
         <w:bCs/>
       </w:rPr>
     </w:tblStylePr>
     <w:tblStylePr w:type="lastCol">
       <w:rPr>
+        <w:rFonts w:eastAsia="黑体"/>
         <w:b/>
         <w:bCs/>
       </w:rPr>
@@ -6746,6 +7106,7 @@
         <w:spacing w:after="0" w:before="0" w:line="240" w:lineRule="auto"/>
       </w:pPr>
       <w:rPr>
+        <w:rFonts w:eastAsia="黑体"/>
         <w:b/>
         <w:bCs/>
         <w:color w:themeColor="background1" w:val="FFFFFF"/>
@@ -6768,6 +7129,7 @@
         <w:spacing w:after="0" w:before="0" w:line="240" w:lineRule="auto"/>
       </w:pPr>
       <w:rPr>
+        <w:rFonts w:eastAsia="黑体"/>
         <w:b/>
         <w:bCs/>
       </w:rPr>
@@ -6785,12 +7147,14 @@
     </w:tblStylePr>
     <w:tblStylePr w:type="firstCol">
       <w:rPr>
+        <w:rFonts w:eastAsia="黑体"/>
         <w:b/>
         <w:bCs/>
       </w:rPr>
     </w:tblStylePr>
     <w:tblStylePr w:type="lastCol">
       <w:rPr>
+        <w:rFonts w:eastAsia="黑体"/>
         <w:b/>
         <w:bCs/>
       </w:rPr>
@@ -6852,6 +7216,7 @@
         <w:spacing w:after="0" w:before="0" w:line="240" w:lineRule="auto"/>
       </w:pPr>
       <w:rPr>
+        <w:rFonts w:eastAsia="黑体"/>
         <w:b/>
         <w:bCs/>
         <w:color w:themeColor="background1" w:val="FFFFFF"/>
@@ -6874,6 +7239,7 @@
         <w:spacing w:after="0" w:before="0" w:line="240" w:lineRule="auto"/>
       </w:pPr>
       <w:rPr>
+        <w:rFonts w:eastAsia="黑体"/>
         <w:b/>
         <w:bCs/>
       </w:rPr>
@@ -6891,12 +7257,14 @@
     </w:tblStylePr>
     <w:tblStylePr w:type="firstCol">
       <w:rPr>
+        <w:rFonts w:eastAsia="黑体"/>
         <w:b/>
         <w:bCs/>
       </w:rPr>
     </w:tblStylePr>
     <w:tblStylePr w:type="lastCol">
       <w:rPr>
+        <w:rFonts w:eastAsia="黑体"/>
         <w:b/>
         <w:bCs/>
       </w:rPr>
@@ -6958,6 +7326,7 @@
         <w:spacing w:after="0" w:before="0" w:line="240" w:lineRule="auto"/>
       </w:pPr>
       <w:rPr>
+        <w:rFonts w:eastAsia="黑体"/>
         <w:b/>
         <w:bCs/>
         <w:color w:themeColor="background1" w:val="FFFFFF"/>
@@ -6980,6 +7349,7 @@
         <w:spacing w:after="0" w:before="0" w:line="240" w:lineRule="auto"/>
       </w:pPr>
       <w:rPr>
+        <w:rFonts w:eastAsia="黑体"/>
         <w:b/>
         <w:bCs/>
       </w:rPr>
@@ -6997,12 +7367,14 @@
     </w:tblStylePr>
     <w:tblStylePr w:type="firstCol">
       <w:rPr>
+        <w:rFonts w:eastAsia="黑体"/>
         <w:b/>
         <w:bCs/>
       </w:rPr>
     </w:tblStylePr>
     <w:tblStylePr w:type="lastCol">
       <w:rPr>
+        <w:rFonts w:eastAsia="黑体"/>
         <w:b/>
         <w:bCs/>
       </w:rPr>
@@ -7064,6 +7436,7 @@
         <w:spacing w:after="0" w:before="0" w:line="240" w:lineRule="auto"/>
       </w:pPr>
       <w:rPr>
+        <w:rFonts w:eastAsia="黑体"/>
         <w:b/>
         <w:bCs/>
         <w:color w:themeColor="background1" w:val="FFFFFF"/>
@@ -7086,6 +7459,7 @@
         <w:spacing w:after="0" w:before="0" w:line="240" w:lineRule="auto"/>
       </w:pPr>
       <w:rPr>
+        <w:rFonts w:eastAsia="黑体"/>
         <w:b/>
         <w:bCs/>
       </w:rPr>
@@ -7103,12 +7477,14 @@
     </w:tblStylePr>
     <w:tblStylePr w:type="firstCol">
       <w:rPr>
+        <w:rFonts w:eastAsia="黑体"/>
         <w:b/>
         <w:bCs/>
       </w:rPr>
     </w:tblStylePr>
     <w:tblStylePr w:type="lastCol">
       <w:rPr>
+        <w:rFonts w:eastAsia="黑体"/>
         <w:b/>
         <w:bCs/>
       </w:rPr>
@@ -7170,6 +7546,7 @@
         <w:spacing w:after="0" w:before="0" w:line="240" w:lineRule="auto"/>
       </w:pPr>
       <w:rPr>
+        <w:rFonts w:eastAsia="黑体"/>
         <w:b/>
         <w:bCs/>
         <w:color w:themeColor="background1" w:val="FFFFFF"/>
@@ -7192,6 +7569,7 @@
         <w:spacing w:after="0" w:before="0" w:line="240" w:lineRule="auto"/>
       </w:pPr>
       <w:rPr>
+        <w:rFonts w:eastAsia="黑体"/>
         <w:b/>
         <w:bCs/>
       </w:rPr>
@@ -7209,12 +7587,14 @@
     </w:tblStylePr>
     <w:tblStylePr w:type="firstCol">
       <w:rPr>
+        <w:rFonts w:eastAsia="黑体"/>
         <w:b/>
         <w:bCs/>
       </w:rPr>
     </w:tblStylePr>
     <w:tblStylePr w:type="lastCol">
       <w:rPr>
+        <w:rFonts w:eastAsia="黑体"/>
         <w:b/>
         <w:bCs/>
       </w:rPr>
@@ -7276,6 +7656,7 @@
         <w:spacing w:after="0" w:before="0" w:line="240" w:lineRule="auto"/>
       </w:pPr>
       <w:rPr>
+        <w:rFonts w:eastAsia="黑体"/>
         <w:b/>
         <w:bCs/>
         <w:color w:themeColor="background1" w:val="FFFFFF"/>
@@ -7298,6 +7679,7 @@
         <w:spacing w:after="0" w:before="0" w:line="240" w:lineRule="auto"/>
       </w:pPr>
       <w:rPr>
+        <w:rFonts w:eastAsia="黑体"/>
         <w:b/>
         <w:bCs/>
       </w:rPr>
@@ -7315,12 +7697,14 @@
     </w:tblStylePr>
     <w:tblStylePr w:type="firstCol">
       <w:rPr>
+        <w:rFonts w:eastAsia="黑体"/>
         <w:b/>
         <w:bCs/>
       </w:rPr>
     </w:tblStylePr>
     <w:tblStylePr w:type="lastCol">
       <w:rPr>
+        <w:rFonts w:eastAsia="黑体"/>
         <w:b/>
         <w:bCs/>
       </w:rPr>
@@ -7379,6 +7763,7 @@
         <w:spacing w:after="0" w:before="0" w:line="240" w:lineRule="auto"/>
       </w:pPr>
       <w:rPr>
+        <w:rFonts w:eastAsia="黑体"/>
         <w:b/>
         <w:bCs/>
         <w:color w:themeColor="background1" w:val="FFFFFF"/>
@@ -7401,6 +7786,7 @@
         <w:spacing w:after="0" w:before="0" w:line="240" w:lineRule="auto"/>
       </w:pPr>
       <w:rPr>
+        <w:rFonts w:eastAsia="黑体"/>
         <w:color w:val="auto"/>
       </w:rPr>
       <w:tblPr/>
@@ -7418,6 +7804,7 @@
     </w:tblStylePr>
     <w:tblStylePr w:type="firstCol">
       <w:rPr>
+        <w:rFonts w:eastAsia="黑体"/>
         <w:b/>
         <w:bCs/>
         <w:color w:themeColor="background1" w:val="FFFFFF"/>
@@ -7437,6 +7824,7 @@
     </w:tblStylePr>
     <w:tblStylePr w:type="lastCol">
       <w:rPr>
+        <w:rFonts w:eastAsia="黑体"/>
         <w:b/>
         <w:bCs/>
         <w:color w:themeColor="background1" w:val="FFFFFF"/>
@@ -7485,6 +7873,7 @@
     </w:tblStylePr>
     <w:tblStylePr w:type="nwCell">
       <w:rPr>
+        <w:rFonts w:eastAsia="黑体"/>
         <w:color w:themeColor="background1" w:val="FFFFFF"/>
       </w:rPr>
       <w:tblPr/>
@@ -7528,6 +7917,7 @@
         <w:spacing w:after="0" w:before="0" w:line="240" w:lineRule="auto"/>
       </w:pPr>
       <w:rPr>
+        <w:rFonts w:eastAsia="黑体"/>
         <w:b/>
         <w:bCs/>
         <w:color w:themeColor="background1" w:val="FFFFFF"/>
@@ -7550,6 +7940,7 @@
         <w:spacing w:after="0" w:before="0" w:line="240" w:lineRule="auto"/>
       </w:pPr>
       <w:rPr>
+        <w:rFonts w:eastAsia="黑体"/>
         <w:color w:val="auto"/>
       </w:rPr>
       <w:tblPr/>
@@ -7567,6 +7958,7 @@
     </w:tblStylePr>
     <w:tblStylePr w:type="firstCol">
       <w:rPr>
+        <w:rFonts w:eastAsia="黑体"/>
         <w:b/>
         <w:bCs/>
         <w:color w:themeColor="background1" w:val="FFFFFF"/>
@@ -7586,6 +7978,7 @@
     </w:tblStylePr>
     <w:tblStylePr w:type="lastCol">
       <w:rPr>
+        <w:rFonts w:eastAsia="黑体"/>
         <w:b/>
         <w:bCs/>
         <w:color w:themeColor="background1" w:val="FFFFFF"/>
@@ -7634,6 +8027,7 @@
     </w:tblStylePr>
     <w:tblStylePr w:type="nwCell">
       <w:rPr>
+        <w:rFonts w:eastAsia="黑体"/>
         <w:color w:themeColor="background1" w:val="FFFFFF"/>
       </w:rPr>
       <w:tblPr/>
@@ -7677,6 +8071,7 @@
         <w:spacing w:after="0" w:before="0" w:line="240" w:lineRule="auto"/>
       </w:pPr>
       <w:rPr>
+        <w:rFonts w:eastAsia="黑体"/>
         <w:b/>
         <w:bCs/>
         <w:color w:themeColor="background1" w:val="FFFFFF"/>
@@ -7699,6 +8094,7 @@
         <w:spacing w:after="0" w:before="0" w:line="240" w:lineRule="auto"/>
       </w:pPr>
       <w:rPr>
+        <w:rFonts w:eastAsia="黑体"/>
         <w:color w:val="auto"/>
       </w:rPr>
       <w:tblPr/>
@@ -7716,6 +8112,7 @@
     </w:tblStylePr>
     <w:tblStylePr w:type="firstCol">
       <w:rPr>
+        <w:rFonts w:eastAsia="黑体"/>
         <w:b/>
         <w:bCs/>
         <w:color w:themeColor="background1" w:val="FFFFFF"/>
@@ -7735,6 +8132,7 @@
     </w:tblStylePr>
     <w:tblStylePr w:type="lastCol">
       <w:rPr>
+        <w:rFonts w:eastAsia="黑体"/>
         <w:b/>
         <w:bCs/>
         <w:color w:themeColor="background1" w:val="FFFFFF"/>
@@ -7783,6 +8181,7 @@
     </w:tblStylePr>
     <w:tblStylePr w:type="nwCell">
       <w:rPr>
+        <w:rFonts w:eastAsia="黑体"/>
         <w:color w:themeColor="background1" w:val="FFFFFF"/>
       </w:rPr>
       <w:tblPr/>
@@ -7826,6 +8225,7 @@
         <w:spacing w:after="0" w:before="0" w:line="240" w:lineRule="auto"/>
       </w:pPr>
       <w:rPr>
+        <w:rFonts w:eastAsia="黑体"/>
         <w:b/>
         <w:bCs/>
         <w:color w:themeColor="background1" w:val="FFFFFF"/>
@@ -7848,6 +8248,7 @@
         <w:spacing w:after="0" w:before="0" w:line="240" w:lineRule="auto"/>
       </w:pPr>
       <w:rPr>
+        <w:rFonts w:eastAsia="黑体"/>
         <w:color w:val="auto"/>
       </w:rPr>
       <w:tblPr/>
@@ -7865,6 +8266,7 @@
     </w:tblStylePr>
     <w:tblStylePr w:type="firstCol">
       <w:rPr>
+        <w:rFonts w:eastAsia="黑体"/>
         <w:b/>
         <w:bCs/>
         <w:color w:themeColor="background1" w:val="FFFFFF"/>
@@ -7884,6 +8286,7 @@
     </w:tblStylePr>
     <w:tblStylePr w:type="lastCol">
       <w:rPr>
+        <w:rFonts w:eastAsia="黑体"/>
         <w:b/>
         <w:bCs/>
         <w:color w:themeColor="background1" w:val="FFFFFF"/>
@@ -7932,6 +8335,7 @@
     </w:tblStylePr>
     <w:tblStylePr w:type="nwCell">
       <w:rPr>
+        <w:rFonts w:eastAsia="黑体"/>
         <w:color w:themeColor="background1" w:val="FFFFFF"/>
       </w:rPr>
       <w:tblPr/>
@@ -7975,6 +8379,7 @@
         <w:spacing w:after="0" w:before="0" w:line="240" w:lineRule="auto"/>
       </w:pPr>
       <w:rPr>
+        <w:rFonts w:eastAsia="黑体"/>
         <w:b/>
         <w:bCs/>
         <w:color w:themeColor="background1" w:val="FFFFFF"/>
@@ -7997,6 +8402,7 @@
         <w:spacing w:after="0" w:before="0" w:line="240" w:lineRule="auto"/>
       </w:pPr>
       <w:rPr>
+        <w:rFonts w:eastAsia="黑体"/>
         <w:color w:val="auto"/>
       </w:rPr>
       <w:tblPr/>
@@ -8014,6 +8420,7 @@
     </w:tblStylePr>
     <w:tblStylePr w:type="firstCol">
       <w:rPr>
+        <w:rFonts w:eastAsia="黑体"/>
         <w:b/>
         <w:bCs/>
         <w:color w:themeColor="background1" w:val="FFFFFF"/>
@@ -8033,6 +8440,7 @@
     </w:tblStylePr>
     <w:tblStylePr w:type="lastCol">
       <w:rPr>
+        <w:rFonts w:eastAsia="黑体"/>
         <w:b/>
         <w:bCs/>
         <w:color w:themeColor="background1" w:val="FFFFFF"/>
@@ -8081,6 +8489,7 @@
     </w:tblStylePr>
     <w:tblStylePr w:type="nwCell">
       <w:rPr>
+        <w:rFonts w:eastAsia="黑体"/>
         <w:color w:themeColor="background1" w:val="FFFFFF"/>
       </w:rPr>
       <w:tblPr/>
@@ -8124,6 +8533,7 @@
         <w:spacing w:after="0" w:before="0" w:line="240" w:lineRule="auto"/>
       </w:pPr>
       <w:rPr>
+        <w:rFonts w:eastAsia="黑体"/>
         <w:b/>
         <w:bCs/>
         <w:color w:themeColor="background1" w:val="FFFFFF"/>
@@ -8146,6 +8556,7 @@
         <w:spacing w:after="0" w:before="0" w:line="240" w:lineRule="auto"/>
       </w:pPr>
       <w:rPr>
+        <w:rFonts w:eastAsia="黑体"/>
         <w:color w:val="auto"/>
       </w:rPr>
       <w:tblPr/>
@@ -8163,6 +8574,7 @@
     </w:tblStylePr>
     <w:tblStylePr w:type="firstCol">
       <w:rPr>
+        <w:rFonts w:eastAsia="黑体"/>
         <w:b/>
         <w:bCs/>
         <w:color w:themeColor="background1" w:val="FFFFFF"/>
@@ -8182,6 +8594,7 @@
     </w:tblStylePr>
     <w:tblStylePr w:type="lastCol">
       <w:rPr>
+        <w:rFonts w:eastAsia="黑体"/>
         <w:b/>
         <w:bCs/>
         <w:color w:themeColor="background1" w:val="FFFFFF"/>
@@ -8230,6 +8643,7 @@
     </w:tblStylePr>
     <w:tblStylePr w:type="nwCell">
       <w:rPr>
+        <w:rFonts w:eastAsia="黑体"/>
         <w:color w:themeColor="background1" w:val="FFFFFF"/>
       </w:rPr>
       <w:tblPr/>
@@ -8273,6 +8687,7 @@
         <w:spacing w:after="0" w:before="0" w:line="240" w:lineRule="auto"/>
       </w:pPr>
       <w:rPr>
+        <w:rFonts w:eastAsia="黑体"/>
         <w:b/>
         <w:bCs/>
         <w:color w:themeColor="background1" w:val="FFFFFF"/>
@@ -8295,6 +8710,7 @@
         <w:spacing w:after="0" w:before="0" w:line="240" w:lineRule="auto"/>
       </w:pPr>
       <w:rPr>
+        <w:rFonts w:eastAsia="黑体"/>
         <w:color w:val="auto"/>
       </w:rPr>
       <w:tblPr/>
@@ -8312,6 +8728,7 @@
     </w:tblStylePr>
     <w:tblStylePr w:type="firstCol">
       <w:rPr>
+        <w:rFonts w:eastAsia="黑体"/>
         <w:b/>
         <w:bCs/>
         <w:color w:themeColor="background1" w:val="FFFFFF"/>
@@ -8331,6 +8748,7 @@
     </w:tblStylePr>
     <w:tblStylePr w:type="lastCol">
       <w:rPr>
+        <w:rFonts w:eastAsia="黑体"/>
         <w:b/>
         <w:bCs/>
         <w:color w:themeColor="background1" w:val="FFFFFF"/>
@@ -8379,6 +8797,7 @@
     </w:tblStylePr>
     <w:tblStylePr w:type="nwCell">
       <w:rPr>
+        <w:rFonts w:eastAsia="黑体"/>
         <w:color w:themeColor="background1" w:val="FFFFFF"/>
       </w:rPr>
       <w:tblPr/>
@@ -8403,6 +8822,7 @@
       <w:spacing w:after="0" w:line="240" w:lineRule="auto"/>
     </w:pPr>
     <w:rPr>
+      <w:rFonts w:eastAsia="黑体"/>
       <w:color w:themeColor="text1" w:val="000000"/>
     </w:rPr>
     <w:tblPr>
@@ -8422,7 +8842,7 @@
     </w:tblPr>
     <w:tblStylePr w:type="firstRow">
       <w:rPr>
-        <w:rFonts w:asciiTheme="majorHAnsi" w:cstheme="majorBidi" w:eastAsiaTheme="majorEastAsia" w:hAnsiTheme="majorHAnsi"/>
+        <w:rFonts w:asciiTheme="majorHAnsi" w:cstheme="majorBidi" w:hAnsiTheme="majorHAnsi" w:eastAsia="黑体"/>
       </w:rPr>
       <w:tblPr/>
       <w:tcPr>
@@ -8434,6 +8854,7 @@
     </w:tblStylePr>
     <w:tblStylePr w:type="lastRow">
       <w:rPr>
+        <w:rFonts w:eastAsia="黑体"/>
         <w:b/>
         <w:bCs/>
         <w:color w:themeColor="text2" w:val="1F497D"/>
@@ -8448,12 +8869,14 @@
     </w:tblStylePr>
     <w:tblStylePr w:type="firstCol">
       <w:rPr>
+        <w:rFonts w:eastAsia="黑体"/>
         <w:b/>
         <w:bCs/>
       </w:rPr>
     </w:tblStylePr>
     <w:tblStylePr w:type="lastCol">
       <w:rPr>
+        <w:rFonts w:eastAsia="黑体"/>
         <w:b/>
         <w:bCs/>
       </w:rPr>
@@ -8487,6 +8910,7 @@
       <w:spacing w:after="0" w:line="240" w:lineRule="auto"/>
     </w:pPr>
     <w:rPr>
+      <w:rFonts w:eastAsia="黑体"/>
       <w:color w:themeColor="text1" w:val="000000"/>
     </w:rPr>
     <w:tblPr>
@@ -8506,7 +8930,7 @@
     </w:tblPr>
     <w:tblStylePr w:type="firstRow">
       <w:rPr>
-        <w:rFonts w:asciiTheme="majorHAnsi" w:cstheme="majorBidi" w:eastAsiaTheme="majorEastAsia" w:hAnsiTheme="majorHAnsi"/>
+        <w:rFonts w:asciiTheme="majorHAnsi" w:cstheme="majorBidi" w:hAnsiTheme="majorHAnsi" w:eastAsia="黑体"/>
       </w:rPr>
       <w:tblPr/>
       <w:tcPr>
@@ -8518,6 +8942,7 @@
     </w:tblStylePr>
     <w:tblStylePr w:type="lastRow">
       <w:rPr>
+        <w:rFonts w:eastAsia="黑体"/>
         <w:b/>
         <w:bCs/>
         <w:color w:themeColor="text2" w:val="1F497D"/>
@@ -8532,12 +8957,14 @@
     </w:tblStylePr>
     <w:tblStylePr w:type="firstCol">
       <w:rPr>
+        <w:rFonts w:eastAsia="黑体"/>
         <w:b/>
         <w:bCs/>
       </w:rPr>
     </w:tblStylePr>
     <w:tblStylePr w:type="lastCol">
       <w:rPr>
+        <w:rFonts w:eastAsia="黑体"/>
         <w:b/>
         <w:bCs/>
       </w:rPr>
@@ -8571,6 +8998,7 @@
       <w:spacing w:after="0" w:line="240" w:lineRule="auto"/>
     </w:pPr>
     <w:rPr>
+      <w:rFonts w:eastAsia="黑体"/>
       <w:color w:themeColor="text1" w:val="000000"/>
     </w:rPr>
     <w:tblPr>
@@ -8590,7 +9018,7 @@
     </w:tblPr>
     <w:tblStylePr w:type="firstRow">
       <w:rPr>
-        <w:rFonts w:asciiTheme="majorHAnsi" w:cstheme="majorBidi" w:eastAsiaTheme="majorEastAsia" w:hAnsiTheme="majorHAnsi"/>
+        <w:rFonts w:asciiTheme="majorHAnsi" w:cstheme="majorBidi" w:hAnsiTheme="majorHAnsi" w:eastAsia="黑体"/>
       </w:rPr>
       <w:tblPr/>
       <w:tcPr>
@@ -8602,6 +9030,7 @@
     </w:tblStylePr>
     <w:tblStylePr w:type="lastRow">
       <w:rPr>
+        <w:rFonts w:eastAsia="黑体"/>
         <w:b/>
         <w:bCs/>
         <w:color w:themeColor="text2" w:val="1F497D"/>
@@ -8616,12 +9045,14 @@
     </w:tblStylePr>
     <w:tblStylePr w:type="firstCol">
       <w:rPr>
+        <w:rFonts w:eastAsia="黑体"/>
         <w:b/>
         <w:bCs/>
       </w:rPr>
     </w:tblStylePr>
     <w:tblStylePr w:type="lastCol">
       <w:rPr>
+        <w:rFonts w:eastAsia="黑体"/>
         <w:b/>
         <w:bCs/>
       </w:rPr>
@@ -8655,6 +9086,7 @@
       <w:spacing w:after="0" w:line="240" w:lineRule="auto"/>
     </w:pPr>
     <w:rPr>
+      <w:rFonts w:eastAsia="黑体"/>
       <w:color w:themeColor="text1" w:val="000000"/>
     </w:rPr>
     <w:tblPr>
@@ -8674,7 +9106,7 @@
     </w:tblPr>
     <w:tblStylePr w:type="firstRow">
       <w:rPr>
-        <w:rFonts w:asciiTheme="majorHAnsi" w:cstheme="majorBidi" w:eastAsiaTheme="majorEastAsia" w:hAnsiTheme="majorHAnsi"/>
+        <w:rFonts w:asciiTheme="majorHAnsi" w:cstheme="majorBidi" w:hAnsiTheme="majorHAnsi" w:eastAsia="黑体"/>
       </w:rPr>
       <w:tblPr/>
       <w:tcPr>
@@ -8686,6 +9118,7 @@
     </w:tblStylePr>
     <w:tblStylePr w:type="lastRow">
       <w:rPr>
+        <w:rFonts w:eastAsia="黑体"/>
         <w:b/>
         <w:bCs/>
         <w:color w:themeColor="text2" w:val="1F497D"/>
@@ -8700,12 +9133,14 @@
     </w:tblStylePr>
     <w:tblStylePr w:type="firstCol">
       <w:rPr>
+        <w:rFonts w:eastAsia="黑体"/>
         <w:b/>
         <w:bCs/>
       </w:rPr>
     </w:tblStylePr>
     <w:tblStylePr w:type="lastCol">
       <w:rPr>
+        <w:rFonts w:eastAsia="黑体"/>
         <w:b/>
         <w:bCs/>
       </w:rPr>
@@ -8739,6 +9174,7 @@
       <w:spacing w:after="0" w:line="240" w:lineRule="auto"/>
     </w:pPr>
     <w:rPr>
+      <w:rFonts w:eastAsia="黑体"/>
       <w:color w:themeColor="text1" w:val="000000"/>
     </w:rPr>
     <w:tblPr>
@@ -8758,7 +9194,7 @@
     </w:tblPr>
     <w:tblStylePr w:type="firstRow">
       <w:rPr>
-        <w:rFonts w:asciiTheme="majorHAnsi" w:cstheme="majorBidi" w:eastAsiaTheme="majorEastAsia" w:hAnsiTheme="majorHAnsi"/>
+        <w:rFonts w:asciiTheme="majorHAnsi" w:cstheme="majorBidi" w:hAnsiTheme="majorHAnsi" w:eastAsia="黑体"/>
       </w:rPr>
       <w:tblPr/>
       <w:tcPr>
@@ -8770,6 +9206,7 @@
     </w:tblStylePr>
     <w:tblStylePr w:type="lastRow">
       <w:rPr>
+        <w:rFonts w:eastAsia="黑体"/>
         <w:b/>
         <w:bCs/>
         <w:color w:themeColor="text2" w:val="1F497D"/>
@@ -8784,12 +9221,14 @@
     </w:tblStylePr>
     <w:tblStylePr w:type="firstCol">
       <w:rPr>
+        <w:rFonts w:eastAsia="黑体"/>
         <w:b/>
         <w:bCs/>
       </w:rPr>
     </w:tblStylePr>
     <w:tblStylePr w:type="lastCol">
       <w:rPr>
+        <w:rFonts w:eastAsia="黑体"/>
         <w:b/>
         <w:bCs/>
       </w:rPr>
@@ -8823,6 +9262,7 @@
       <w:spacing w:after="0" w:line="240" w:lineRule="auto"/>
     </w:pPr>
     <w:rPr>
+      <w:rFonts w:eastAsia="黑体"/>
       <w:color w:themeColor="text1" w:val="000000"/>
     </w:rPr>
     <w:tblPr>
@@ -8842,7 +9282,7 @@
     </w:tblPr>
     <w:tblStylePr w:type="firstRow">
       <w:rPr>
-        <w:rFonts w:asciiTheme="majorHAnsi" w:cstheme="majorBidi" w:eastAsiaTheme="majorEastAsia" w:hAnsiTheme="majorHAnsi"/>
+        <w:rFonts w:asciiTheme="majorHAnsi" w:cstheme="majorBidi" w:hAnsiTheme="majorHAnsi" w:eastAsia="黑体"/>
       </w:rPr>
       <w:tblPr/>
       <w:tcPr>
@@ -8854,6 +9294,7 @@
     </w:tblStylePr>
     <w:tblStylePr w:type="lastRow">
       <w:rPr>
+        <w:rFonts w:eastAsia="黑体"/>
         <w:b/>
         <w:bCs/>
         <w:color w:themeColor="text2" w:val="1F497D"/>
@@ -8868,12 +9309,14 @@
     </w:tblStylePr>
     <w:tblStylePr w:type="firstCol">
       <w:rPr>
+        <w:rFonts w:eastAsia="黑体"/>
         <w:b/>
         <w:bCs/>
       </w:rPr>
     </w:tblStylePr>
     <w:tblStylePr w:type="lastCol">
       <w:rPr>
+        <w:rFonts w:eastAsia="黑体"/>
         <w:b/>
         <w:bCs/>
       </w:rPr>
@@ -8907,6 +9350,7 @@
       <w:spacing w:after="0" w:line="240" w:lineRule="auto"/>
     </w:pPr>
     <w:rPr>
+      <w:rFonts w:eastAsia="黑体"/>
       <w:color w:themeColor="text1" w:val="000000"/>
     </w:rPr>
     <w:tblPr>
@@ -8926,7 +9370,7 @@
     </w:tblPr>
     <w:tblStylePr w:type="firstRow">
       <w:rPr>
-        <w:rFonts w:asciiTheme="majorHAnsi" w:cstheme="majorBidi" w:eastAsiaTheme="majorEastAsia" w:hAnsiTheme="majorHAnsi"/>
+        <w:rFonts w:asciiTheme="majorHAnsi" w:cstheme="majorBidi" w:hAnsiTheme="majorHAnsi" w:eastAsia="黑体"/>
       </w:rPr>
       <w:tblPr/>
       <w:tcPr>
@@ -8938,6 +9382,7 @@
     </w:tblStylePr>
     <w:tblStylePr w:type="lastRow">
       <w:rPr>
+        <w:rFonts w:eastAsia="黑体"/>
         <w:b/>
         <w:bCs/>
         <w:color w:themeColor="text2" w:val="1F497D"/>
@@ -8952,12 +9397,14 @@
     </w:tblStylePr>
     <w:tblStylePr w:type="firstCol">
       <w:rPr>
+        <w:rFonts w:eastAsia="黑体"/>
         <w:b/>
         <w:bCs/>
       </w:rPr>
     </w:tblStylePr>
     <w:tblStylePr w:type="lastCol">
       <w:rPr>
+        <w:rFonts w:eastAsia="黑体"/>
         <w:b/>
         <w:bCs/>
       </w:rPr>
@@ -8991,7 +9438,7 @@
       <w:spacing w:after="0" w:line="240" w:lineRule="auto"/>
     </w:pPr>
     <w:rPr>
-      <w:rFonts w:asciiTheme="majorHAnsi" w:cstheme="majorBidi" w:eastAsiaTheme="majorEastAsia" w:hAnsiTheme="majorHAnsi"/>
+      <w:rFonts w:asciiTheme="majorHAnsi" w:cstheme="majorBidi" w:hAnsiTheme="majorHAnsi" w:eastAsia="黑体"/>
       <w:color w:themeColor="text1" w:val="000000"/>
     </w:rPr>
     <w:tblPr>
@@ -9013,6 +9460,7 @@
     </w:tblPr>
     <w:tblStylePr w:type="firstRow">
       <w:rPr>
+        <w:rFonts w:eastAsia="黑体"/>
         <w:sz w:val="24"/>
         <w:szCs w:val="24"/>
       </w:rPr>
@@ -9119,7 +9567,7 @@
       <w:spacing w:after="0" w:line="240" w:lineRule="auto"/>
     </w:pPr>
     <w:rPr>
-      <w:rFonts w:asciiTheme="majorHAnsi" w:cstheme="majorBidi" w:eastAsiaTheme="majorEastAsia" w:hAnsiTheme="majorHAnsi"/>
+      <w:rFonts w:asciiTheme="majorHAnsi" w:cstheme="majorBidi" w:hAnsiTheme="majorHAnsi" w:eastAsia="黑体"/>
       <w:color w:themeColor="text1" w:val="000000"/>
     </w:rPr>
     <w:tblPr>
@@ -9141,6 +9589,7 @@
     </w:tblPr>
     <w:tblStylePr w:type="firstRow">
       <w:rPr>
+        <w:rFonts w:eastAsia="黑体"/>
         <w:sz w:val="24"/>
         <w:szCs w:val="24"/>
       </w:rPr>
@@ -9247,7 +9696,7 @@
       <w:spacing w:after="0" w:line="240" w:lineRule="auto"/>
     </w:pPr>
     <w:rPr>
-      <w:rFonts w:asciiTheme="majorHAnsi" w:cstheme="majorBidi" w:eastAsiaTheme="majorEastAsia" w:hAnsiTheme="majorHAnsi"/>
+      <w:rFonts w:asciiTheme="majorHAnsi" w:cstheme="majorBidi" w:hAnsiTheme="majorHAnsi" w:eastAsia="黑体"/>
       <w:color w:themeColor="text1" w:val="000000"/>
     </w:rPr>
     <w:tblPr>
@@ -9269,6 +9718,7 @@
     </w:tblPr>
     <w:tblStylePr w:type="firstRow">
       <w:rPr>
+        <w:rFonts w:eastAsia="黑体"/>
         <w:sz w:val="24"/>
         <w:szCs w:val="24"/>
       </w:rPr>
@@ -9375,7 +9825,7 @@
       <w:spacing w:after="0" w:line="240" w:lineRule="auto"/>
     </w:pPr>
     <w:rPr>
-      <w:rFonts w:asciiTheme="majorHAnsi" w:cstheme="majorBidi" w:eastAsiaTheme="majorEastAsia" w:hAnsiTheme="majorHAnsi"/>
+      <w:rFonts w:asciiTheme="majorHAnsi" w:cstheme="majorBidi" w:hAnsiTheme="majorHAnsi" w:eastAsia="黑体"/>
       <w:color w:themeColor="text1" w:val="000000"/>
     </w:rPr>
     <w:tblPr>
@@ -9397,6 +9847,7 @@
     </w:tblPr>
     <w:tblStylePr w:type="firstRow">
       <w:rPr>
+        <w:rFonts w:eastAsia="黑体"/>
         <w:sz w:val="24"/>
         <w:szCs w:val="24"/>
       </w:rPr>
@@ -9503,7 +9954,7 @@
       <w:spacing w:after="0" w:line="240" w:lineRule="auto"/>
     </w:pPr>
     <w:rPr>
-      <w:rFonts w:asciiTheme="majorHAnsi" w:cstheme="majorBidi" w:eastAsiaTheme="majorEastAsia" w:hAnsiTheme="majorHAnsi"/>
+      <w:rFonts w:asciiTheme="majorHAnsi" w:cstheme="majorBidi" w:hAnsiTheme="majorHAnsi" w:eastAsia="黑体"/>
       <w:color w:themeColor="text1" w:val="000000"/>
     </w:rPr>
     <w:tblPr>
@@ -9525,6 +9976,7 @@
     </w:tblPr>
     <w:tblStylePr w:type="firstRow">
       <w:rPr>
+        <w:rFonts w:eastAsia="黑体"/>
         <w:sz w:val="24"/>
         <w:szCs w:val="24"/>
       </w:rPr>
@@ -9631,7 +10083,7 @@
       <w:spacing w:after="0" w:line="240" w:lineRule="auto"/>
     </w:pPr>
     <w:rPr>
-      <w:rFonts w:asciiTheme="majorHAnsi" w:cstheme="majorBidi" w:eastAsiaTheme="majorEastAsia" w:hAnsiTheme="majorHAnsi"/>
+      <w:rFonts w:asciiTheme="majorHAnsi" w:cstheme="majorBidi" w:hAnsiTheme="majorHAnsi" w:eastAsia="黑体"/>
       <w:color w:themeColor="text1" w:val="000000"/>
     </w:rPr>
     <w:tblPr>
@@ -9653,6 +10105,7 @@
     </w:tblPr>
     <w:tblStylePr w:type="firstRow">
       <w:rPr>
+        <w:rFonts w:eastAsia="黑体"/>
         <w:sz w:val="24"/>
         <w:szCs w:val="24"/>
       </w:rPr>
@@ -9759,7 +10212,7 @@
       <w:spacing w:after="0" w:line="240" w:lineRule="auto"/>
     </w:pPr>
     <w:rPr>
-      <w:rFonts w:asciiTheme="majorHAnsi" w:cstheme="majorBidi" w:eastAsiaTheme="majorEastAsia" w:hAnsiTheme="majorHAnsi"/>
+      <w:rFonts w:asciiTheme="majorHAnsi" w:cstheme="majorBidi" w:hAnsiTheme="majorHAnsi" w:eastAsia="黑体"/>
       <w:color w:themeColor="text1" w:val="000000"/>
     </w:rPr>
     <w:tblPr>
@@ -9781,6 +10234,7 @@
     </w:tblPr>
     <w:tblStylePr w:type="firstRow">
       <w:rPr>
+        <w:rFonts w:eastAsia="黑体"/>
         <w:sz w:val="24"/>
         <w:szCs w:val="24"/>
       </w:rPr>
@@ -9910,12 +10364,14 @@
     </w:tcPr>
     <w:tblStylePr w:type="firstRow">
       <w:rPr>
+        <w:rFonts w:eastAsia="黑体"/>
         <w:b/>
         <w:bCs/>
       </w:rPr>
     </w:tblStylePr>
     <w:tblStylePr w:type="lastRow">
       <w:rPr>
+        <w:rFonts w:eastAsia="黑体"/>
         <w:b/>
         <w:bCs/>
       </w:rPr>
@@ -9928,12 +10384,14 @@
     </w:tblStylePr>
     <w:tblStylePr w:type="firstCol">
       <w:rPr>
+        <w:rFonts w:eastAsia="黑体"/>
         <w:b/>
         <w:bCs/>
       </w:rPr>
     </w:tblStylePr>
     <w:tblStylePr w:type="lastCol">
       <w:rPr>
+        <w:rFonts w:eastAsia="黑体"/>
         <w:b/>
         <w:bCs/>
       </w:rPr>
@@ -9983,12 +10441,14 @@
     </w:tcPr>
     <w:tblStylePr w:type="firstRow">
       <w:rPr>
+        <w:rFonts w:eastAsia="黑体"/>
         <w:b/>
         <w:bCs/>
       </w:rPr>
     </w:tblStylePr>
     <w:tblStylePr w:type="lastRow">
       <w:rPr>
+        <w:rFonts w:eastAsia="黑体"/>
         <w:b/>
         <w:bCs/>
       </w:rPr>
@@ -10001,12 +10461,14 @@
     </w:tblStylePr>
     <w:tblStylePr w:type="firstCol">
       <w:rPr>
+        <w:rFonts w:eastAsia="黑体"/>
         <w:b/>
         <w:bCs/>
       </w:rPr>
     </w:tblStylePr>
     <w:tblStylePr w:type="lastCol">
       <w:rPr>
+        <w:rFonts w:eastAsia="黑体"/>
         <w:b/>
         <w:bCs/>
       </w:rPr>
@@ -10056,12 +10518,14 @@
     </w:tcPr>
     <w:tblStylePr w:type="firstRow">
       <w:rPr>
+        <w:rFonts w:eastAsia="黑体"/>
         <w:b/>
         <w:bCs/>
       </w:rPr>
     </w:tblStylePr>
     <w:tblStylePr w:type="lastRow">
       <w:rPr>
+        <w:rFonts w:eastAsia="黑体"/>
         <w:b/>
         <w:bCs/>
       </w:rPr>
@@ -10074,12 +10538,14 @@
     </w:tblStylePr>
     <w:tblStylePr w:type="firstCol">
       <w:rPr>
+        <w:rFonts w:eastAsia="黑体"/>
         <w:b/>
         <w:bCs/>
       </w:rPr>
     </w:tblStylePr>
     <w:tblStylePr w:type="lastCol">
       <w:rPr>
+        <w:rFonts w:eastAsia="黑体"/>
         <w:b/>
         <w:bCs/>
       </w:rPr>
@@ -10129,12 +10595,14 @@
     </w:tcPr>
     <w:tblStylePr w:type="firstRow">
       <w:rPr>
+        <w:rFonts w:eastAsia="黑体"/>
         <w:b/>
         <w:bCs/>
       </w:rPr>
     </w:tblStylePr>
     <w:tblStylePr w:type="lastRow">
       <w:rPr>
+        <w:rFonts w:eastAsia="黑体"/>
         <w:b/>
         <w:bCs/>
       </w:rPr>
@@ -10147,12 +10615,14 @@
     </w:tblStylePr>
     <w:tblStylePr w:type="firstCol">
       <w:rPr>
+        <w:rFonts w:eastAsia="黑体"/>
         <w:b/>
         <w:bCs/>
       </w:rPr>
     </w:tblStylePr>
     <w:tblStylePr w:type="lastCol">
       <w:rPr>
+        <w:rFonts w:eastAsia="黑体"/>
         <w:b/>
         <w:bCs/>
       </w:rPr>
@@ -10202,12 +10672,14 @@
     </w:tcPr>
     <w:tblStylePr w:type="firstRow">
       <w:rPr>
+        <w:rFonts w:eastAsia="黑体"/>
         <w:b/>
         <w:bCs/>
       </w:rPr>
     </w:tblStylePr>
     <w:tblStylePr w:type="lastRow">
       <w:rPr>
+        <w:rFonts w:eastAsia="黑体"/>
         <w:b/>
         <w:bCs/>
       </w:rPr>
@@ -10220,12 +10692,14 @@
     </w:tblStylePr>
     <w:tblStylePr w:type="firstCol">
       <w:rPr>
+        <w:rFonts w:eastAsia="黑体"/>
         <w:b/>
         <w:bCs/>
       </w:rPr>
     </w:tblStylePr>
     <w:tblStylePr w:type="lastCol">
       <w:rPr>
+        <w:rFonts w:eastAsia="黑体"/>
         <w:b/>
         <w:bCs/>
       </w:rPr>
@@ -10275,12 +10749,14 @@
     </w:tcPr>
     <w:tblStylePr w:type="firstRow">
       <w:rPr>
+        <w:rFonts w:eastAsia="黑体"/>
         <w:b/>
         <w:bCs/>
       </w:rPr>
     </w:tblStylePr>
     <w:tblStylePr w:type="lastRow">
       <w:rPr>
+        <w:rFonts w:eastAsia="黑体"/>
         <w:b/>
         <w:bCs/>
       </w:rPr>
@@ -10293,12 +10769,14 @@
     </w:tblStylePr>
     <w:tblStylePr w:type="firstCol">
       <w:rPr>
+        <w:rFonts w:eastAsia="黑体"/>
         <w:b/>
         <w:bCs/>
       </w:rPr>
     </w:tblStylePr>
     <w:tblStylePr w:type="lastCol">
       <w:rPr>
+        <w:rFonts w:eastAsia="黑体"/>
         <w:b/>
         <w:bCs/>
       </w:rPr>
@@ -10348,12 +10826,14 @@
     </w:tcPr>
     <w:tblStylePr w:type="firstRow">
       <w:rPr>
+        <w:rFonts w:eastAsia="黑体"/>
         <w:b/>
         <w:bCs/>
       </w:rPr>
     </w:tblStylePr>
     <w:tblStylePr w:type="lastRow">
       <w:rPr>
+        <w:rFonts w:eastAsia="黑体"/>
         <w:b/>
         <w:bCs/>
       </w:rPr>
@@ -10366,12 +10846,14 @@
     </w:tblStylePr>
     <w:tblStylePr w:type="firstCol">
       <w:rPr>
+        <w:rFonts w:eastAsia="黑体"/>
         <w:b/>
         <w:bCs/>
       </w:rPr>
     </w:tblStylePr>
     <w:tblStylePr w:type="lastCol">
       <w:rPr>
+        <w:rFonts w:eastAsia="黑体"/>
         <w:b/>
         <w:bCs/>
       </w:rPr>
@@ -10398,7 +10880,7 @@
       <w:spacing w:after="0" w:line="240" w:lineRule="auto"/>
     </w:pPr>
     <w:rPr>
-      <w:rFonts w:asciiTheme="majorHAnsi" w:cstheme="majorBidi" w:eastAsiaTheme="majorEastAsia" w:hAnsiTheme="majorHAnsi"/>
+      <w:rFonts w:asciiTheme="majorHAnsi" w:cstheme="majorBidi" w:hAnsiTheme="majorHAnsi" w:eastAsia="黑体"/>
       <w:color w:themeColor="text1" w:val="000000"/>
     </w:rPr>
     <w:tblPr>
@@ -10425,6 +10907,7 @@
     </w:tcPr>
     <w:tblStylePr w:type="firstRow">
       <w:rPr>
+        <w:rFonts w:eastAsia="黑体"/>
         <w:b/>
         <w:bCs/>
         <w:color w:themeColor="text1" w:val="000000"/>
@@ -10436,6 +10919,7 @@
     </w:tblStylePr>
     <w:tblStylePr w:type="lastRow">
       <w:rPr>
+        <w:rFonts w:eastAsia="黑体"/>
         <w:b/>
         <w:bCs/>
         <w:color w:themeColor="text1" w:val="000000"/>
@@ -10455,6 +10939,7 @@
     </w:tblStylePr>
     <w:tblStylePr w:type="firstCol">
       <w:rPr>
+        <w:rFonts w:eastAsia="黑体"/>
         <w:b/>
         <w:bCs/>
         <w:color w:themeColor="text1" w:val="000000"/>
@@ -10474,6 +10959,7 @@
     </w:tblStylePr>
     <w:tblStylePr w:type="lastCol">
       <w:rPr>
+        <w:rFonts w:eastAsia="黑体"/>
         <w:b w:val="0"/>
         <w:bCs w:val="0"/>
         <w:color w:themeColor="text1" w:val="000000"/>
@@ -10523,7 +11009,7 @@
       <w:spacing w:after="0" w:line="240" w:lineRule="auto"/>
     </w:pPr>
     <w:rPr>
-      <w:rFonts w:asciiTheme="majorHAnsi" w:cstheme="majorBidi" w:eastAsiaTheme="majorEastAsia" w:hAnsiTheme="majorHAnsi"/>
+      <w:rFonts w:asciiTheme="majorHAnsi" w:cstheme="majorBidi" w:hAnsiTheme="majorHAnsi" w:eastAsia="黑体"/>
       <w:color w:themeColor="text1" w:val="000000"/>
     </w:rPr>
     <w:tblPr>
@@ -10550,6 +11036,7 @@
     </w:tcPr>
     <w:tblStylePr w:type="firstRow">
       <w:rPr>
+        <w:rFonts w:eastAsia="黑体"/>
         <w:b/>
         <w:bCs/>
         <w:color w:themeColor="text1" w:val="000000"/>
@@ -10561,6 +11048,7 @@
     </w:tblStylePr>
     <w:tblStylePr w:type="lastRow">
       <w:rPr>
+        <w:rFonts w:eastAsia="黑体"/>
         <w:b/>
         <w:bCs/>
         <w:color w:themeColor="text1" w:val="000000"/>
@@ -10580,6 +11068,7 @@
     </w:tblStylePr>
     <w:tblStylePr w:type="firstCol">
       <w:rPr>
+        <w:rFonts w:eastAsia="黑体"/>
         <w:b/>
         <w:bCs/>
         <w:color w:themeColor="text1" w:val="000000"/>
@@ -10599,6 +11088,7 @@
     </w:tblStylePr>
     <w:tblStylePr w:type="lastCol">
       <w:rPr>
+        <w:rFonts w:eastAsia="黑体"/>
         <w:b w:val="0"/>
         <w:bCs w:val="0"/>
         <w:color w:themeColor="text1" w:val="000000"/>
@@ -10648,7 +11138,7 @@
       <w:spacing w:after="0" w:line="240" w:lineRule="auto"/>
     </w:pPr>
     <w:rPr>
-      <w:rFonts w:asciiTheme="majorHAnsi" w:cstheme="majorBidi" w:eastAsiaTheme="majorEastAsia" w:hAnsiTheme="majorHAnsi"/>
+      <w:rFonts w:asciiTheme="majorHAnsi" w:cstheme="majorBidi" w:hAnsiTheme="majorHAnsi" w:eastAsia="黑体"/>
       <w:color w:themeColor="text1" w:val="000000"/>
     </w:rPr>
     <w:tblPr>
@@ -10675,6 +11165,7 @@
     </w:tcPr>
     <w:tblStylePr w:type="firstRow">
       <w:rPr>
+        <w:rFonts w:eastAsia="黑体"/>
         <w:b/>
         <w:bCs/>
         <w:color w:themeColor="text1" w:val="000000"/>
@@ -10686,6 +11177,7 @@
     </w:tblStylePr>
     <w:tblStylePr w:type="lastRow">
       <w:rPr>
+        <w:rFonts w:eastAsia="黑体"/>
         <w:b/>
         <w:bCs/>
         <w:color w:themeColor="text1" w:val="000000"/>
@@ -10705,6 +11197,7 @@
     </w:tblStylePr>
     <w:tblStylePr w:type="firstCol">
       <w:rPr>
+        <w:rFonts w:eastAsia="黑体"/>
         <w:b/>
         <w:bCs/>
         <w:color w:themeColor="text1" w:val="000000"/>
@@ -10724,6 +11217,7 @@
     </w:tblStylePr>
     <w:tblStylePr w:type="lastCol">
       <w:rPr>
+        <w:rFonts w:eastAsia="黑体"/>
         <w:b w:val="0"/>
         <w:bCs w:val="0"/>
         <w:color w:themeColor="text1" w:val="000000"/>
@@ -10773,7 +11267,7 @@
       <w:spacing w:after="0" w:line="240" w:lineRule="auto"/>
     </w:pPr>
     <w:rPr>
-      <w:rFonts w:asciiTheme="majorHAnsi" w:cstheme="majorBidi" w:eastAsiaTheme="majorEastAsia" w:hAnsiTheme="majorHAnsi"/>
+      <w:rFonts w:asciiTheme="majorHAnsi" w:cstheme="majorBidi" w:hAnsiTheme="majorHAnsi" w:eastAsia="黑体"/>
       <w:color w:themeColor="text1" w:val="000000"/>
     </w:rPr>
     <w:tblPr>
@@ -10800,6 +11294,7 @@
     </w:tcPr>
     <w:tblStylePr w:type="firstRow">
       <w:rPr>
+        <w:rFonts w:eastAsia="黑体"/>
         <w:b/>
         <w:bCs/>
         <w:color w:themeColor="text1" w:val="000000"/>
@@ -10811,6 +11306,7 @@
     </w:tblStylePr>
     <w:tblStylePr w:type="lastRow">
       <w:rPr>
+        <w:rFonts w:eastAsia="黑体"/>
         <w:b/>
         <w:bCs/>
         <w:color w:themeColor="text1" w:val="000000"/>
@@ -10830,6 +11326,7 @@
     </w:tblStylePr>
     <w:tblStylePr w:type="firstCol">
       <w:rPr>
+        <w:rFonts w:eastAsia="黑体"/>
         <w:b/>
         <w:bCs/>
         <w:color w:themeColor="text1" w:val="000000"/>
@@ -10849,6 +11346,7 @@
     </w:tblStylePr>
     <w:tblStylePr w:type="lastCol">
       <w:rPr>
+        <w:rFonts w:eastAsia="黑体"/>
         <w:b w:val="0"/>
         <w:bCs w:val="0"/>
         <w:color w:themeColor="text1" w:val="000000"/>
@@ -10898,7 +11396,7 @@
       <w:spacing w:after="0" w:line="240" w:lineRule="auto"/>
     </w:pPr>
     <w:rPr>
-      <w:rFonts w:asciiTheme="majorHAnsi" w:cstheme="majorBidi" w:eastAsiaTheme="majorEastAsia" w:hAnsiTheme="majorHAnsi"/>
+      <w:rFonts w:asciiTheme="majorHAnsi" w:cstheme="majorBidi" w:hAnsiTheme="majorHAnsi" w:eastAsia="黑体"/>
       <w:color w:themeColor="text1" w:val="000000"/>
     </w:rPr>
     <w:tblPr>
@@ -10925,6 +11423,7 @@
     </w:tcPr>
     <w:tblStylePr w:type="firstRow">
       <w:rPr>
+        <w:rFonts w:eastAsia="黑体"/>
         <w:b/>
         <w:bCs/>
         <w:color w:themeColor="text1" w:val="000000"/>
@@ -10936,6 +11435,7 @@
     </w:tblStylePr>
     <w:tblStylePr w:type="lastRow">
       <w:rPr>
+        <w:rFonts w:eastAsia="黑体"/>
         <w:b/>
         <w:bCs/>
         <w:color w:themeColor="text1" w:val="000000"/>
@@ -10955,6 +11455,7 @@
     </w:tblStylePr>
     <w:tblStylePr w:type="firstCol">
       <w:rPr>
+        <w:rFonts w:eastAsia="黑体"/>
         <w:b/>
         <w:bCs/>
         <w:color w:themeColor="text1" w:val="000000"/>
@@ -10974,6 +11475,7 @@
     </w:tblStylePr>
     <w:tblStylePr w:type="lastCol">
       <w:rPr>
+        <w:rFonts w:eastAsia="黑体"/>
         <w:b w:val="0"/>
         <w:bCs w:val="0"/>
         <w:color w:themeColor="text1" w:val="000000"/>
@@ -11023,7 +11525,7 @@
       <w:spacing w:after="0" w:line="240" w:lineRule="auto"/>
     </w:pPr>
     <w:rPr>
-      <w:rFonts w:asciiTheme="majorHAnsi" w:cstheme="majorBidi" w:eastAsiaTheme="majorEastAsia" w:hAnsiTheme="majorHAnsi"/>
+      <w:rFonts w:asciiTheme="majorHAnsi" w:cstheme="majorBidi" w:hAnsiTheme="majorHAnsi" w:eastAsia="黑体"/>
       <w:color w:themeColor="text1" w:val="000000"/>
     </w:rPr>
     <w:tblPr>
@@ -11050,6 +11552,7 @@
     </w:tcPr>
     <w:tblStylePr w:type="firstRow">
       <w:rPr>
+        <w:rFonts w:eastAsia="黑体"/>
         <w:b/>
         <w:bCs/>
         <w:color w:themeColor="text1" w:val="000000"/>
@@ -11061,6 +11564,7 @@
     </w:tblStylePr>
     <w:tblStylePr w:type="lastRow">
       <w:rPr>
+        <w:rFonts w:eastAsia="黑体"/>
         <w:b/>
         <w:bCs/>
         <w:color w:themeColor="text1" w:val="000000"/>
@@ -11080,6 +11584,7 @@
     </w:tblStylePr>
     <w:tblStylePr w:type="firstCol">
       <w:rPr>
+        <w:rFonts w:eastAsia="黑体"/>
         <w:b/>
         <w:bCs/>
         <w:color w:themeColor="text1" w:val="000000"/>
@@ -11099,6 +11604,7 @@
     </w:tblStylePr>
     <w:tblStylePr w:type="lastCol">
       <w:rPr>
+        <w:rFonts w:eastAsia="黑体"/>
         <w:b w:val="0"/>
         <w:bCs w:val="0"/>
         <w:color w:themeColor="text1" w:val="000000"/>
@@ -11148,7 +11654,7 @@
       <w:spacing w:after="0" w:line="240" w:lineRule="auto"/>
     </w:pPr>
     <w:rPr>
-      <w:rFonts w:asciiTheme="majorHAnsi" w:cstheme="majorBidi" w:eastAsiaTheme="majorEastAsia" w:hAnsiTheme="majorHAnsi"/>
+      <w:rFonts w:asciiTheme="majorHAnsi" w:cstheme="majorBidi" w:hAnsiTheme="majorHAnsi" w:eastAsia="黑体"/>
       <w:color w:themeColor="text1" w:val="000000"/>
     </w:rPr>
     <w:tblPr>
@@ -11175,6 +11681,7 @@
     </w:tcPr>
     <w:tblStylePr w:type="firstRow">
       <w:rPr>
+        <w:rFonts w:eastAsia="黑体"/>
         <w:b/>
         <w:bCs/>
         <w:color w:themeColor="text1" w:val="000000"/>
@@ -11186,6 +11693,7 @@
     </w:tblStylePr>
     <w:tblStylePr w:type="lastRow">
       <w:rPr>
+        <w:rFonts w:eastAsia="黑体"/>
         <w:b/>
         <w:bCs/>
         <w:color w:themeColor="text1" w:val="000000"/>
@@ -11205,6 +11713,7 @@
     </w:tblStylePr>
     <w:tblStylePr w:type="firstCol">
       <w:rPr>
+        <w:rFonts w:eastAsia="黑体"/>
         <w:b/>
         <w:bCs/>
         <w:color w:themeColor="text1" w:val="000000"/>
@@ -11224,6 +11733,7 @@
     </w:tblStylePr>
     <w:tblStylePr w:type="lastCol">
       <w:rPr>
+        <w:rFonts w:eastAsia="黑体"/>
         <w:b w:val="0"/>
         <w:bCs w:val="0"/>
         <w:color w:themeColor="text1" w:val="000000"/>
@@ -11296,6 +11806,7 @@
     </w:tcPr>
     <w:tblStylePr w:type="firstRow">
       <w:rPr>
+        <w:rFonts w:eastAsia="黑体"/>
         <w:b/>
         <w:bCs/>
         <w:i w:val="0"/>
@@ -11317,6 +11828,7 @@
     </w:tblStylePr>
     <w:tblStylePr w:type="lastRow">
       <w:rPr>
+        <w:rFonts w:eastAsia="黑体"/>
         <w:b/>
         <w:bCs/>
         <w:i w:val="0"/>
@@ -11338,6 +11850,7 @@
     </w:tblStylePr>
     <w:tblStylePr w:type="firstCol">
       <w:rPr>
+        <w:rFonts w:eastAsia="黑体"/>
         <w:b/>
         <w:bCs/>
         <w:i w:val="0"/>
@@ -11357,6 +11870,7 @@
     </w:tblStylePr>
     <w:tblStylePr w:type="lastCol">
       <w:rPr>
+        <w:rFonts w:eastAsia="黑体"/>
         <w:b/>
         <w:bCs/>
         <w:i w:val="0"/>
@@ -11437,6 +11951,7 @@
     </w:tcPr>
     <w:tblStylePr w:type="firstRow">
       <w:rPr>
+        <w:rFonts w:eastAsia="黑体"/>
         <w:b/>
         <w:bCs/>
         <w:i w:val="0"/>
@@ -11458,6 +11973,7 @@
     </w:tblStylePr>
     <w:tblStylePr w:type="lastRow">
       <w:rPr>
+        <w:rFonts w:eastAsia="黑体"/>
         <w:b/>
         <w:bCs/>
         <w:i w:val="0"/>
@@ -11479,6 +11995,7 @@
     </w:tblStylePr>
     <w:tblStylePr w:type="firstCol">
       <w:rPr>
+        <w:rFonts w:eastAsia="黑体"/>
         <w:b/>
         <w:bCs/>
         <w:i w:val="0"/>
@@ -11498,6 +12015,7 @@
     </w:tblStylePr>
     <w:tblStylePr w:type="lastCol">
       <w:rPr>
+        <w:rFonts w:eastAsia="黑体"/>
         <w:b/>
         <w:bCs/>
         <w:i w:val="0"/>
@@ -11578,6 +12096,7 @@
     </w:tcPr>
     <w:tblStylePr w:type="firstRow">
       <w:rPr>
+        <w:rFonts w:eastAsia="黑体"/>
         <w:b/>
         <w:bCs/>
         <w:i w:val="0"/>
@@ -11599,6 +12118,7 @@
     </w:tblStylePr>
     <w:tblStylePr w:type="lastRow">
       <w:rPr>
+        <w:rFonts w:eastAsia="黑体"/>
         <w:b/>
         <w:bCs/>
         <w:i w:val="0"/>
@@ -11620,6 +12140,7 @@
     </w:tblStylePr>
     <w:tblStylePr w:type="firstCol">
       <w:rPr>
+        <w:rFonts w:eastAsia="黑体"/>
         <w:b/>
         <w:bCs/>
         <w:i w:val="0"/>
@@ -11639,6 +12160,7 @@
     </w:tblStylePr>
     <w:tblStylePr w:type="lastCol">
       <w:rPr>
+        <w:rFonts w:eastAsia="黑体"/>
         <w:b/>
         <w:bCs/>
         <w:i w:val="0"/>
@@ -11719,6 +12241,7 @@
     </w:tcPr>
     <w:tblStylePr w:type="firstRow">
       <w:rPr>
+        <w:rFonts w:eastAsia="黑体"/>
         <w:b/>
         <w:bCs/>
         <w:i w:val="0"/>
@@ -11740,6 +12263,7 @@
     </w:tblStylePr>
     <w:tblStylePr w:type="lastRow">
       <w:rPr>
+        <w:rFonts w:eastAsia="黑体"/>
         <w:b/>
         <w:bCs/>
         <w:i w:val="0"/>
@@ -11761,6 +12285,7 @@
     </w:tblStylePr>
     <w:tblStylePr w:type="firstCol">
       <w:rPr>
+        <w:rFonts w:eastAsia="黑体"/>
         <w:b/>
         <w:bCs/>
         <w:i w:val="0"/>
@@ -11780,6 +12305,7 @@
     </w:tblStylePr>
     <w:tblStylePr w:type="lastCol">
       <w:rPr>
+        <w:rFonts w:eastAsia="黑体"/>
         <w:b/>
         <w:bCs/>
         <w:i w:val="0"/>
@@ -11860,6 +12386,7 @@
     </w:tcPr>
     <w:tblStylePr w:type="firstRow">
       <w:rPr>
+        <w:rFonts w:eastAsia="黑体"/>
         <w:b/>
         <w:bCs/>
         <w:i w:val="0"/>
@@ -11881,6 +12408,7 @@
     </w:tblStylePr>
     <w:tblStylePr w:type="lastRow">
       <w:rPr>
+        <w:rFonts w:eastAsia="黑体"/>
         <w:b/>
         <w:bCs/>
         <w:i w:val="0"/>
@@ -11902,6 +12430,7 @@
     </w:tblStylePr>
     <w:tblStylePr w:type="firstCol">
       <w:rPr>
+        <w:rFonts w:eastAsia="黑体"/>
         <w:b/>
         <w:bCs/>
         <w:i w:val="0"/>
@@ -11921,6 +12450,7 @@
     </w:tblStylePr>
     <w:tblStylePr w:type="lastCol">
       <w:rPr>
+        <w:rFonts w:eastAsia="黑体"/>
         <w:b/>
         <w:bCs/>
         <w:i w:val="0"/>
@@ -12001,6 +12531,7 @@
     </w:tcPr>
     <w:tblStylePr w:type="firstRow">
       <w:rPr>
+        <w:rFonts w:eastAsia="黑体"/>
         <w:b/>
         <w:bCs/>
         <w:i w:val="0"/>
@@ -12022,6 +12553,7 @@
     </w:tblStylePr>
     <w:tblStylePr w:type="lastRow">
       <w:rPr>
+        <w:rFonts w:eastAsia="黑体"/>
         <w:b/>
         <w:bCs/>
         <w:i w:val="0"/>
@@ -12043,6 +12575,7 @@
     </w:tblStylePr>
     <w:tblStylePr w:type="firstCol">
       <w:rPr>
+        <w:rFonts w:eastAsia="黑体"/>
         <w:b/>
         <w:bCs/>
         <w:i w:val="0"/>
@@ -12062,6 +12595,7 @@
     </w:tblStylePr>
     <w:tblStylePr w:type="lastCol">
       <w:rPr>
+        <w:rFonts w:eastAsia="黑体"/>
         <w:b/>
         <w:bCs/>
         <w:i w:val="0"/>
@@ -12142,6 +12676,7 @@
     </w:tcPr>
     <w:tblStylePr w:type="firstRow">
       <w:rPr>
+        <w:rFonts w:eastAsia="黑体"/>
         <w:b/>
         <w:bCs/>
         <w:i w:val="0"/>
@@ -12163,6 +12698,7 @@
     </w:tblStylePr>
     <w:tblStylePr w:type="lastRow">
       <w:rPr>
+        <w:rFonts w:eastAsia="黑体"/>
         <w:b/>
         <w:bCs/>
         <w:i w:val="0"/>
@@ -12184,6 +12720,7 @@
     </w:tblStylePr>
     <w:tblStylePr w:type="firstCol">
       <w:rPr>
+        <w:rFonts w:eastAsia="黑体"/>
         <w:b/>
         <w:bCs/>
         <w:i w:val="0"/>
@@ -12203,6 +12740,7 @@
     </w:tblStylePr>
     <w:tblStylePr w:type="lastCol">
       <w:rPr>
+        <w:rFonts w:eastAsia="黑体"/>
         <w:b/>
         <w:bCs/>
         <w:i w:val="0"/>
@@ -12260,6 +12798,7 @@
       <w:spacing w:after="0" w:line="240" w:lineRule="auto"/>
     </w:pPr>
     <w:rPr>
+      <w:rFonts w:eastAsia="黑体"/>
       <w:color w:themeColor="background1" w:val="FFFFFF"/>
     </w:rPr>
     <w:tblPr>
@@ -12278,6 +12817,7 @@
     </w:tcPr>
     <w:tblStylePr w:type="firstRow">
       <w:rPr>
+        <w:rFonts w:eastAsia="黑体"/>
         <w:b/>
         <w:bCs/>
       </w:rPr>
@@ -12374,6 +12914,7 @@
       <w:spacing w:after="0" w:line="240" w:lineRule="auto"/>
     </w:pPr>
     <w:rPr>
+      <w:rFonts w:eastAsia="黑体"/>
       <w:color w:themeColor="background1" w:val="FFFFFF"/>
     </w:rPr>
     <w:tblPr>
@@ -12392,6 +12933,7 @@
     </w:tcPr>
     <w:tblStylePr w:type="firstRow">
       <w:rPr>
+        <w:rFonts w:eastAsia="黑体"/>
         <w:b/>
         <w:bCs/>
       </w:rPr>
@@ -12488,6 +13030,7 @@
       <w:spacing w:after="0" w:line="240" w:lineRule="auto"/>
     </w:pPr>
     <w:rPr>
+      <w:rFonts w:eastAsia="黑体"/>
       <w:color w:themeColor="background1" w:val="FFFFFF"/>
     </w:rPr>
     <w:tblPr>
@@ -12506,6 +13049,7 @@
     </w:tcPr>
     <w:tblStylePr w:type="firstRow">
       <w:rPr>
+        <w:rFonts w:eastAsia="黑体"/>
         <w:b/>
         <w:bCs/>
       </w:rPr>
@@ -12602,6 +13146,7 @@
       <w:spacing w:after="0" w:line="240" w:lineRule="auto"/>
     </w:pPr>
     <w:rPr>
+      <w:rFonts w:eastAsia="黑体"/>
       <w:color w:themeColor="background1" w:val="FFFFFF"/>
     </w:rPr>
     <w:tblPr>
@@ -12620,6 +13165,7 @@
     </w:tcPr>
     <w:tblStylePr w:type="firstRow">
       <w:rPr>
+        <w:rFonts w:eastAsia="黑体"/>
         <w:b/>
         <w:bCs/>
       </w:rPr>
@@ -12716,6 +13262,7 @@
       <w:spacing w:after="0" w:line="240" w:lineRule="auto"/>
     </w:pPr>
     <w:rPr>
+      <w:rFonts w:eastAsia="黑体"/>
       <w:color w:themeColor="background1" w:val="FFFFFF"/>
     </w:rPr>
     <w:tblPr>
@@ -12734,6 +13281,7 @@
     </w:tcPr>
     <w:tblStylePr w:type="firstRow">
       <w:rPr>
+        <w:rFonts w:eastAsia="黑体"/>
         <w:b/>
         <w:bCs/>
       </w:rPr>
@@ -12830,6 +13378,7 @@
       <w:spacing w:after="0" w:line="240" w:lineRule="auto"/>
     </w:pPr>
     <w:rPr>
+      <w:rFonts w:eastAsia="黑体"/>
       <w:color w:themeColor="background1" w:val="FFFFFF"/>
     </w:rPr>
     <w:tblPr>
@@ -12848,6 +13397,7 @@
     </w:tcPr>
     <w:tblStylePr w:type="firstRow">
       <w:rPr>
+        <w:rFonts w:eastAsia="黑体"/>
         <w:b/>
         <w:bCs/>
       </w:rPr>
@@ -12944,6 +13494,7 @@
       <w:spacing w:after="0" w:line="240" w:lineRule="auto"/>
     </w:pPr>
     <w:rPr>
+      <w:rFonts w:eastAsia="黑体"/>
       <w:color w:themeColor="background1" w:val="FFFFFF"/>
     </w:rPr>
     <w:tblPr>
@@ -12962,6 +13513,7 @@
     </w:tcPr>
     <w:tblStylePr w:type="firstRow">
       <w:rPr>
+        <w:rFonts w:eastAsia="黑体"/>
         <w:b/>
         <w:bCs/>
       </w:rPr>
@@ -13058,6 +13610,7 @@
       <w:spacing w:after="0" w:line="240" w:lineRule="auto"/>
     </w:pPr>
     <w:rPr>
+      <w:rFonts w:eastAsia="黑体"/>
       <w:color w:themeColor="text1" w:val="000000"/>
     </w:rPr>
     <w:tblPr>
@@ -13084,6 +13637,7 @@
     </w:tcPr>
     <w:tblStylePr w:type="firstRow">
       <w:rPr>
+        <w:rFonts w:eastAsia="黑体"/>
         <w:b/>
         <w:bCs/>
       </w:rPr>
@@ -13102,6 +13656,7 @@
     </w:tblStylePr>
     <w:tblStylePr w:type="lastRow">
       <w:rPr>
+        <w:rFonts w:eastAsia="黑体"/>
         <w:b/>
         <w:bCs/>
         <w:color w:themeColor="background1" w:val="FFFFFF"/>
@@ -13116,6 +13671,7 @@
     </w:tblStylePr>
     <w:tblStylePr w:type="firstCol">
       <w:rPr>
+        <w:rFonts w:eastAsia="黑体"/>
         <w:color w:themeColor="background1" w:val="FFFFFF"/>
       </w:rPr>
       <w:tblPr/>
@@ -13133,6 +13689,7 @@
     </w:tblStylePr>
     <w:tblStylePr w:type="lastCol">
       <w:rPr>
+        <w:rFonts w:eastAsia="黑体"/>
         <w:color w:themeColor="background1" w:val="FFFFFF"/>
       </w:rPr>
       <w:tblPr/>
@@ -13162,11 +13719,13 @@
     </w:tblStylePr>
     <w:tblStylePr w:type="neCell">
       <w:rPr>
+        <w:rFonts w:eastAsia="黑体"/>
         <w:color w:themeColor="text1" w:val="000000"/>
       </w:rPr>
     </w:tblStylePr>
     <w:tblStylePr w:type="nwCell">
       <w:rPr>
+        <w:rFonts w:eastAsia="黑体"/>
         <w:color w:themeColor="text1" w:val="000000"/>
       </w:rPr>
     </w:tblStylePr>
@@ -13180,6 +13739,7 @@
       <w:spacing w:after="0" w:line="240" w:lineRule="auto"/>
     </w:pPr>
     <w:rPr>
+      <w:rFonts w:eastAsia="黑体"/>
       <w:color w:themeColor="text1" w:val="000000"/>
     </w:rPr>
     <w:tblPr>
@@ -13206,6 +13766,7 @@
     </w:tcPr>
     <w:tblStylePr w:type="firstRow">
       <w:rPr>
+        <w:rFonts w:eastAsia="黑体"/>
         <w:b/>
         <w:bCs/>
       </w:rPr>
@@ -13224,6 +13785,7 @@
     </w:tblStylePr>
     <w:tblStylePr w:type="lastRow">
       <w:rPr>
+        <w:rFonts w:eastAsia="黑体"/>
         <w:b/>
         <w:bCs/>
         <w:color w:themeColor="background1" w:val="FFFFFF"/>
@@ -13238,6 +13800,7 @@
     </w:tblStylePr>
     <w:tblStylePr w:type="firstCol">
       <w:rPr>
+        <w:rFonts w:eastAsia="黑体"/>
         <w:color w:themeColor="background1" w:val="FFFFFF"/>
       </w:rPr>
       <w:tblPr/>
@@ -13255,6 +13818,7 @@
     </w:tblStylePr>
     <w:tblStylePr w:type="lastCol">
       <w:rPr>
+        <w:rFonts w:eastAsia="黑体"/>
         <w:color w:themeColor="background1" w:val="FFFFFF"/>
       </w:rPr>
       <w:tblPr/>
@@ -13284,11 +13848,13 @@
     </w:tblStylePr>
     <w:tblStylePr w:type="neCell">
       <w:rPr>
+        <w:rFonts w:eastAsia="黑体"/>
         <w:color w:themeColor="text1" w:val="000000"/>
       </w:rPr>
     </w:tblStylePr>
     <w:tblStylePr w:type="nwCell">
       <w:rPr>
+        <w:rFonts w:eastAsia="黑体"/>
         <w:color w:themeColor="text1" w:val="000000"/>
       </w:rPr>
     </w:tblStylePr>
@@ -13302,6 +13868,7 @@
       <w:spacing w:after="0" w:line="240" w:lineRule="auto"/>
     </w:pPr>
     <w:rPr>
+      <w:rFonts w:eastAsia="黑体"/>
       <w:color w:themeColor="text1" w:val="000000"/>
     </w:rPr>
     <w:tblPr>
@@ -13328,6 +13895,7 @@
     </w:tcPr>
     <w:tblStylePr w:type="firstRow">
       <w:rPr>
+        <w:rFonts w:eastAsia="黑体"/>
         <w:b/>
         <w:bCs/>
       </w:rPr>
@@ -13346,6 +13914,7 @@
     </w:tblStylePr>
     <w:tblStylePr w:type="lastRow">
       <w:rPr>
+        <w:rFonts w:eastAsia="黑体"/>
         <w:b/>
         <w:bCs/>
         <w:color w:themeColor="background1" w:val="FFFFFF"/>
@@ -13360,6 +13929,7 @@
     </w:tblStylePr>
     <w:tblStylePr w:type="firstCol">
       <w:rPr>
+        <w:rFonts w:eastAsia="黑体"/>
         <w:color w:themeColor="background1" w:val="FFFFFF"/>
       </w:rPr>
       <w:tblPr/>
@@ -13377,6 +13947,7 @@
     </w:tblStylePr>
     <w:tblStylePr w:type="lastCol">
       <w:rPr>
+        <w:rFonts w:eastAsia="黑体"/>
         <w:color w:themeColor="background1" w:val="FFFFFF"/>
       </w:rPr>
       <w:tblPr/>
@@ -13406,11 +13977,13 @@
     </w:tblStylePr>
     <w:tblStylePr w:type="neCell">
       <w:rPr>
+        <w:rFonts w:eastAsia="黑体"/>
         <w:color w:themeColor="text1" w:val="000000"/>
       </w:rPr>
     </w:tblStylePr>
     <w:tblStylePr w:type="nwCell">
       <w:rPr>
+        <w:rFonts w:eastAsia="黑体"/>
         <w:color w:themeColor="text1" w:val="000000"/>
       </w:rPr>
     </w:tblStylePr>
@@ -13424,6 +13997,7 @@
       <w:spacing w:after="0" w:line="240" w:lineRule="auto"/>
     </w:pPr>
     <w:rPr>
+      <w:rFonts w:eastAsia="黑体"/>
       <w:color w:themeColor="text1" w:val="000000"/>
     </w:rPr>
     <w:tblPr>
@@ -13450,6 +14024,7 @@
     </w:tcPr>
     <w:tblStylePr w:type="firstRow">
       <w:rPr>
+        <w:rFonts w:eastAsia="黑体"/>
         <w:b/>
         <w:bCs/>
       </w:rPr>
@@ -13468,6 +14043,7 @@
     </w:tblStylePr>
     <w:tblStylePr w:type="lastRow">
       <w:rPr>
+        <w:rFonts w:eastAsia="黑体"/>
         <w:b/>
         <w:bCs/>
         <w:color w:themeColor="background1" w:val="FFFFFF"/>
@@ -13482,6 +14058,7 @@
     </w:tblStylePr>
     <w:tblStylePr w:type="firstCol">
       <w:rPr>
+        <w:rFonts w:eastAsia="黑体"/>
         <w:color w:themeColor="background1" w:val="FFFFFF"/>
       </w:rPr>
       <w:tblPr/>
@@ -13499,6 +14076,7 @@
     </w:tblStylePr>
     <w:tblStylePr w:type="lastCol">
       <w:rPr>
+        <w:rFonts w:eastAsia="黑体"/>
         <w:color w:themeColor="background1" w:val="FFFFFF"/>
       </w:rPr>
       <w:tblPr/>
@@ -13536,6 +14114,7 @@
       <w:spacing w:after="0" w:line="240" w:lineRule="auto"/>
     </w:pPr>
     <w:rPr>
+      <w:rFonts w:eastAsia="黑体"/>
       <w:color w:themeColor="text1" w:val="000000"/>
     </w:rPr>
     <w:tblPr>
@@ -13562,6 +14141,7 @@
     </w:tcPr>
     <w:tblStylePr w:type="firstRow">
       <w:rPr>
+        <w:rFonts w:eastAsia="黑体"/>
         <w:b/>
         <w:bCs/>
       </w:rPr>
@@ -13580,6 +14160,7 @@
     </w:tblStylePr>
     <w:tblStylePr w:type="lastRow">
       <w:rPr>
+        <w:rFonts w:eastAsia="黑体"/>
         <w:b/>
         <w:bCs/>
         <w:color w:themeColor="background1" w:val="FFFFFF"/>
@@ -13594,6 +14175,7 @@
     </w:tblStylePr>
     <w:tblStylePr w:type="firstCol">
       <w:rPr>
+        <w:rFonts w:eastAsia="黑体"/>
         <w:color w:themeColor="background1" w:val="FFFFFF"/>
       </w:rPr>
       <w:tblPr/>
@@ -13611,6 +14193,7 @@
     </w:tblStylePr>
     <w:tblStylePr w:type="lastCol">
       <w:rPr>
+        <w:rFonts w:eastAsia="黑体"/>
         <w:color w:themeColor="background1" w:val="FFFFFF"/>
       </w:rPr>
       <w:tblPr/>
@@ -13640,11 +14223,13 @@
     </w:tblStylePr>
     <w:tblStylePr w:type="neCell">
       <w:rPr>
+        <w:rFonts w:eastAsia="黑体"/>
         <w:color w:themeColor="text1" w:val="000000"/>
       </w:rPr>
     </w:tblStylePr>
     <w:tblStylePr w:type="nwCell">
       <w:rPr>
+        <w:rFonts w:eastAsia="黑体"/>
         <w:color w:themeColor="text1" w:val="000000"/>
       </w:rPr>
     </w:tblStylePr>
@@ -13658,6 +14243,7 @@
       <w:spacing w:after="0" w:line="240" w:lineRule="auto"/>
     </w:pPr>
     <w:rPr>
+      <w:rFonts w:eastAsia="黑体"/>
       <w:color w:themeColor="text1" w:val="000000"/>
     </w:rPr>
     <w:tblPr>
@@ -13684,6 +14270,7 @@
     </w:tcPr>
     <w:tblStylePr w:type="firstRow">
       <w:rPr>
+        <w:rFonts w:eastAsia="黑体"/>
         <w:b/>
         <w:bCs/>
       </w:rPr>
@@ -13702,6 +14289,7 @@
     </w:tblStylePr>
     <w:tblStylePr w:type="lastRow">
       <w:rPr>
+        <w:rFonts w:eastAsia="黑体"/>
         <w:b/>
         <w:bCs/>
         <w:color w:themeColor="background1" w:val="FFFFFF"/>
@@ -13716,6 +14304,7 @@
     </w:tblStylePr>
     <w:tblStylePr w:type="firstCol">
       <w:rPr>
+        <w:rFonts w:eastAsia="黑体"/>
         <w:color w:themeColor="background1" w:val="FFFFFF"/>
       </w:rPr>
       <w:tblPr/>
@@ -13733,6 +14322,7 @@
     </w:tblStylePr>
     <w:tblStylePr w:type="lastCol">
       <w:rPr>
+        <w:rFonts w:eastAsia="黑体"/>
         <w:color w:themeColor="background1" w:val="FFFFFF"/>
       </w:rPr>
       <w:tblPr/>
@@ -13762,11 +14352,13 @@
     </w:tblStylePr>
     <w:tblStylePr w:type="neCell">
       <w:rPr>
+        <w:rFonts w:eastAsia="黑体"/>
         <w:color w:themeColor="text1" w:val="000000"/>
       </w:rPr>
     </w:tblStylePr>
     <w:tblStylePr w:type="nwCell">
       <w:rPr>
+        <w:rFonts w:eastAsia="黑体"/>
         <w:color w:themeColor="text1" w:val="000000"/>
       </w:rPr>
     </w:tblStylePr>
@@ -13780,6 +14372,7 @@
       <w:spacing w:after="0" w:line="240" w:lineRule="auto"/>
     </w:pPr>
     <w:rPr>
+      <w:rFonts w:eastAsia="黑体"/>
       <w:color w:themeColor="text1" w:val="000000"/>
     </w:rPr>
     <w:tblPr>
@@ -13806,6 +14399,7 @@
     </w:tcPr>
     <w:tblStylePr w:type="firstRow">
       <w:rPr>
+        <w:rFonts w:eastAsia="黑体"/>
         <w:b/>
         <w:bCs/>
       </w:rPr>
@@ -13824,6 +14418,7 @@
     </w:tblStylePr>
     <w:tblStylePr w:type="lastRow">
       <w:rPr>
+        <w:rFonts w:eastAsia="黑体"/>
         <w:b/>
         <w:bCs/>
         <w:color w:themeColor="background1" w:val="FFFFFF"/>
@@ -13838,6 +14433,7 @@
     </w:tblStylePr>
     <w:tblStylePr w:type="firstCol">
       <w:rPr>
+        <w:rFonts w:eastAsia="黑体"/>
         <w:color w:themeColor="background1" w:val="FFFFFF"/>
       </w:rPr>
       <w:tblPr/>
@@ -13855,6 +14451,7 @@
     </w:tblStylePr>
     <w:tblStylePr w:type="lastCol">
       <w:rPr>
+        <w:rFonts w:eastAsia="黑体"/>
         <w:color w:themeColor="background1" w:val="FFFFFF"/>
       </w:rPr>
       <w:tblPr/>
@@ -13884,11 +14481,13 @@
     </w:tblStylePr>
     <w:tblStylePr w:type="neCell">
       <w:rPr>
+        <w:rFonts w:eastAsia="黑体"/>
         <w:color w:themeColor="text1" w:val="000000"/>
       </w:rPr>
     </w:tblStylePr>
     <w:tblStylePr w:type="nwCell">
       <w:rPr>
+        <w:rFonts w:eastAsia="黑体"/>
         <w:color w:themeColor="text1" w:val="000000"/>
       </w:rPr>
     </w:tblStylePr>
@@ -13902,6 +14501,7 @@
       <w:spacing w:after="0" w:line="240" w:lineRule="auto"/>
     </w:pPr>
     <w:rPr>
+      <w:rFonts w:eastAsia="黑体"/>
       <w:color w:themeColor="text1" w:val="000000"/>
     </w:rPr>
     <w:tblPr>
@@ -13920,6 +14520,7 @@
     </w:tcPr>
     <w:tblStylePr w:type="firstRow">
       <w:rPr>
+        <w:rFonts w:eastAsia="黑体"/>
         <w:b/>
         <w:bCs/>
         <w:color w:themeColor="background1" w:val="FFFFFF"/>
@@ -13934,6 +14535,7 @@
     </w:tblStylePr>
     <w:tblStylePr w:type="lastRow">
       <w:rPr>
+        <w:rFonts w:eastAsia="黑体"/>
         <w:b/>
         <w:bCs/>
         <w:color w:themeColor="accent2" w:themeShade="CC" w:val="9E3A38"/>
@@ -13948,12 +14550,14 @@
     </w:tblStylePr>
     <w:tblStylePr w:type="firstCol">
       <w:rPr>
+        <w:rFonts w:eastAsia="黑体"/>
         <w:b/>
         <w:bCs/>
       </w:rPr>
     </w:tblStylePr>
     <w:tblStylePr w:type="lastCol">
       <w:rPr>
+        <w:rFonts w:eastAsia="黑体"/>
         <w:b/>
         <w:bCs/>
       </w:rPr>
@@ -13988,6 +14592,7 @@
       <w:spacing w:after="0" w:line="240" w:lineRule="auto"/>
     </w:pPr>
     <w:rPr>
+      <w:rFonts w:eastAsia="黑体"/>
       <w:color w:themeColor="text1" w:val="000000"/>
     </w:rPr>
     <w:tblPr>
@@ -14006,6 +14611,7 @@
     </w:tcPr>
     <w:tblStylePr w:type="firstRow">
       <w:rPr>
+        <w:rFonts w:eastAsia="黑体"/>
         <w:b/>
         <w:bCs/>
         <w:color w:themeColor="background1" w:val="FFFFFF"/>
@@ -14020,6 +14626,7 @@
     </w:tblStylePr>
     <w:tblStylePr w:type="lastRow">
       <w:rPr>
+        <w:rFonts w:eastAsia="黑体"/>
         <w:b/>
         <w:bCs/>
         <w:color w:themeColor="accent2" w:themeShade="CC" w:val="9E3A38"/>
@@ -14034,12 +14641,14 @@
     </w:tblStylePr>
     <w:tblStylePr w:type="firstCol">
       <w:rPr>
+        <w:rFonts w:eastAsia="黑体"/>
         <w:b/>
         <w:bCs/>
       </w:rPr>
     </w:tblStylePr>
     <w:tblStylePr w:type="lastCol">
       <w:rPr>
+        <w:rFonts w:eastAsia="黑体"/>
         <w:b/>
         <w:bCs/>
       </w:rPr>
@@ -14074,6 +14683,7 @@
       <w:spacing w:after="0" w:line="240" w:lineRule="auto"/>
     </w:pPr>
     <w:rPr>
+      <w:rFonts w:eastAsia="黑体"/>
       <w:color w:themeColor="text1" w:val="000000"/>
     </w:rPr>
     <w:tblPr>
@@ -14092,6 +14702,7 @@
     </w:tcPr>
     <w:tblStylePr w:type="firstRow">
       <w:rPr>
+        <w:rFonts w:eastAsia="黑体"/>
         <w:b/>
         <w:bCs/>
         <w:color w:themeColor="background1" w:val="FFFFFF"/>
@@ -14106,6 +14717,7 @@
     </w:tblStylePr>
     <w:tblStylePr w:type="lastRow">
       <w:rPr>
+        <w:rFonts w:eastAsia="黑体"/>
         <w:b/>
         <w:bCs/>
         <w:color w:themeColor="accent2" w:themeShade="CC" w:val="9E3A38"/>
@@ -14120,12 +14732,14 @@
     </w:tblStylePr>
     <w:tblStylePr w:type="firstCol">
       <w:rPr>
+        <w:rFonts w:eastAsia="黑体"/>
         <w:b/>
         <w:bCs/>
       </w:rPr>
     </w:tblStylePr>
     <w:tblStylePr w:type="lastCol">
       <w:rPr>
+        <w:rFonts w:eastAsia="黑体"/>
         <w:b/>
         <w:bCs/>
       </w:rPr>
@@ -14160,6 +14774,7 @@
       <w:spacing w:after="0" w:line="240" w:lineRule="auto"/>
     </w:pPr>
     <w:rPr>
+      <w:rFonts w:eastAsia="黑体"/>
       <w:color w:themeColor="text1" w:val="000000"/>
     </w:rPr>
     <w:tblPr>
@@ -14178,6 +14793,7 @@
     </w:tcPr>
     <w:tblStylePr w:type="firstRow">
       <w:rPr>
+        <w:rFonts w:eastAsia="黑体"/>
         <w:b/>
         <w:bCs/>
         <w:color w:themeColor="background1" w:val="FFFFFF"/>
@@ -14192,6 +14808,7 @@
     </w:tblStylePr>
     <w:tblStylePr w:type="lastRow">
       <w:rPr>
+        <w:rFonts w:eastAsia="黑体"/>
         <w:b/>
         <w:bCs/>
         <w:color w:themeColor="accent4" w:themeShade="CC" w:val="664E82"/>
@@ -14206,12 +14823,14 @@
     </w:tblStylePr>
     <w:tblStylePr w:type="firstCol">
       <w:rPr>
+        <w:rFonts w:eastAsia="黑体"/>
         <w:b/>
         <w:bCs/>
       </w:rPr>
     </w:tblStylePr>
     <w:tblStylePr w:type="lastCol">
       <w:rPr>
+        <w:rFonts w:eastAsia="黑体"/>
         <w:b/>
         <w:bCs/>
       </w:rPr>
@@ -14246,6 +14865,7 @@
       <w:spacing w:after="0" w:line="240" w:lineRule="auto"/>
     </w:pPr>
     <w:rPr>
+      <w:rFonts w:eastAsia="黑体"/>
       <w:color w:themeColor="text1" w:val="000000"/>
     </w:rPr>
     <w:tblPr>
@@ -14264,6 +14884,7 @@
     </w:tcPr>
     <w:tblStylePr w:type="firstRow">
       <w:rPr>
+        <w:rFonts w:eastAsia="黑体"/>
         <w:b/>
         <w:bCs/>
         <w:color w:themeColor="background1" w:val="FFFFFF"/>
@@ -14278,6 +14899,7 @@
     </w:tblStylePr>
     <w:tblStylePr w:type="lastRow">
       <w:rPr>
+        <w:rFonts w:eastAsia="黑体"/>
         <w:b/>
         <w:bCs/>
         <w:color w:themeColor="accent3" w:themeShade="CC" w:val="7E9C40"/>
@@ -14292,12 +14914,14 @@
     </w:tblStylePr>
     <w:tblStylePr w:type="firstCol">
       <w:rPr>
+        <w:rFonts w:eastAsia="黑体"/>
         <w:b/>
         <w:bCs/>
       </w:rPr>
     </w:tblStylePr>
     <w:tblStylePr w:type="lastCol">
       <w:rPr>
+        <w:rFonts w:eastAsia="黑体"/>
         <w:b/>
         <w:bCs/>
       </w:rPr>
@@ -14332,6 +14956,7 @@
       <w:spacing w:after="0" w:line="240" w:lineRule="auto"/>
     </w:pPr>
     <w:rPr>
+      <w:rFonts w:eastAsia="黑体"/>
       <w:color w:themeColor="text1" w:val="000000"/>
     </w:rPr>
     <w:tblPr>
@@ -14350,6 +14975,7 @@
     </w:tcPr>
     <w:tblStylePr w:type="firstRow">
       <w:rPr>
+        <w:rFonts w:eastAsia="黑体"/>
         <w:b/>
         <w:bCs/>
         <w:color w:themeColor="background1" w:val="FFFFFF"/>
@@ -14364,6 +14990,7 @@
     </w:tblStylePr>
     <w:tblStylePr w:type="lastRow">
       <w:rPr>
+        <w:rFonts w:eastAsia="黑体"/>
         <w:b/>
         <w:bCs/>
         <w:color w:themeColor="accent6" w:themeShade="CC" w:val="F2730A"/>
@@ -14378,12 +15005,14 @@
     </w:tblStylePr>
     <w:tblStylePr w:type="firstCol">
       <w:rPr>
+        <w:rFonts w:eastAsia="黑体"/>
         <w:b/>
         <w:bCs/>
       </w:rPr>
     </w:tblStylePr>
     <w:tblStylePr w:type="lastCol">
       <w:rPr>
+        <w:rFonts w:eastAsia="黑体"/>
         <w:b/>
         <w:bCs/>
       </w:rPr>
@@ -14418,6 +15047,7 @@
       <w:spacing w:after="0" w:line="240" w:lineRule="auto"/>
     </w:pPr>
     <w:rPr>
+      <w:rFonts w:eastAsia="黑体"/>
       <w:color w:themeColor="text1" w:val="000000"/>
     </w:rPr>
     <w:tblPr>
@@ -14436,6 +15066,7 @@
     </w:tcPr>
     <w:tblStylePr w:type="firstRow">
       <w:rPr>
+        <w:rFonts w:eastAsia="黑体"/>
         <w:b/>
         <w:bCs/>
         <w:color w:themeColor="background1" w:val="FFFFFF"/>
@@ -14450,6 +15081,7 @@
     </w:tblStylePr>
     <w:tblStylePr w:type="lastRow">
       <w:rPr>
+        <w:rFonts w:eastAsia="黑体"/>
         <w:b/>
         <w:bCs/>
         <w:color w:themeColor="accent5" w:themeShade="CC" w:val="348DA5"/>
@@ -14464,12 +15096,14 @@
     </w:tblStylePr>
     <w:tblStylePr w:type="firstCol">
       <w:rPr>
+        <w:rFonts w:eastAsia="黑体"/>
         <w:b/>
         <w:bCs/>
       </w:rPr>
     </w:tblStylePr>
     <w:tblStylePr w:type="lastCol">
       <w:rPr>
+        <w:rFonts w:eastAsia="黑体"/>
         <w:b/>
         <w:bCs/>
       </w:rPr>
@@ -14504,6 +15138,7 @@
       <w:spacing w:after="0" w:line="240" w:lineRule="auto"/>
     </w:pPr>
     <w:rPr>
+      <w:rFonts w:eastAsia="黑体"/>
       <w:color w:themeColor="text1" w:val="000000"/>
     </w:rPr>
     <w:tblPr>
@@ -14525,6 +15160,7 @@
     </w:tcPr>
     <w:tblStylePr w:type="firstRow">
       <w:rPr>
+        <w:rFonts w:eastAsia="黑体"/>
         <w:b/>
         <w:bCs/>
       </w:rPr>
@@ -14535,6 +15171,7 @@
     </w:tblStylePr>
     <w:tblStylePr w:type="lastRow">
       <w:rPr>
+        <w:rFonts w:eastAsia="黑体"/>
         <w:b/>
         <w:bCs/>
         <w:color w:themeColor="text1" w:val="000000"/>
@@ -14546,6 +15183,7 @@
     </w:tblStylePr>
     <w:tblStylePr w:type="firstCol">
       <w:rPr>
+        <w:rFonts w:eastAsia="黑体"/>
         <w:color w:themeColor="background1" w:val="FFFFFF"/>
       </w:rPr>
       <w:tblPr/>
@@ -14555,6 +15193,7 @@
     </w:tblStylePr>
     <w:tblStylePr w:type="lastCol">
       <w:rPr>
+        <w:rFonts w:eastAsia="黑体"/>
         <w:color w:themeColor="background1" w:val="FFFFFF"/>
       </w:rPr>
       <w:tblPr/>
@@ -14584,6 +15223,7 @@
       <w:spacing w:after="0" w:line="240" w:lineRule="auto"/>
     </w:pPr>
     <w:rPr>
+      <w:rFonts w:eastAsia="黑体"/>
       <w:color w:themeColor="text1" w:val="000000"/>
     </w:rPr>
     <w:tblPr>
@@ -14605,6 +15245,7 @@
     </w:tcPr>
     <w:tblStylePr w:type="firstRow">
       <w:rPr>
+        <w:rFonts w:eastAsia="黑体"/>
         <w:b/>
         <w:bCs/>
       </w:rPr>
@@ -14615,6 +15256,7 @@
     </w:tblStylePr>
     <w:tblStylePr w:type="lastRow">
       <w:rPr>
+        <w:rFonts w:eastAsia="黑体"/>
         <w:b/>
         <w:bCs/>
         <w:color w:themeColor="text1" w:val="000000"/>
@@ -14626,6 +15268,7 @@
     </w:tblStylePr>
     <w:tblStylePr w:type="firstCol">
       <w:rPr>
+        <w:rFonts w:eastAsia="黑体"/>
         <w:color w:themeColor="background1" w:val="FFFFFF"/>
       </w:rPr>
       <w:tblPr/>
@@ -14635,6 +15278,7 @@
     </w:tblStylePr>
     <w:tblStylePr w:type="lastCol">
       <w:rPr>
+        <w:rFonts w:eastAsia="黑体"/>
         <w:color w:themeColor="background1" w:val="FFFFFF"/>
       </w:rPr>
       <w:tblPr/>
@@ -14664,6 +15308,7 @@
       <w:spacing w:after="0" w:line="240" w:lineRule="auto"/>
     </w:pPr>
     <w:rPr>
+      <w:rFonts w:eastAsia="黑体"/>
       <w:color w:themeColor="text1" w:val="000000"/>
     </w:rPr>
     <w:tblPr>
@@ -14685,6 +15330,7 @@
     </w:tcPr>
     <w:tblStylePr w:type="firstRow">
       <w:rPr>
+        <w:rFonts w:eastAsia="黑体"/>
         <w:b/>
         <w:bCs/>
       </w:rPr>
@@ -14695,6 +15341,7 @@
     </w:tblStylePr>
     <w:tblStylePr w:type="lastRow">
       <w:rPr>
+        <w:rFonts w:eastAsia="黑体"/>
         <w:b/>
         <w:bCs/>
         <w:color w:themeColor="text1" w:val="000000"/>
@@ -14706,6 +15353,7 @@
     </w:tblStylePr>
     <w:tblStylePr w:type="firstCol">
       <w:rPr>
+        <w:rFonts w:eastAsia="黑体"/>
         <w:color w:themeColor="background1" w:val="FFFFFF"/>
       </w:rPr>
       <w:tblPr/>
@@ -14715,6 +15363,7 @@
     </w:tblStylePr>
     <w:tblStylePr w:type="lastCol">
       <w:rPr>
+        <w:rFonts w:eastAsia="黑体"/>
         <w:color w:themeColor="background1" w:val="FFFFFF"/>
       </w:rPr>
       <w:tblPr/>
@@ -14744,6 +15393,7 @@
       <w:spacing w:after="0" w:line="240" w:lineRule="auto"/>
     </w:pPr>
     <w:rPr>
+      <w:rFonts w:eastAsia="黑体"/>
       <w:color w:themeColor="text1" w:val="000000"/>
     </w:rPr>
     <w:tblPr>
@@ -14765,6 +15415,7 @@
     </w:tcPr>
     <w:tblStylePr w:type="firstRow">
       <w:rPr>
+        <w:rFonts w:eastAsia="黑体"/>
         <w:b/>
         <w:bCs/>
       </w:rPr>
@@ -14775,6 +15426,7 @@
     </w:tblStylePr>
     <w:tblStylePr w:type="lastRow">
       <w:rPr>
+        <w:rFonts w:eastAsia="黑体"/>
         <w:b/>
         <w:bCs/>
         <w:color w:themeColor="text1" w:val="000000"/>
@@ -14786,6 +15438,7 @@
     </w:tblStylePr>
     <w:tblStylePr w:type="firstCol">
       <w:rPr>
+        <w:rFonts w:eastAsia="黑体"/>
         <w:color w:themeColor="background1" w:val="FFFFFF"/>
       </w:rPr>
       <w:tblPr/>
@@ -14795,6 +15448,7 @@
     </w:tblStylePr>
     <w:tblStylePr w:type="lastCol">
       <w:rPr>
+        <w:rFonts w:eastAsia="黑体"/>
         <w:color w:themeColor="background1" w:val="FFFFFF"/>
       </w:rPr>
       <w:tblPr/>
@@ -14824,6 +15478,7 @@
       <w:spacing w:after="0" w:line="240" w:lineRule="auto"/>
     </w:pPr>
     <w:rPr>
+      <w:rFonts w:eastAsia="黑体"/>
       <w:color w:themeColor="text1" w:val="000000"/>
     </w:rPr>
     <w:tblPr>
@@ -14845,6 +15500,7 @@
     </w:tcPr>
     <w:tblStylePr w:type="firstRow">
       <w:rPr>
+        <w:rFonts w:eastAsia="黑体"/>
         <w:b/>
         <w:bCs/>
       </w:rPr>
@@ -14855,6 +15511,7 @@
     </w:tblStylePr>
     <w:tblStylePr w:type="lastRow">
       <w:rPr>
+        <w:rFonts w:eastAsia="黑体"/>
         <w:b/>
         <w:bCs/>
         <w:color w:themeColor="text1" w:val="000000"/>
@@ -14866,6 +15523,7 @@
     </w:tblStylePr>
     <w:tblStylePr w:type="firstCol">
       <w:rPr>
+        <w:rFonts w:eastAsia="黑体"/>
         <w:color w:themeColor="background1" w:val="FFFFFF"/>
       </w:rPr>
       <w:tblPr/>
@@ -14875,6 +15533,7 @@
     </w:tblStylePr>
     <w:tblStylePr w:type="lastCol">
       <w:rPr>
+        <w:rFonts w:eastAsia="黑体"/>
         <w:color w:themeColor="background1" w:val="FFFFFF"/>
       </w:rPr>
       <w:tblPr/>
@@ -14904,6 +15563,7 @@
       <w:spacing w:after="0" w:line="240" w:lineRule="auto"/>
     </w:pPr>
     <w:rPr>
+      <w:rFonts w:eastAsia="黑体"/>
       <w:color w:themeColor="text1" w:val="000000"/>
     </w:rPr>
     <w:tblPr>
@@ -14925,6 +15585,7 @@
     </w:tcPr>
     <w:tblStylePr w:type="firstRow">
       <w:rPr>
+        <w:rFonts w:eastAsia="黑体"/>
         <w:b/>
         <w:bCs/>
       </w:rPr>
@@ -14935,6 +15596,7 @@
     </w:tblStylePr>
     <w:tblStylePr w:type="lastRow">
       <w:rPr>
+        <w:rFonts w:eastAsia="黑体"/>
         <w:b/>
         <w:bCs/>
         <w:color w:themeColor="text1" w:val="000000"/>
@@ -14946,6 +15608,7 @@
     </w:tblStylePr>
     <w:tblStylePr w:type="firstCol">
       <w:rPr>
+        <w:rFonts w:eastAsia="黑体"/>
         <w:color w:themeColor="background1" w:val="FFFFFF"/>
       </w:rPr>
       <w:tblPr/>
@@ -14955,6 +15618,7 @@
     </w:tblStylePr>
     <w:tblStylePr w:type="lastCol">
       <w:rPr>
+        <w:rFonts w:eastAsia="黑体"/>
         <w:color w:themeColor="background1" w:val="FFFFFF"/>
       </w:rPr>
       <w:tblPr/>
@@ -14984,6 +15648,7 @@
       <w:spacing w:after="0" w:line="240" w:lineRule="auto"/>
     </w:pPr>
     <w:rPr>
+      <w:rFonts w:eastAsia="黑体"/>
       <w:color w:themeColor="text1" w:val="000000"/>
     </w:rPr>
     <w:tblPr>
@@ -15005,6 +15670,7 @@
     </w:tcPr>
     <w:tblStylePr w:type="firstRow">
       <w:rPr>
+        <w:rFonts w:eastAsia="黑体"/>
         <w:b/>
         <w:bCs/>
       </w:rPr>
@@ -15015,6 +15681,7 @@
     </w:tblStylePr>
     <w:tblStylePr w:type="lastRow">
       <w:rPr>
+        <w:rFonts w:eastAsia="黑体"/>
         <w:b/>
         <w:bCs/>
         <w:color w:themeColor="text1" w:val="000000"/>
@@ -15026,6 +15693,7 @@
     </w:tblStylePr>
     <w:tblStylePr w:type="firstCol">
       <w:rPr>
+        <w:rFonts w:eastAsia="黑体"/>
         <w:color w:themeColor="background1" w:val="FFFFFF"/>
       </w:rPr>
       <w:tblPr/>
@@ -15035,6 +15703,7 @@
     </w:tblStylePr>
     <w:tblStylePr w:type="lastCol">
       <w:rPr>
+        <w:rFonts w:eastAsia="黑体"/>
         <w:color w:themeColor="background1" w:val="FFFFFF"/>
       </w:rPr>
       <w:tblPr/>
@@ -15067,6 +15736,7 @@
     <w:name w:val="KeywordTok"/>
     <w:basedOn w:val="VerbatimChar"/>
     <w:rPr>
+      <w:rFonts w:eastAsia="黑体"/>
       <w:b/>
       <w:color w:val="007020"/>
     </w:rPr>
@@ -15075,6 +15745,7 @@
     <w:name w:val="DataTypeTok"/>
     <w:basedOn w:val="VerbatimChar"/>
     <w:rPr>
+      <w:rFonts w:eastAsia="黑体"/>
       <w:color w:val="902000"/>
     </w:rPr>
   </w:style>
@@ -15082,6 +15753,7 @@
     <w:name w:val="DecValTok"/>
     <w:basedOn w:val="VerbatimChar"/>
     <w:rPr>
+      <w:rFonts w:eastAsia="黑体"/>
       <w:color w:val="40a070"/>
     </w:rPr>
   </w:style>
@@ -15089,6 +15761,7 @@
     <w:name w:val="BaseNTok"/>
     <w:basedOn w:val="VerbatimChar"/>
     <w:rPr>
+      <w:rFonts w:eastAsia="黑体"/>
       <w:color w:val="40a070"/>
     </w:rPr>
   </w:style>
@@ -15096,6 +15769,7 @@
     <w:name w:val="FloatTok"/>
     <w:basedOn w:val="VerbatimChar"/>
     <w:rPr>
+      <w:rFonts w:eastAsia="黑体"/>
       <w:color w:val="40a070"/>
     </w:rPr>
   </w:style>
@@ -15103,6 +15777,7 @@
     <w:name w:val="ConstantTok"/>
     <w:basedOn w:val="VerbatimChar"/>
     <w:rPr>
+      <w:rFonts w:eastAsia="黑体"/>
       <w:color w:val="880000"/>
     </w:rPr>
   </w:style>
@@ -15110,6 +15785,7 @@
     <w:name w:val="CharTok"/>
     <w:basedOn w:val="VerbatimChar"/>
     <w:rPr>
+      <w:rFonts w:eastAsia="黑体"/>
       <w:color w:val="4070a0"/>
     </w:rPr>
   </w:style>
@@ -15117,6 +15793,7 @@
     <w:name w:val="SpecialCharTok"/>
     <w:basedOn w:val="VerbatimChar"/>
     <w:rPr>
+      <w:rFonts w:eastAsia="黑体"/>
       <w:color w:val="4070a0"/>
     </w:rPr>
   </w:style>
@@ -15124,6 +15801,7 @@
     <w:name w:val="StringTok"/>
     <w:basedOn w:val="VerbatimChar"/>
     <w:rPr>
+      <w:rFonts w:eastAsia="黑体"/>
       <w:color w:val="4070a0"/>
     </w:rPr>
   </w:style>
@@ -15131,6 +15809,7 @@
     <w:name w:val="VerbatimStringTok"/>
     <w:basedOn w:val="VerbatimChar"/>
     <w:rPr>
+      <w:rFonts w:eastAsia="黑体"/>
       <w:color w:val="4070a0"/>
     </w:rPr>
   </w:style>
@@ -15138,6 +15817,7 @@
     <w:name w:val="SpecialStringTok"/>
     <w:basedOn w:val="VerbatimChar"/>
     <w:rPr>
+      <w:rFonts w:eastAsia="黑体"/>
       <w:color w:val="bb6688"/>
     </w:rPr>
   </w:style>
@@ -15145,6 +15825,7 @@
     <w:name w:val="ImportTok"/>
     <w:basedOn w:val="VerbatimChar"/>
     <w:rPr>
+      <w:rFonts w:eastAsia="黑体"/>
       <w:b/>
       <w:color w:val="008000"/>
     </w:rPr>
@@ -15153,6 +15834,7 @@
     <w:name w:val="CommentTok"/>
     <w:basedOn w:val="VerbatimChar"/>
     <w:rPr>
+      <w:rFonts w:eastAsia="黑体"/>
       <w:i/>
       <w:color w:val="60a0b0"/>
     </w:rPr>
@@ -15161,6 +15843,7 @@
     <w:name w:val="DocumentationTok"/>
     <w:basedOn w:val="VerbatimChar"/>
     <w:rPr>
+      <w:rFonts w:eastAsia="黑体"/>
       <w:i/>
       <w:color w:val="ba2121"/>
     </w:rPr>
@@ -15169,6 +15852,7 @@
     <w:name w:val="AnnotationTok"/>
     <w:basedOn w:val="VerbatimChar"/>
     <w:rPr>
+      <w:rFonts w:eastAsia="黑体"/>
       <w:b/>
       <w:i/>
       <w:color w:val="60a0b0"/>
@@ -15178,6 +15862,7 @@
     <w:name w:val="CommentVarTok"/>
     <w:basedOn w:val="VerbatimChar"/>
     <w:rPr>
+      <w:rFonts w:eastAsia="黑体"/>
       <w:b/>
       <w:i/>
       <w:color w:val="60a0b0"/>
@@ -15187,6 +15872,7 @@
     <w:name w:val="OtherTok"/>
     <w:basedOn w:val="VerbatimChar"/>
     <w:rPr>
+      <w:rFonts w:eastAsia="黑体"/>
       <w:color w:val="007020"/>
     </w:rPr>
   </w:style>
@@ -15194,6 +15880,7 @@
     <w:name w:val="FunctionTok"/>
     <w:basedOn w:val="VerbatimChar"/>
     <w:rPr>
+      <w:rFonts w:eastAsia="黑体"/>
       <w:color w:val="06287e"/>
     </w:rPr>
   </w:style>
@@ -15201,6 +15888,7 @@
     <w:name w:val="VariableTok"/>
     <w:basedOn w:val="VerbatimChar"/>
     <w:rPr>
+      <w:rFonts w:eastAsia="黑体"/>
       <w:color w:val="19177c"/>
     </w:rPr>
   </w:style>
@@ -15208,6 +15896,7 @@
     <w:name w:val="ControlFlowTok"/>
     <w:basedOn w:val="VerbatimChar"/>
     <w:rPr>
+      <w:rFonts w:eastAsia="黑体"/>
       <w:b/>
       <w:color w:val="007020"/>
     </w:rPr>
@@ -15216,6 +15905,7 @@
     <w:name w:val="OperatorTok"/>
     <w:basedOn w:val="VerbatimChar"/>
     <w:rPr>
+      <w:rFonts w:eastAsia="黑体"/>
       <w:color w:val="666666"/>
     </w:rPr>
   </w:style>
@@ -15223,18 +15913,22 @@
     <w:name w:val="BuiltInTok"/>
     <w:basedOn w:val="VerbatimChar"/>
     <w:rPr>
+      <w:rFonts w:eastAsia="黑体"/>
       <w:color w:val="008000"/>
     </w:rPr>
   </w:style>
   <w:style w:type="character" w:customStyle="1" w:styleId="ExtensionTok">
     <w:name w:val="ExtensionTok"/>
     <w:basedOn w:val="VerbatimChar"/>
-    <w:rPr/>
+    <w:rPr>
+      <w:rFonts w:eastAsia="黑体"/>
+    </w:rPr>
   </w:style>
   <w:style w:type="character" w:customStyle="1" w:styleId="PreprocessorTok">
     <w:name w:val="PreprocessorTok"/>
     <w:basedOn w:val="VerbatimChar"/>
     <w:rPr>
+      <w:rFonts w:eastAsia="黑体"/>
       <w:color w:val="bc7a00"/>
     </w:rPr>
   </w:style>
@@ -15242,18 +15936,22 @@
     <w:name w:val="AttributeTok"/>
     <w:basedOn w:val="VerbatimChar"/>
     <w:rPr>
+      <w:rFonts w:eastAsia="黑体"/>
       <w:color w:val="7d9029"/>
     </w:rPr>
   </w:style>
   <w:style w:type="character" w:customStyle="1" w:styleId="RegionMarkerTok">
     <w:name w:val="RegionMarkerTok"/>
     <w:basedOn w:val="VerbatimChar"/>
-    <w:rPr/>
+    <w:rPr>
+      <w:rFonts w:eastAsia="黑体"/>
+    </w:rPr>
   </w:style>
   <w:style w:type="character" w:customStyle="1" w:styleId="InformationTok">
     <w:name w:val="InformationTok"/>
     <w:basedOn w:val="VerbatimChar"/>
     <w:rPr>
+      <w:rFonts w:eastAsia="黑体"/>
       <w:b/>
       <w:i/>
       <w:color w:val="60a0b0"/>
@@ -15263,6 +15961,7 @@
     <w:name w:val="WarningTok"/>
     <w:basedOn w:val="VerbatimChar"/>
     <w:rPr>
+      <w:rFonts w:eastAsia="黑体"/>
       <w:b/>
       <w:i/>
       <w:color w:val="60a0b0"/>
@@ -15272,6 +15971,7 @@
     <w:name w:val="AlertTok"/>
     <w:basedOn w:val="VerbatimChar"/>
     <w:rPr>
+      <w:rFonts w:eastAsia="黑体"/>
       <w:b/>
       <w:color w:val="ff0000"/>
     </w:rPr>
@@ -15280,6 +15980,7 @@
     <w:name w:val="ErrorTok"/>
     <w:basedOn w:val="VerbatimChar"/>
     <w:rPr>
+      <w:rFonts w:eastAsia="黑体"/>
       <w:b/>
       <w:color w:val="ff0000"/>
     </w:rPr>
@@ -15287,7 +15988,9 @@
   <w:style w:type="character" w:customStyle="1" w:styleId="NormalTok">
     <w:name w:val="NormalTok"/>
     <w:basedOn w:val="VerbatimChar"/>
-    <w:rPr/>
+    <w:rPr>
+      <w:rFonts w:eastAsia="黑体"/>
+    </w:rPr>
   </w:style>
 </w:styles>
 </file>
@@ -15336,12 +16039,12 @@
     <a:fontScheme name="Office">
       <a:majorFont>
         <a:latin typeface="Calibri"/>
-        <a:ea typeface=""/>
+        <a:ea typeface="黑体"/>
         <a:cs typeface=""/>
         <a:font script="Jpan" typeface="ＭＳ ゴシック"/>
         <a:font script="Hang" typeface="맑은 고딕"/>
-        <a:font script="Hans" typeface="宋体"/>
-        <a:font script="Hant" typeface="新細明體"/>
+        <a:font script="Hans" typeface="黑体"/>
+        <a:font script="Hant" typeface="黑体"/>
         <a:font script="Arab" typeface="Times New Roman"/>
         <a:font script="Hebr" typeface="Times New Roman"/>
         <a:font script="Thai" typeface="Angsana New"/>
@@ -15371,12 +16074,12 @@
       </a:majorFont>
       <a:minorFont>
         <a:latin typeface="Cambria"/>
-        <a:ea typeface=""/>
+        <a:ea typeface="黑体"/>
         <a:cs typeface=""/>
         <a:font script="Jpan" typeface="ＭＳ 明朝"/>
         <a:font script="Hang" typeface="맑은 고딕"/>
-        <a:font script="Hans" typeface="宋体"/>
-        <a:font script="Hant" typeface="新細明體"/>
+        <a:font script="Hans" typeface="黑体"/>
+        <a:font script="Hant" typeface="黑体"/>
         <a:font script="Arab" typeface="Arial"/>
         <a:font script="Hebr" typeface="Arial"/>
         <a:font script="Thai" typeface="Cordia New"/>

--- a/02-放大电路/03-音频放大电路/音频功率放大电路/音频功率放大电路.docx
+++ b/02-放大电路/03-音频放大电路/音频功率放大电路/音频功率放大电路.docx
@@ -2968,7 +2968,7 @@
           <w:color w:val="555555"/>
           <w:sz w:val="21"/>
         </w:rPr>
-        <w:t>材料收集者：杜文杰，WX手机：19519196569，QQ:3478827729</w:t>
+        <w:t>材料收集者：杜文杰，微信/手机：19519196569，QQ:3478827729</w:t>
       </w:r>
     </w:p>
     <w:sectPr>
